--- a/Documents/БИВТ-24-7_Недопекина _АС_13.docx
+++ b/Documents/БИВТ-24-7_Недопекина _АС_13.docx
@@ -5,37 +5,45 @@
     <w:p>
       <w:pPr>
         <w:pStyle w:val="BodyText"/>
-        <w:spacing w:before="0"/>
+        <w:spacing w:before="0" w:after="0" w:line="276"/>
         <w:ind w:left="106" w:right="107"/>
         <w:jc w:val="center"/>
         <w:rPr>
+          <w:b/>
+          <w:bCs/>
           <w:color w:val="1d2024"/>
-          <w:sz w:val="24"/>
-          <w:szCs w:val="24"/>
-        </w:rPr>
-      </w:pPr>
-      <w:r>
-        <w:rPr>
+          <w:sz w:val="28"/>
+          <w:szCs w:val="28"/>
+        </w:rPr>
+      </w:pPr>
+      <w:r>
+        <w:rPr>
+          <w:b/>
+          <w:bCs/>
           <w:color w:val="1d2024"/>
-          <w:sz w:val="24"/>
-          <w:szCs w:val="24"/>
+          <w:sz w:val="28"/>
+          <w:szCs w:val="28"/>
         </w:rPr>
         <w:t>МИНИСТЕРСТВО НАУКИ И ВЫСШЕГО ОБРАЗОВАНИЯ РОССИЙСКОЙ</w:t>
       </w:r>
       <w:r>
         <w:rPr>
+          <w:b/>
+          <w:bCs/>
           <w:color w:val="1d2024"/>
           <w:spacing w:val="-67"/>
-          <w:sz w:val="24"/>
-          <w:szCs w:val="24"/>
+          <w:sz w:val="28"/>
+          <w:szCs w:val="28"/>
         </w:rPr>
         <w:t xml:space="preserve"> </w:t>
       </w:r>
       <w:r>
         <w:rPr>
+          <w:b/>
+          <w:bCs/>
           <w:color w:val="1d2024"/>
-          <w:sz w:val="24"/>
-          <w:szCs w:val="24"/>
+          <w:sz w:val="28"/>
+          <w:szCs w:val="28"/>
         </w:rPr>
         <w:t>ФЕДЕРАЦИИ</w:t>
       </w:r>
@@ -43,7 +51,167 @@
     <w:p>
       <w:pPr>
         <w:pStyle w:val="BodyText"/>
-        <w:spacing w:before="0"/>
+        <w:spacing w:before="0" w:after="0" w:line="276"/>
+        <w:ind w:left="106" w:right="107"/>
+        <w:jc w:val="center"/>
+        <w:rPr>
+          <w:b/>
+          <w:bCs/>
+          <w:color w:val="1d2024"/>
+          <w:sz w:val="28"/>
+          <w:szCs w:val="28"/>
+        </w:rPr>
+      </w:pPr>
+      <w:r>
+        <w:rPr>
+          <w:b/>
+          <w:bCs/>
+          <w:color w:val="1d2024"/>
+          <w:sz w:val="28"/>
+          <w:szCs w:val="28"/>
+        </w:rPr>
+        <w:t>ФЕДЕРАЛЬНОЕ</w:t>
+      </w:r>
+      <w:r>
+        <w:rPr>
+          <w:b/>
+          <w:bCs/>
+          <w:color w:val="1d2024"/>
+          <w:spacing w:val="-3"/>
+          <w:sz w:val="28"/>
+          <w:szCs w:val="28"/>
+        </w:rPr>
+        <w:t xml:space="preserve"> </w:t>
+      </w:r>
+      <w:r>
+        <w:rPr>
+          <w:b/>
+          <w:bCs/>
+          <w:color w:val="1d2024"/>
+          <w:sz w:val="28"/>
+          <w:szCs w:val="28"/>
+        </w:rPr>
+        <w:t>ГОСУДАРСТВЕННОЕ</w:t>
+      </w:r>
+      <w:r>
+        <w:rPr>
+          <w:b/>
+          <w:bCs/>
+          <w:color w:val="1d2024"/>
+          <w:spacing w:val="-3"/>
+          <w:sz w:val="28"/>
+          <w:szCs w:val="28"/>
+        </w:rPr>
+        <w:t xml:space="preserve"> </w:t>
+      </w:r>
+      <w:r>
+        <w:rPr>
+          <w:b/>
+          <w:bCs/>
+          <w:color w:val="1d2024"/>
+          <w:sz w:val="28"/>
+          <w:szCs w:val="28"/>
+        </w:rPr>
+        <w:t>АВТОНОМНОЕ</w:t>
+      </w:r>
+      <w:r>
+        <w:rPr>
+          <w:b/>
+          <w:bCs/>
+          <w:color w:val="1d2024"/>
+          <w:sz w:val="28"/>
+          <w:szCs w:val="28"/>
+        </w:rPr>
+        <w:t xml:space="preserve"> </w:t>
+      </w:r>
+      <w:r>
+        <w:rPr>
+          <w:b/>
+          <w:bCs/>
+          <w:color w:val="1d2024"/>
+          <w:sz w:val="28"/>
+          <w:szCs w:val="28"/>
+        </w:rPr>
+        <w:t>ОБРАЗОВАТЕЛЬНОЕ</w:t>
+      </w:r>
+      <w:r>
+        <w:rPr>
+          <w:b/>
+          <w:bCs/>
+          <w:color w:val="1d2024"/>
+          <w:spacing w:val="-2"/>
+          <w:sz w:val="28"/>
+          <w:szCs w:val="28"/>
+        </w:rPr>
+        <w:t xml:space="preserve"> </w:t>
+      </w:r>
+      <w:r>
+        <w:rPr>
+          <w:b/>
+          <w:bCs/>
+          <w:color w:val="1d2024"/>
+          <w:sz w:val="28"/>
+          <w:szCs w:val="28"/>
+        </w:rPr>
+        <w:t>УЧРЕЖДЕНИЕ</w:t>
+      </w:r>
+      <w:r>
+        <w:rPr>
+          <w:b/>
+          <w:bCs/>
+          <w:color w:val="1d2024"/>
+          <w:spacing w:val="-2"/>
+          <w:sz w:val="28"/>
+          <w:szCs w:val="28"/>
+        </w:rPr>
+        <w:t xml:space="preserve"> </w:t>
+      </w:r>
+      <w:r>
+        <w:rPr>
+          <w:b/>
+          <w:bCs/>
+          <w:color w:val="1d2024"/>
+          <w:sz w:val="28"/>
+          <w:szCs w:val="28"/>
+        </w:rPr>
+        <w:t>ВЫСШЕГО</w:t>
+      </w:r>
+      <w:r>
+        <w:rPr>
+          <w:b/>
+          <w:bCs/>
+          <w:color w:val="1d2024"/>
+          <w:spacing w:val="-2"/>
+          <w:sz w:val="28"/>
+          <w:szCs w:val="28"/>
+        </w:rPr>
+        <w:t xml:space="preserve"> </w:t>
+      </w:r>
+      <w:r>
+        <w:rPr>
+          <w:b/>
+          <w:bCs/>
+          <w:color w:val="1d2024"/>
+          <w:sz w:val="28"/>
+          <w:szCs w:val="28"/>
+        </w:rPr>
+        <w:t>ОБРАЗОВАНИЯ</w:t>
+      </w:r>
+      <w:r>
+        <w:rPr>
+          <w:b/>
+          <w:bCs/>
+          <w:color w:val="1d2024"/>
+          <w:sz w:val="28"/>
+          <w:szCs w:val="28"/>
+        </w:rPr>
+        <w:t xml:space="preserve"> </w:t>
+      </w:r>
+    </w:p>
+    <w:p>
+      <w:pPr>
+        <w:pStyle w:val="BodyText"/>
+        <w:spacing w:before="0" w:after="0" w:line="276"/>
         <w:ind w:left="106" w:right="107"/>
         <w:jc w:val="center"/>
         <w:rPr>
@@ -59,23 +227,60 @@
           <w:b/>
           <w:bCs/>
           <w:color w:val="1d2024"/>
-          <w:sz w:val="24"/>
-          <w:szCs w:val="24"/>
-        </w:rPr>
-        <w:t>ФЕДЕРАЛЬНОЕ</w:t>
+          <w:sz w:val="28"/>
+          <w:szCs w:val="28"/>
+        </w:rPr>
+        <w:t>«НАЦИОНАЛЬНЫЙ ИССЛЕДОВАТЕЛЬСКИЙ ТЕХНОЛОГИЧЕСКИЙ</w:t>
       </w:r>
       <w:r>
         <w:rPr>
           <w:b/>
           <w:bCs/>
           <w:color w:val="1d2024"/>
-          <w:spacing w:val="-3"/>
-          <w:sz w:val="24"/>
-          <w:szCs w:val="24"/>
+          <w:spacing w:val="-67"/>
+          <w:sz w:val="28"/>
+          <w:szCs w:val="28"/>
         </w:rPr>
         <w:t xml:space="preserve"> </w:t>
       </w:r>
       <w:r>
+        <w:rPr>
+          <w:b/>
+          <w:bCs/>
+          <w:color w:val="1d2024"/>
+          <w:sz w:val="28"/>
+          <w:szCs w:val="28"/>
+        </w:rPr>
+        <w:t>УНИВЕРСИТЕТ</w:t>
+      </w:r>
+      <w:r>
+        <w:rPr>
+          <w:b/>
+          <w:bCs/>
+          <w:color w:val="1d2024"/>
+          <w:spacing w:val="-5"/>
+          <w:sz w:val="28"/>
+          <w:szCs w:val="28"/>
+        </w:rPr>
+        <w:t xml:space="preserve"> </w:t>
+      </w:r>
+      <w:r>
+        <w:rPr>
+          <w:b/>
+          <w:bCs/>
+          <w:color w:val="1d2024"/>
+          <w:sz w:val="28"/>
+          <w:szCs w:val="28"/>
+        </w:rPr>
+        <w:t>«МИСИС»</w:t>
+      </w:r>
+    </w:p>
+    <w:p>
+      <w:pPr>
+        <w:pStyle w:val="BodyText"/>
+        <w:spacing w:before="0" w:after="0"/>
+        <w:ind w:left="106" w:right="107"/>
+        <w:jc w:val="center"/>
         <w:rPr>
           <w:b/>
           <w:bCs/>
@@ -83,19 +288,7 @@
           <w:sz w:val="24"/>
           <w:szCs w:val="24"/>
         </w:rPr>
-        <w:t>ГОСУДАРСТВЕННОЕ</w:t>
-      </w:r>
-      <w:r>
-        <w:rPr>
-          <w:b/>
-          <w:bCs/>
-          <w:color w:val="1d2024"/>
-          <w:spacing w:val="-3"/>
-          <w:sz w:val="24"/>
-          <w:szCs w:val="24"/>
-        </w:rPr>
-        <w:t xml:space="preserve"> </w:t>
-      </w:r>
+      </w:pPr>
       <w:r>
         <w:rPr>
           <w:b/>
@@ -104,9 +297,82 @@
           <w:sz w:val="24"/>
           <w:szCs w:val="24"/>
         </w:rPr>
-        <w:t>АВТОНОМНОЕ</w:t>
-      </w:r>
-      <w:r>
+        <mc:AlternateContent>
+          <mc:Choice Requires="wps">
+            <w:drawing xmlns:mc="http://schemas.openxmlformats.org/markup-compatibility/2006">
+              <wp:anchor allowOverlap="1" behindDoc="0" distT="0" distB="0" distL="118872" distR="118872" layoutInCell="1" locked="0" relativeHeight="2" simplePos="0">
+                <wp:simplePos x="0" y="0"/>
+                <wp:positionH relativeFrom="margin">
+                  <wp:posOffset>63500</wp:posOffset>
+                </wp:positionH>
+                <wp:positionV relativeFrom="margin">
+                  <wp:posOffset>1511935</wp:posOffset>
+                </wp:positionV>
+                <wp:extent cx="5761990" cy="12700"/>
+                <wp:effectExtent l="0" t="0" r="42" b="19050"/>
+                <wp:wrapNone/>
+                <wp:docPr id="51" name="Прямая соед. линия 1 26"/>
+                <wp:cNvGraphicFramePr>
+                  <a:graphicFrameLocks xmlns:a="http://schemas.openxmlformats.org/drawingml/2006/main"/>
+                </wp:cNvGraphicFramePr>
+                <a:graphic xmlns:a="http://schemas.openxmlformats.org/drawingml/2006/main">
+                  <a:graphicData uri="http://schemas.microsoft.com/office/word/2010/wordprocessingShape">
+                    <wps:wsp>
+                      <wps:cNvPr id="39" name="Прямая соед. линия 1 26"/>
+                      <wps:cNvCnPr/>
+                      <wps:spPr>
+                        <a:xfrm flipV="1">
+                          <a:off x="0" y="0"/>
+                          <a:ext cx="5761990" cy="12700"/>
+                        </a:xfrm>
+                        <a:prstGeom prst="straightConnector1">
+                          <a:avLst/>
+                        </a:prstGeom>
+                        <a:ln w="19050">
+                          <a:solidFill>
+                            <a:schemeClr val="dk1"/>
+                          </a:solidFill>
+                        </a:ln>
+                      </wps:spPr>
+                      <wps:style>
+                        <a:lnRef idx="1">
+                          <a:schemeClr val="accent1"/>
+                        </a:lnRef>
+                        <a:fillRef idx="0">
+                          <a:schemeClr val="accent1"/>
+                        </a:fillRef>
+                        <a:effectRef idx="0">
+                          <a:schemeClr val="accent1"/>
+                        </a:effectRef>
+                        <a:fontRef idx="minor">
+                          <a:schemeClr val="tx1"/>
+                        </a:fontRef>
+                      </wps:style>
+                      <wps:bodyPr/>
+                    </wps:wsp>
+                  </a:graphicData>
+                </a:graphic>
+              </wp:anchor>
+            </w:drawing>
+          </mc:Choice>
+          <mc:Fallback>
+            <w:pict>
+              <v:shape id="7F8F3ACE-501C-D6A0-02118E41CA9B" coordsize="21600,21600" style="flip:y;position:absolute;width:453.7pt;height:1pt;margin-top:119.05pt;margin-left:5pt;mso-wrap-distance-left:9.36pt;mso-wrap-distance-right:9.36pt;mso-wrap-distance-top:0pt;mso-wrap-distance-bottom:0pt;mso-position-horizontal-relative:margin;mso-position-vertical-relative:margin;rotation:0.000000;z-index:2;" strokecolor="#000000" strokeweight="1.5pt" o:spt="32" o:oned="t" path="m0,0 l21600,21600 e">
+                <v:stroke color="#000000" filltype="solid" joinstyle="miter" linestyle="single" mitterlimit="800000" weight="1.5pt"/>
+                <w10:wrap side="both"/>
+                <o:lock/>
+              </v:shape>
+            </w:pict>
+          </mc:Fallback>
+        </mc:AlternateContent>
+      </w:r>
+    </w:p>
+    <w:p>
+      <w:pPr>
+        <w:pStyle w:val="BodyText"/>
+        <w:spacing w:before="0" w:after="0" w:line="360"/>
+        <w:ind w:left="0" w:right="107" w:firstLine="0"/>
+        <w:jc w:val="center"/>
         <w:rPr>
           <w:b/>
           <w:bCs/>
@@ -114,143 +380,229 @@
           <w:sz w:val="24"/>
           <w:szCs w:val="24"/>
         </w:rPr>
+      </w:pPr>
+    </w:p>
+    <w:p>
+      <w:pPr>
+        <w:pStyle w:val="BodyText"/>
+        <w:spacing w:before="0"/>
+        <w:ind w:left="106" w:right="107"/>
+        <w:jc w:val="left"/>
+        <w:rPr>
+          <w:color w:val="1d2024"/>
+          <w:sz w:val="28"/>
+          <w:szCs w:val="28"/>
+          <w:u w:val="single"/>
+        </w:rPr>
+      </w:pPr>
+      <w:r>
+        <w:rPr>
+          <w:color w:val="1d2024"/>
+          <w:sz w:val="28"/>
+          <w:szCs w:val="28"/>
+        </w:rPr>
+        <w:t xml:space="preserve">ИНСТИТУТ    </w:t>
+      </w:r>
+      <w:r>
+        <w:rPr>
+          <w:color w:val="1d2024"/>
+          <w:sz w:val="28"/>
+          <w:szCs w:val="28"/>
+          <w:u w:val="single"/>
+          <w:lang w:val="ru-RU"/>
+        </w:rPr>
+        <w:t>Компьютерных наук</w:t>
+      </w:r>
+      <w:r>
+        <w:rPr>
+          <w:color w:val="1d2024"/>
+          <w:spacing w:val="-2"/>
+          <w:sz w:val="28"/>
+          <w:szCs w:val="28"/>
+          <w:u w:val="single"/>
+        </w:rPr>
         <w:t xml:space="preserve"> </w:t>
       </w:r>
       <w:r>
         <w:rPr>
-          <w:b/>
-          <w:bCs/>
+          <w:color w:val="1d2024"/>
+          <w:sz w:val="28"/>
+          <w:szCs w:val="28"/>
+          <w:u w:val="single"/>
+        </w:rPr>
+        <w:t>(ИКН)</w:t>
+      </w:r>
+    </w:p>
+    <w:p>
+      <w:pPr>
+        <w:pStyle w:val="BodyText"/>
+        <w:spacing w:before="0"/>
+        <w:ind w:left="106" w:right="107"/>
+        <w:jc w:val="left"/>
+        <w:rPr>
+          <w:color w:val="1d2024"/>
+          <w:sz w:val="28"/>
+          <w:szCs w:val="28"/>
+          <w:u w:val="single"/>
+        </w:rPr>
+      </w:pPr>
+      <w:r>
+        <w:rPr>
+          <w:color w:val="1d2024"/>
+          <w:sz w:val="28"/>
+          <w:szCs w:val="28"/>
+        </w:rPr>
+        <w:t>КАФЕДРА</w:t>
+      </w:r>
+      <w:r>
+        <w:rPr>
+          <w:color w:val="1d2024"/>
+          <w:spacing w:val="-7"/>
+          <w:sz w:val="28"/>
+          <w:szCs w:val="28"/>
+        </w:rPr>
+        <w:t xml:space="preserve">      </w:t>
+      </w:r>
+      <w:r>
+        <w:rPr>
+          <w:color w:val="1d2024"/>
+          <w:sz w:val="28"/>
+          <w:szCs w:val="28"/>
+          <w:u w:val="single"/>
+        </w:rPr>
+        <w:t>А</w:t>
+      </w:r>
+      <w:r>
+        <w:rPr>
+          <w:color w:val="1d2024"/>
+          <w:sz w:val="28"/>
+          <w:szCs w:val="28"/>
+          <w:u w:val="single"/>
+          <w:lang w:val="ru-RU"/>
+        </w:rPr>
+        <w:t>втоматизированных</w:t>
+      </w:r>
+      <w:r>
+        <w:rPr>
+          <w:color w:val="1d2024"/>
+          <w:spacing w:val="-5"/>
+          <w:sz w:val="28"/>
+          <w:szCs w:val="28"/>
+          <w:u w:val="single"/>
+        </w:rPr>
+        <w:t xml:space="preserve"> </w:t>
+      </w:r>
+      <w:r>
+        <w:rPr>
+          <w:color w:val="1d2024"/>
+          <w:spacing w:val="-5"/>
+          <w:sz w:val="28"/>
+          <w:szCs w:val="28"/>
+          <w:u w:val="single"/>
+          <w:lang w:val="ru-RU"/>
+        </w:rPr>
+        <w:t>систем</w:t>
+      </w:r>
+      <w:r>
+        <w:rPr>
+          <w:color w:val="1d2024"/>
+          <w:spacing w:val="-5"/>
+          <w:sz w:val="28"/>
+          <w:szCs w:val="28"/>
+          <w:u w:val="single"/>
+        </w:rPr>
+        <w:t xml:space="preserve"> </w:t>
+      </w:r>
+      <w:r>
+        <w:rPr>
+          <w:color w:val="1d2024"/>
+          <w:spacing w:val="-5"/>
+          <w:sz w:val="28"/>
+          <w:szCs w:val="28"/>
+          <w:u w:val="single"/>
+          <w:lang w:val="ru-RU"/>
+        </w:rPr>
+        <w:t xml:space="preserve">управления </w:t>
+      </w:r>
+      <w:r>
+        <w:rPr>
+          <w:color w:val="1d2024"/>
+          <w:sz w:val="28"/>
+          <w:szCs w:val="28"/>
+          <w:u w:val="single"/>
+        </w:rPr>
+        <w:t>(АСУ)</w:t>
+      </w:r>
+    </w:p>
+    <w:p>
+      <w:pPr>
+        <w:pStyle w:val="BodyText"/>
+        <w:spacing w:before="0"/>
+        <w:ind w:left="106" w:right="107"/>
+        <w:jc w:val="left"/>
+        <w:rPr>
           <w:color w:val="1d2024"/>
           <w:sz w:val="24"/>
           <w:szCs w:val="24"/>
-        </w:rPr>
-        <w:t>ОБРАЗОВАТЕЛЬНОЕ</w:t>
-      </w:r>
-      <w:r>
-        <w:rPr>
-          <w:b/>
-          <w:bCs/>
+          <w:u w:val="none"/>
+        </w:rPr>
+      </w:pPr>
+      <w:r>
+        <w:rPr>
           <w:color w:val="1d2024"/>
-          <w:spacing w:val="-2"/>
-          <w:sz w:val="24"/>
-          <w:szCs w:val="24"/>
-        </w:rPr>
-        <w:t xml:space="preserve"> </w:t>
-      </w:r>
-      <w:r>
-        <w:rPr>
-          <w:b/>
-          <w:bCs/>
+          <w:sz w:val="28"/>
+          <w:szCs w:val="28"/>
+          <w:u w:val="none"/>
+          <w:lang w:val="ru-RU"/>
+        </w:rPr>
+        <w:t xml:space="preserve">НАПРАВЛЕНИЕ   </w:t>
+      </w:r>
+      <w:r>
+        <w:rPr>
+          <w:b w:val="off"/>
+          <w:bCs w:val="off"/>
+          <w:color w:val="1d2024"/>
+          <w:sz w:val="28"/>
+          <w:szCs w:val="28"/>
+          <w:u w:val="single"/>
+          <w:lang w:val="ru-RU"/>
+        </w:rPr>
+        <w:t>09.03.02</w:t>
+      </w:r>
+      <w:r>
+        <w:rPr>
+          <w:color w:val="1d2024"/>
+          <w:sz w:val="28"/>
+          <w:szCs w:val="28"/>
+          <w:u w:val="none"/>
+          <w:lang w:val="ru-RU"/>
+        </w:rPr>
+        <w:t xml:space="preserve">     ГРУППА  </w:t>
+      </w:r>
+      <w:r>
+        <w:rPr>
+          <w:color w:val="1d2024"/>
+          <w:sz w:val="28"/>
+          <w:szCs w:val="28"/>
+          <w:u w:val="single"/>
+          <w:lang w:val="ru-RU"/>
+        </w:rPr>
+        <w:t>БИВТ-24-7</w:t>
+      </w:r>
+    </w:p>
+    <w:p>
+      <w:pPr>
+        <w:pStyle w:val="BodyText"/>
+        <w:spacing w:before="0"/>
+        <w:ind w:left="106" w:right="107"/>
+        <w:jc w:val="left"/>
+        <w:rPr>
           <w:color w:val="1d2024"/>
           <w:sz w:val="24"/>
           <w:szCs w:val="24"/>
-        </w:rPr>
-        <w:t>УЧРЕЖДЕНИЕ</w:t>
-      </w:r>
-      <w:r>
-        <w:rPr>
-          <w:b/>
-          <w:bCs/>
-          <w:color w:val="1d2024"/>
-          <w:spacing w:val="-2"/>
-          <w:sz w:val="24"/>
-          <w:szCs w:val="24"/>
-        </w:rPr>
-        <w:t xml:space="preserve"> </w:t>
-      </w:r>
-      <w:r>
-        <w:rPr>
-          <w:b/>
-          <w:bCs/>
-          <w:color w:val="1d2024"/>
-          <w:sz w:val="24"/>
-          <w:szCs w:val="24"/>
-        </w:rPr>
-        <w:t>ВЫСШЕГО</w:t>
-      </w:r>
-      <w:r>
-        <w:rPr>
-          <w:b/>
-          <w:bCs/>
-          <w:color w:val="1d2024"/>
-          <w:spacing w:val="-2"/>
-          <w:sz w:val="24"/>
-          <w:szCs w:val="24"/>
-        </w:rPr>
-        <w:t xml:space="preserve"> </w:t>
-      </w:r>
-      <w:r>
-        <w:rPr>
-          <w:b/>
-          <w:bCs/>
-          <w:color w:val="1d2024"/>
-          <w:sz w:val="24"/>
-          <w:szCs w:val="24"/>
-        </w:rPr>
-        <w:t>ОБРАЗОВАНИЯ</w:t>
-      </w:r>
-      <w:r>
-        <w:rPr>
-          <w:b/>
-          <w:bCs/>
-          <w:color w:val="1d2024"/>
-          <w:sz w:val="24"/>
-          <w:szCs w:val="24"/>
-        </w:rPr>
-        <w:t xml:space="preserve"> </w:t>
-      </w:r>
-      <w:r>
-        <w:rPr>
-          <w:b/>
-          <w:bCs/>
-          <w:color w:val="1d2024"/>
-          <w:sz w:val="24"/>
-          <w:szCs w:val="24"/>
-        </w:rPr>
-        <w:t>«НАЦИОНАЛЬНЫЙ ИССЛЕДОВАТЕЛЬСКИЙ ТЕХНОЛОГИЧЕСКИЙ</w:t>
-      </w:r>
-      <w:r>
-        <w:rPr>
-          <w:b/>
-          <w:bCs/>
-          <w:color w:val="1d2024"/>
-          <w:spacing w:val="-67"/>
-          <w:sz w:val="24"/>
-          <w:szCs w:val="24"/>
-        </w:rPr>
-        <w:t xml:space="preserve"> </w:t>
-      </w:r>
-      <w:r>
-        <w:rPr>
-          <w:b/>
-          <w:bCs/>
-          <w:color w:val="1d2024"/>
-          <w:sz w:val="24"/>
-          <w:szCs w:val="24"/>
-        </w:rPr>
-        <w:t>УНИВЕРСИТЕТ</w:t>
-      </w:r>
-      <w:r>
-        <w:rPr>
-          <w:b/>
-          <w:bCs/>
-          <w:color w:val="1d2024"/>
-          <w:spacing w:val="-5"/>
-          <w:sz w:val="24"/>
-          <w:szCs w:val="24"/>
-        </w:rPr>
-        <w:t xml:space="preserve"> </w:t>
-      </w:r>
-      <w:r>
-        <w:rPr>
-          <w:b/>
-          <w:bCs/>
-          <w:color w:val="1d2024"/>
-          <w:sz w:val="24"/>
-          <w:szCs w:val="24"/>
-        </w:rPr>
-        <w:t>«МИСИС»</w:t>
-      </w:r>
+          <w:u w:val="none"/>
+        </w:rPr>
+      </w:pPr>
     </w:p>
     <w:p>
       <w:pPr>
@@ -259,69 +611,25 @@
         <w:ind w:left="106" w:right="107"/>
         <w:jc w:val="center"/>
         <w:rPr>
+          <w:b/>
+          <w:bCs/>
           <w:color w:val="1d2024"/>
-          <w:sz w:val="24"/>
-          <w:szCs w:val="24"/>
-        </w:rPr>
-      </w:pPr>
-      <w:r>
-        <w:rPr>
+          <w:sz w:val="42"/>
+          <w:szCs w:val="42"/>
+          <w:u w:val="none"/>
+        </w:rPr>
+      </w:pPr>
+      <w:r>
+        <w:rPr>
+          <w:b/>
+          <w:bCs/>
           <w:color w:val="1d2024"/>
-          <w:sz w:val="24"/>
-          <w:szCs w:val="24"/>
-        </w:rPr>
-        <w:t>ИНСТИТУТ</w:t>
-      </w:r>
-      <w:r>
-        <w:rPr>
-          <w:color w:val="1d2024"/>
-          <w:spacing w:val="-6"/>
-          <w:sz w:val="24"/>
-          <w:szCs w:val="24"/>
-        </w:rPr>
-        <w:t xml:space="preserve"> </w:t>
-      </w:r>
-      <w:r>
-        <w:rPr>
-          <w:color w:val="1d2024"/>
-          <w:sz w:val="24"/>
-          <w:szCs w:val="24"/>
-        </w:rPr>
-        <w:t>КОМПЬЮТЕРНЫХ</w:t>
-      </w:r>
-      <w:r>
-        <w:rPr>
-          <w:color w:val="1d2024"/>
-          <w:spacing w:val="-5"/>
-          <w:sz w:val="24"/>
-          <w:szCs w:val="24"/>
-        </w:rPr>
-        <w:t xml:space="preserve"> </w:t>
-      </w:r>
-      <w:r>
-        <w:rPr>
-          <w:color w:val="1d2024"/>
-          <w:sz w:val="24"/>
-          <w:szCs w:val="24"/>
-        </w:rPr>
-        <w:t>НАУК</w:t>
-      </w:r>
-      <w:r>
-        <w:rPr>
-          <w:color w:val="1d2024"/>
-          <w:spacing w:val="-2"/>
-          <w:sz w:val="24"/>
-          <w:szCs w:val="24"/>
-        </w:rPr>
-        <w:t xml:space="preserve"> </w:t>
-      </w:r>
-      <w:r>
-        <w:rPr>
-          <w:color w:val="1d2024"/>
-          <w:sz w:val="24"/>
-          <w:szCs w:val="24"/>
-        </w:rPr>
-        <w:t>(ИКН)</w:t>
+          <w:sz w:val="42"/>
+          <w:szCs w:val="42"/>
+          <w:u w:val="none"/>
+          <w:lang w:val="ru-RU"/>
+        </w:rPr>
+        <w:t>КУРСОВОЙ ПРОЕКТ</w:t>
       </w:r>
     </w:p>
     <w:p>
@@ -331,90 +639,56 @@
         <w:ind w:left="106" w:right="107"/>
         <w:jc w:val="center"/>
         <w:rPr>
+          <w:b/>
+          <w:bCs/>
           <w:color w:val="1d2024"/>
-          <w:sz w:val="24"/>
-          <w:szCs w:val="24"/>
-        </w:rPr>
-      </w:pPr>
-      <w:r>
-        <w:rPr>
-          <w:color w:val="1d2024"/>
-          <w:sz w:val="24"/>
-          <w:szCs w:val="24"/>
-        </w:rPr>
-        <w:t>КАФЕДРА</w:t>
-      </w:r>
-      <w:r>
-        <w:rPr>
-          <w:color w:val="1d2024"/>
-          <w:spacing w:val="-7"/>
-          <w:sz w:val="24"/>
-          <w:szCs w:val="24"/>
-        </w:rPr>
-        <w:t xml:space="preserve"> </w:t>
-      </w:r>
-      <w:r>
-        <w:rPr>
-          <w:color w:val="1d2024"/>
-          <w:sz w:val="24"/>
-          <w:szCs w:val="24"/>
-        </w:rPr>
-        <w:t>АВТОМАТИЗИРОВАННЫХ</w:t>
-      </w:r>
-      <w:r>
-        <w:rPr>
-          <w:color w:val="1d2024"/>
-          <w:spacing w:val="-5"/>
-          <w:sz w:val="24"/>
-          <w:szCs w:val="24"/>
-        </w:rPr>
-        <w:t xml:space="preserve"> </w:t>
-      </w:r>
-      <w:r>
-        <w:rPr>
-          <w:color w:val="1d2024"/>
-          <w:sz w:val="24"/>
-          <w:szCs w:val="24"/>
-        </w:rPr>
-        <w:t>СИСТЕМ</w:t>
-      </w:r>
-      <w:r>
-        <w:rPr>
-          <w:color w:val="1d2024"/>
-          <w:spacing w:val="-5"/>
-          <w:sz w:val="24"/>
-          <w:szCs w:val="24"/>
-        </w:rPr>
-        <w:t xml:space="preserve"> </w:t>
-      </w:r>
-      <w:r>
-        <w:rPr>
-          <w:color w:val="1d2024"/>
-          <w:sz w:val="24"/>
-          <w:szCs w:val="24"/>
-        </w:rPr>
-        <w:t>УПРАВЛЕНИЯ</w:t>
-      </w:r>
+          <w:sz w:val="40"/>
+          <w:szCs w:val="40"/>
+          <w:u w:val="none"/>
+        </w:rPr>
+      </w:pPr>
     </w:p>
     <w:p>
       <w:pPr>
         <w:pStyle w:val="BodyText"/>
         <w:spacing w:before="0"/>
         <w:ind w:left="106" w:right="107"/>
-        <w:jc w:val="center"/>
-        <w:rPr>
-          <w:color w:val="1d2024"/>
-          <w:sz w:val="24"/>
-          <w:szCs w:val="24"/>
-        </w:rPr>
-      </w:pPr>
-      <w:r>
-        <w:rPr>
-          <w:color w:val="1d2024"/>
-          <w:sz w:val="24"/>
-          <w:szCs w:val="24"/>
-        </w:rPr>
-        <w:t>(АСУ)</w:t>
+        <w:jc w:val="left"/>
+        <w:rPr>
+          <w:sz w:val="28"/>
+          <w:szCs w:val="28"/>
+        </w:rPr>
+      </w:pPr>
+      <w:r>
+        <w:rPr>
+          <w:sz w:val="28"/>
+          <w:szCs w:val="28"/>
+          <w:lang w:val="ru-RU"/>
+        </w:rPr>
+        <w:t>По к</w:t>
+      </w:r>
+      <w:r>
+        <w:rPr>
+          <w:sz w:val="28"/>
+          <w:szCs w:val="28"/>
+        </w:rPr>
+        <w:t>урс</w:t>
+      </w:r>
+      <w:r>
+        <w:rPr>
+          <w:sz w:val="28"/>
+          <w:szCs w:val="28"/>
+          <w:lang w:val="ru-RU"/>
+        </w:rPr>
+        <w:t xml:space="preserve">у    </w:t>
+      </w:r>
+      <w:r>
+        <w:rPr>
+          <w:sz w:val="28"/>
+          <w:szCs w:val="28"/>
+          <w:u w:val="single"/>
+        </w:rPr>
+        <w:t>Клиент-серверные приложения</w:t>
       </w:r>
     </w:p>
     <w:p>
@@ -422,18 +696,44 @@
         <w:pStyle w:val="BodyText"/>
         <w:spacing w:before="0"/>
         <w:ind w:left="106" w:right="107"/>
-        <w:jc w:val="center"/>
-        <w:rPr>
-          <w:sz w:val="28"/>
-          <w:szCs w:val="28"/>
-        </w:rPr>
-      </w:pPr>
-      <w:r>
-        <w:rPr>
-          <w:sz w:val="28"/>
-          <w:szCs w:val="28"/>
-        </w:rPr>
-        <w:t>Курс «Клиент-серверные приложения»</w:t>
+        <w:jc w:val="left"/>
+        <w:rPr>
+          <w:b w:val="off"/>
+          <w:bCs w:val="off"/>
+          <w:sz w:val="28"/>
+          <w:szCs w:val="28"/>
+          <w:u w:val="single"/>
+        </w:rPr>
+      </w:pPr>
+      <w:r>
+        <w:rPr>
+          <w:sz w:val="28"/>
+          <w:szCs w:val="28"/>
+          <w:lang w:val="ru-RU"/>
+        </w:rPr>
+        <w:t xml:space="preserve">Тема      </w:t>
+      </w:r>
+      <w:r>
+        <w:rPr>
+          <w:b w:val="off"/>
+          <w:bCs w:val="off"/>
+          <w:sz w:val="28"/>
+          <w:szCs w:val="28"/>
+          <w:u w:val="single"/>
+          <w:lang w:val="ru-RU"/>
+        </w:rPr>
+        <w:t>Р</w:t>
+      </w:r>
+      <w:r>
+        <w:rPr>
+          <w:b w:val="off"/>
+          <w:bCs w:val="off"/>
+          <w:sz w:val="28"/>
+          <w:szCs w:val="28"/>
+          <w:u w:val="single"/>
+          <w:lang w:val="ru-RU"/>
+        </w:rPr>
+        <w:t>азработка программного клиент-серверного приложения для учета граждан и заявок на обслуживание</w:t>
       </w:r>
     </w:p>
     <w:p>
@@ -441,40 +741,235 @@
         <w:pStyle w:val="BodyText"/>
         <w:spacing w:before="0"/>
         <w:ind w:left="106" w:right="107"/>
-        <w:jc w:val="center"/>
-        <w:rPr>
-          <w:sz w:val="24"/>
-          <w:szCs w:val="24"/>
-        </w:rPr>
-      </w:pPr>
-      <w:r>
-        <w:rPr>
-          <w:sz w:val="28"/>
-          <w:szCs w:val="28"/>
-        </w:rPr>
-        <w:t xml:space="preserve">Отчёт по </w:t>
-      </w:r>
-      <w:r>
-        <w:rPr>
-          <w:sz w:val="28"/>
-          <w:szCs w:val="28"/>
-          <w:lang w:val="ru-RU"/>
-        </w:rPr>
-        <w:t>курсовой</w:t>
-      </w:r>
-      <w:r>
-        <w:rPr>
-          <w:sz w:val="28"/>
-          <w:szCs w:val="28"/>
-        </w:rPr>
-        <w:t xml:space="preserve"> работе на тему:</w:t>
-      </w:r>
+        <w:jc w:val="left"/>
+        <w:rPr>
+          <w:b w:val="off"/>
+          <w:bCs w:val="off"/>
+          <w:sz w:val="28"/>
+          <w:szCs w:val="28"/>
+          <w:u w:val="single"/>
+        </w:rPr>
+      </w:pPr>
     </w:p>
     <w:p>
       <w:pPr>
         <w:pStyle w:val="BodyText"/>
         <w:spacing w:before="0"/>
         <w:ind w:left="106" w:right="107"/>
+        <w:jc w:val="left"/>
+        <w:rPr>
+          <w:b w:val="off"/>
+          <w:bCs w:val="off"/>
+          <w:sz w:val="28"/>
+          <w:szCs w:val="28"/>
+          <w:u w:val="single"/>
+        </w:rPr>
+      </w:pPr>
+    </w:p>
+    <w:p>
+      <w:pPr>
+        <w:pStyle w:val="BodyText"/>
+        <w:spacing w:before="0"/>
+        <w:ind w:left="106" w:right="107"/>
+        <w:jc w:val="left"/>
+        <w:rPr>
+          <w:b w:val="off"/>
+          <w:bCs w:val="off"/>
+          <w:sz w:val="28"/>
+          <w:szCs w:val="28"/>
+          <w:u w:val="single"/>
+        </w:rPr>
+      </w:pPr>
+      <w:r>
+        <w:rPr>
+          <w:b w:val="off"/>
+          <w:bCs w:val="off"/>
+          <w:sz w:val="28"/>
+          <w:szCs w:val="28"/>
+          <w:u w:val="none"/>
+          <w:lang w:val="ru-RU"/>
+        </w:rPr>
+        <w:t xml:space="preserve">Студент   </w:t>
+      </w:r>
+      <w:r>
+        <w:rPr>
+          <w:b w:val="off"/>
+          <w:bCs w:val="off"/>
+          <w:sz w:val="28"/>
+          <w:szCs w:val="28"/>
+          <w:u w:val="single"/>
+          <w:lang w:val="ru-RU"/>
+        </w:rPr>
+        <w:t>Недопекина А.С.</w:t>
+      </w:r>
+    </w:p>
+    <w:p>
+      <w:pPr>
+        <w:pStyle w:val="BodyText"/>
+        <w:spacing w:before="0"/>
+        <w:ind w:left="106" w:right="107"/>
+        <w:jc w:val="left"/>
+        <w:rPr>
+          <w:sz w:val="28"/>
+          <w:szCs w:val="28"/>
+          <w:u w:val="single"/>
+        </w:rPr>
+      </w:pPr>
+      <w:r>
+        <w:rPr>
+          <w:b w:val="off"/>
+          <w:bCs w:val="off"/>
+          <w:sz w:val="28"/>
+          <w:szCs w:val="28"/>
+          <w:u w:val="none"/>
+          <w:lang w:val="ru-RU"/>
+        </w:rPr>
+        <w:t xml:space="preserve">Руководители </w:t>
+      </w:r>
+      <w:r>
+        <w:rPr>
+          <w:b w:val="off"/>
+          <w:bCs w:val="off"/>
+          <w:sz w:val="28"/>
+          <w:szCs w:val="28"/>
+          <w:u w:val="single"/>
+          <w:lang w:val="ru-RU"/>
+        </w:rPr>
+        <w:t>Микитенко И.И., Абросимов Н.А., Шелудяков П.А.</w:t>
+      </w:r>
+    </w:p>
+    <w:p>
+      <w:pPr>
+        <w:pStyle w:val="BodyText"/>
+        <w:spacing w:before="0"/>
+        <w:ind w:left="106" w:right="107"/>
+        <w:jc w:val="left"/>
+        <w:rPr>
+          <w:sz w:val="28"/>
+          <w:szCs w:val="28"/>
+          <w:u w:val="single"/>
+        </w:rPr>
+      </w:pPr>
+      <w:r>
+        <w:rPr>
+          <w:b w:val="off"/>
+          <w:bCs w:val="off"/>
+          <w:sz w:val="28"/>
+          <w:szCs w:val="28"/>
+          <w:u w:val="none"/>
+          <w:lang w:val="ru-RU"/>
+        </w:rPr>
+        <w:t>Оценка выполнения курсовой работы</w:t>
+      </w:r>
+      <w:r>
+        <w:rPr>
+          <w:b w:val="off"/>
+          <w:bCs w:val="off"/>
+          <w:sz w:val="28"/>
+          <w:szCs w:val="28"/>
+          <w:u w:val="none"/>
+          <w:lang w:val="ru-RU"/>
+        </w:rPr>
+        <w:t xml:space="preserve">   </w:t>
+      </w:r>
+      <w:r>
+        <w:rPr>
+          <w:b w:val="off"/>
+          <w:bCs w:val="off"/>
+          <w:sz w:val="28"/>
+          <w:szCs w:val="28"/>
+          <w:u w:val="single"/>
+          <w:lang w:val="ru-RU"/>
+        </w:rPr>
+        <w:t xml:space="preserve">                                 </w:t>
+      </w:r>
+      <w:r>
+        <w:rPr>
+          <w:b w:val="off"/>
+          <w:bCs w:val="off"/>
+          <w:sz w:val="28"/>
+          <w:szCs w:val="28"/>
+          <w:u w:val="single"/>
+          <w:lang w:val="ru-RU"/>
+        </w:rPr>
+        <w:t xml:space="preserve"> </w:t>
+      </w:r>
+      <w:r>
+        <w:rPr>
+          <w:b w:val="off"/>
+          <w:bCs w:val="off"/>
+          <w:sz w:val="28"/>
+          <w:szCs w:val="28"/>
+          <w:u w:val="single"/>
+          <w:lang w:val="ru-RU"/>
+        </w:rPr>
+        <w:t xml:space="preserve">            </w:t>
+      </w:r>
+    </w:p>
+    <w:p>
+      <w:pPr>
+        <w:spacing w:before="0" w:after="0"/>
+        <w:jc w:val="right"/>
+        <w:rPr>
+          <w:sz w:val="24"/>
+          <w:szCs w:val="24"/>
+        </w:rPr>
+      </w:pPr>
+    </w:p>
+    <w:p>
+      <w:pPr>
+        <w:jc w:val="center"/>
+        <w:rPr>
+          <w:sz w:val="24"/>
+          <w:szCs w:val="24"/>
+        </w:rPr>
+      </w:pPr>
+    </w:p>
+    <w:p>
+      <w:pPr>
+        <w:jc w:val="center"/>
+        <w:rPr>
+          <w:sz w:val="24"/>
+          <w:szCs w:val="24"/>
+        </w:rPr>
+      </w:pPr>
+    </w:p>
+    <w:p>
+      <w:pPr>
+        <w:jc w:val="center"/>
+        <w:rPr>
+          <w:sz w:val="24"/>
+          <w:szCs w:val="24"/>
+        </w:rPr>
+      </w:pPr>
+    </w:p>
+    <w:p>
+      <w:pPr>
+        <w:jc w:val="center"/>
+        <w:rPr>
+          <w:sz w:val="24"/>
+          <w:szCs w:val="24"/>
+        </w:rPr>
+      </w:pPr>
+    </w:p>
+    <w:p>
+      <w:pPr>
+        <w:jc w:val="center"/>
+        <w:rPr>
+          <w:sz w:val="28"/>
+          <w:szCs w:val="28"/>
+        </w:rPr>
+      </w:pPr>
+      <w:r>
+        <w:rPr>
+          <w:sz w:val="28"/>
+          <w:szCs w:val="28"/>
+        </w:rPr>
+        <w:t>Москва, 2026</w:t>
+      </w:r>
+    </w:p>
+    <w:p>
+      <w:pPr>
         <w:jc w:val="center"/>
         <w:rPr>
           <w:b/>
@@ -489,150 +984,1124 @@
           <w:bCs/>
           <w:sz w:val="28"/>
           <w:szCs w:val="28"/>
-        </w:rPr>
-        <w:t>«</w:t>
-      </w:r>
-      <w:r>
+          <w:lang w:val="ru-RU"/>
+        </w:rPr>
+        <w:t>Содержание</w:t>
+      </w:r>
+    </w:p>
+    <w:p>
+      <w:pPr>
+        <w:ind w:right="0"/>
+        <w:jc w:val="both"/>
+        <w:rPr>
+          <w:sz w:val="28"/>
+          <w:szCs w:val="28"/>
+        </w:rPr>
+      </w:pPr>
+      <w:r>
+        <w:rPr>
+          <w:sz w:val="28"/>
+          <w:szCs w:val="28"/>
+          <w:lang w:val="ru-RU"/>
+        </w:rPr>
+        <w:t>Предметная область................................................................................................3</w:t>
+      </w:r>
+    </w:p>
+    <w:p>
+      <w:pPr>
+        <w:jc w:val="both"/>
+        <w:rPr>
+          <w:sz w:val="28"/>
+          <w:szCs w:val="28"/>
+        </w:rPr>
+      </w:pPr>
+      <w:r>
+        <w:rPr>
+          <w:sz w:val="28"/>
+          <w:szCs w:val="28"/>
+          <w:lang w:val="ru-RU"/>
+        </w:rPr>
+        <w:t>Постановка задачи...................................................................................................3</w:t>
+      </w:r>
+    </w:p>
+    <w:p>
+      <w:pPr>
+        <w:jc w:val="both"/>
+        <w:rPr>
+          <w:sz w:val="28"/>
+          <w:szCs w:val="28"/>
+        </w:rPr>
+      </w:pPr>
+      <w:r>
+        <w:rPr>
+          <w:sz w:val="28"/>
+          <w:szCs w:val="28"/>
+          <w:lang w:val="ru-RU"/>
+        </w:rPr>
+        <w:t>Описание архитектуры............................................................................................4</w:t>
+      </w:r>
+    </w:p>
+    <w:p>
+      <w:pPr>
+        <w:jc w:val="both"/>
+        <w:rPr>
+          <w:sz w:val="28"/>
+          <w:szCs w:val="28"/>
+        </w:rPr>
+      </w:pPr>
+      <w:r>
+        <w:rPr>
+          <w:sz w:val="28"/>
+          <w:szCs w:val="28"/>
+          <w:lang w:val="ru-RU"/>
+        </w:rPr>
+        <w:t xml:space="preserve">Описание структуры </w:t>
+      </w:r>
+      <w:r>
+        <w:rPr>
+          <w:sz w:val="28"/>
+          <w:szCs w:val="28"/>
+          <w:lang w:val="ru-RU"/>
+        </w:rPr>
+        <w:t>БД.........................................................................................5</w:t>
+      </w:r>
+    </w:p>
+    <w:p>
+      <w:pPr>
+        <w:jc w:val="both"/>
+        <w:rPr>
+          <w:sz w:val="28"/>
+          <w:szCs w:val="28"/>
+        </w:rPr>
+      </w:pPr>
+      <w:r>
+        <w:rPr>
+          <w:sz w:val="28"/>
+          <w:szCs w:val="28"/>
+          <w:lang w:val="ru-RU"/>
+        </w:rPr>
+        <w:t>Описание серверной части.....................................................................................6</w:t>
+      </w:r>
+    </w:p>
+    <w:p>
+      <w:pPr>
+        <w:jc w:val="both"/>
+        <w:rPr>
+          <w:sz w:val="28"/>
+          <w:szCs w:val="28"/>
+        </w:rPr>
+      </w:pPr>
+      <w:r>
+        <w:rPr>
+          <w:sz w:val="28"/>
+          <w:szCs w:val="28"/>
+          <w:lang w:val="ru-RU"/>
+        </w:rPr>
+        <w:t>Описание клиентской части.................................................................................12</w:t>
+      </w:r>
+    </w:p>
+    <w:p>
+      <w:pPr>
+        <w:jc w:val="both"/>
+        <w:rPr>
+          <w:sz w:val="28"/>
+          <w:szCs w:val="28"/>
+        </w:rPr>
+      </w:pPr>
+      <w:r>
+        <w:rPr>
+          <w:sz w:val="28"/>
+          <w:szCs w:val="28"/>
+          <w:lang w:val="ru-RU"/>
+        </w:rPr>
+        <w:t>Заключение.............................................................................................................16</w:t>
+      </w:r>
+    </w:p>
+    <w:p>
+      <w:pPr>
+        <w:jc w:val="both"/>
+        <w:rPr>
+          <w:sz w:val="28"/>
+          <w:szCs w:val="28"/>
+        </w:rPr>
+      </w:pPr>
+      <w:r>
+        <w:rPr>
+          <w:sz w:val="28"/>
+          <w:szCs w:val="28"/>
+          <w:lang w:val="ru-RU"/>
+        </w:rPr>
+        <w:t>Список литературы................................................................................................16</w:t>
+      </w:r>
+    </w:p>
+    <w:p>
+      <w:pPr>
+        <w:jc w:val="both"/>
+        <w:rPr>
+          <w:sz w:val="28"/>
+          <w:szCs w:val="28"/>
+        </w:rPr>
+      </w:pPr>
+    </w:p>
+    <w:p>
+      <w:pPr>
+        <w:jc w:val="both"/>
+        <w:rPr>
+          <w:sz w:val="28"/>
+          <w:szCs w:val="28"/>
+        </w:rPr>
+      </w:pPr>
+    </w:p>
+    <w:p>
+      <w:pPr>
+        <w:jc w:val="both"/>
+        <w:rPr>
+          <w:sz w:val="28"/>
+          <w:szCs w:val="28"/>
+        </w:rPr>
+      </w:pPr>
+    </w:p>
+    <w:p>
+      <w:pPr>
+        <w:jc w:val="both"/>
+        <w:rPr>
+          <w:sz w:val="28"/>
+          <w:szCs w:val="28"/>
+        </w:rPr>
+      </w:pPr>
+    </w:p>
+    <w:p>
+      <w:pPr>
+        <w:jc w:val="both"/>
+        <w:rPr>
+          <w:sz w:val="28"/>
+          <w:szCs w:val="28"/>
+        </w:rPr>
+      </w:pPr>
+    </w:p>
+    <w:p>
+      <w:pPr>
+        <w:jc w:val="both"/>
+        <w:rPr>
+          <w:sz w:val="28"/>
+          <w:szCs w:val="28"/>
+        </w:rPr>
+      </w:pPr>
+    </w:p>
+    <w:p>
+      <w:pPr>
+        <w:jc w:val="both"/>
+        <w:rPr>
+          <w:sz w:val="28"/>
+          <w:szCs w:val="28"/>
+        </w:rPr>
+      </w:pPr>
+    </w:p>
+    <w:p>
+      <w:pPr>
+        <w:jc w:val="both"/>
+        <w:rPr>
+          <w:sz w:val="28"/>
+          <w:szCs w:val="28"/>
+        </w:rPr>
+      </w:pPr>
+    </w:p>
+    <w:p>
+      <w:pPr>
+        <w:jc w:val="both"/>
+        <w:rPr>
+          <w:sz w:val="28"/>
+          <w:szCs w:val="28"/>
+        </w:rPr>
+      </w:pPr>
+    </w:p>
+    <w:p>
+      <w:pPr>
+        <w:jc w:val="both"/>
+        <w:rPr>
+          <w:sz w:val="28"/>
+          <w:szCs w:val="28"/>
+        </w:rPr>
+      </w:pPr>
+    </w:p>
+    <w:p>
+      <w:pPr>
+        <w:jc w:val="both"/>
+        <w:rPr>
+          <w:sz w:val="28"/>
+          <w:szCs w:val="28"/>
+        </w:rPr>
+      </w:pPr>
+    </w:p>
+    <w:p>
+      <w:pPr>
+        <w:jc w:val="both"/>
+        <w:rPr>
+          <w:sz w:val="28"/>
+          <w:szCs w:val="28"/>
+        </w:rPr>
+      </w:pPr>
+    </w:p>
+    <w:p>
+      <w:pPr>
+        <w:jc w:val="both"/>
+        <w:rPr>
+          <w:sz w:val="28"/>
+          <w:szCs w:val="28"/>
+        </w:rPr>
+      </w:pPr>
+    </w:p>
+    <w:p>
+      <w:pPr>
+        <w:jc w:val="both"/>
+        <w:rPr>
+          <w:sz w:val="28"/>
+          <w:szCs w:val="28"/>
+        </w:rPr>
+      </w:pPr>
+    </w:p>
+    <w:p>
+      <w:pPr>
+        <w:jc w:val="both"/>
+        <w:rPr>
+          <w:sz w:val="28"/>
+          <w:szCs w:val="28"/>
+        </w:rPr>
+      </w:pPr>
+    </w:p>
+    <w:p>
+      <w:pPr>
+        <w:jc w:val="both"/>
+        <w:rPr>
+          <w:sz w:val="28"/>
+          <w:szCs w:val="28"/>
+        </w:rPr>
+      </w:pPr>
+    </w:p>
+    <w:p>
+      <w:pPr>
+        <w:numPr>
+          <w:ilvl w:val="0"/>
+          <w:numId w:val="1"/>
+        </w:numPr>
+        <w:spacing w:after="0"/>
+        <w:jc w:val="center"/>
         <w:rPr>
           <w:b/>
           <w:bCs/>
           <w:sz w:val="28"/>
           <w:szCs w:val="28"/>
-          <w:lang w:val="ru-RU"/>
-        </w:rPr>
-        <w:t>Разработка программного клиент-серверного приложения</w:t>
-      </w:r>
+        </w:rPr>
+      </w:pPr>
       <w:r>
         <w:rPr>
           <w:b/>
           <w:bCs/>
           <w:sz w:val="28"/>
           <w:szCs w:val="28"/>
-        </w:rPr>
-        <w:t>»</w:t>
-      </w:r>
-    </w:p>
-    <w:p>
-      <w:pPr>
-        <w:spacing w:before="0" w:after="0"/>
+          <w:lang w:val="ru-RU"/>
+        </w:rPr>
+        <w:t>Предметная область</w:t>
+      </w:r>
+    </w:p>
+    <w:p>
+      <w:pPr>
+        <w:spacing w:after="0"/>
+        <w:ind w:right="0"/>
+        <w:jc w:val="both"/>
+        <w:rPr>
+          <w:sz w:val="28"/>
+          <w:szCs w:val="28"/>
+        </w:rPr>
+      </w:pPr>
+    </w:p>
+    <w:p>
+      <w:pPr>
+        <w:spacing w:after="0"/>
+        <w:ind w:right="0"/>
+        <w:jc w:val="both"/>
+        <w:rPr>
+          <w:sz w:val="28"/>
+          <w:szCs w:val="28"/>
+          <w:lang w:val="ru-RU"/>
+        </w:rPr>
+      </w:pPr>
+      <w:r>
+        <w:rPr>
+          <w:sz w:val="28"/>
+          <w:szCs w:val="28"/>
+          <w:lang w:val="ru-RU"/>
+        </w:rPr>
+        <w:t xml:space="preserve">Предметная область курсовой работы </w:t>
+      </w:r>
+      <w:r>
+        <w:rPr>
+          <w:sz w:val="28"/>
+          <w:szCs w:val="28"/>
+          <w:lang w:val="ru-RU"/>
+        </w:rPr>
+        <w:t>-</w:t>
+      </w:r>
+      <w:r>
+        <w:rPr>
+          <w:sz w:val="28"/>
+          <w:szCs w:val="28"/>
+          <w:lang w:val="ru-RU"/>
+        </w:rPr>
+        <w:t xml:space="preserve"> автоматизация учета государственных услуг и ведения реестра граждан (упрощенная модель портала «Госуслуги»).</w:t>
+      </w:r>
+    </w:p>
+    <w:p>
+      <w:pPr>
+        <w:spacing w:after="0"/>
+        <w:ind w:right="0"/>
+        <w:jc w:val="both"/>
+        <w:rPr>
+          <w:sz w:val="28"/>
+          <w:szCs w:val="28"/>
+          <w:lang w:val="ru-RU"/>
+        </w:rPr>
+      </w:pPr>
+      <w:r>
+        <w:rPr>
+          <w:sz w:val="28"/>
+          <w:szCs w:val="28"/>
+          <w:lang w:val="ru-RU"/>
+        </w:rPr>
+        <w:t>В реальных условиях государственные структуры обрабатывают колоссальные объемы информации, поступающей из смежных баз данных. Одной из ключевых задач автоматизации этой области является создание изолированного рабочего места оператора (административной панели ведомства). Оператор МФЦ или сотрудник государственного органа должен обладать инструментами для централизованного управления реляционными таблицами. Система автоматизирует следующие процессы:</w:t>
+      </w:r>
+    </w:p>
+    <w:p>
+      <w:pPr>
+        <w:numPr>
+          <w:ilvl w:val="0"/>
+          <w:numId w:val="10"/>
+        </w:numPr>
+        <w:jc w:val="both"/>
+        <w:rPr>
+          <w:sz w:val="28"/>
+          <w:szCs w:val="28"/>
+          <w:lang w:val="ru-RU"/>
+        </w:rPr>
+      </w:pPr>
+      <w:r>
+        <w:rPr>
+          <w:sz w:val="28"/>
+          <w:szCs w:val="28"/>
+          <w:lang w:val="ru-RU"/>
+        </w:rPr>
+        <w:t>Прямое внесение записей о гражданах в базу данных (например, при их личном обращении в ведомство);</w:t>
+      </w:r>
+    </w:p>
+    <w:p>
+      <w:pPr>
+        <w:numPr>
+          <w:ilvl w:val="0"/>
+          <w:numId w:val="10"/>
+        </w:numPr>
+        <w:jc w:val="both"/>
+        <w:rPr>
+          <w:sz w:val="28"/>
+          <w:szCs w:val="28"/>
+          <w:lang w:val="ru-RU"/>
+        </w:rPr>
+      </w:pPr>
+      <w:r>
+        <w:rPr>
+          <w:sz w:val="28"/>
+          <w:szCs w:val="28"/>
+          <w:lang w:val="ru-RU"/>
+        </w:rPr>
+        <w:t>Контроль территориальной принадлежности (связывание граждан со справочником городов РФ);</w:t>
+      </w:r>
+    </w:p>
+    <w:p>
+      <w:pPr>
+        <w:numPr>
+          <w:ilvl w:val="0"/>
+          <w:numId w:val="10"/>
+        </w:numPr>
+        <w:jc w:val="both"/>
+        <w:rPr>
+          <w:sz w:val="28"/>
+          <w:szCs w:val="28"/>
+          <w:lang w:val="ru-RU"/>
+        </w:rPr>
+      </w:pPr>
+      <w:r>
+        <w:rPr>
+          <w:sz w:val="28"/>
+          <w:szCs w:val="28"/>
+          <w:lang w:val="ru-RU"/>
+        </w:rPr>
+        <w:t>Мониторинг всех поступающих заявок на государственные услуги;</w:t>
+      </w:r>
+    </w:p>
+    <w:p>
+      <w:pPr>
+        <w:numPr>
+          <w:ilvl w:val="0"/>
+          <w:numId w:val="10"/>
+        </w:numPr>
+        <w:jc w:val="both"/>
+        <w:rPr>
+          <w:sz w:val="28"/>
+          <w:szCs w:val="28"/>
+          <w:lang w:val="ru-RU"/>
+        </w:rPr>
+      </w:pPr>
+      <w:r>
+        <w:rPr>
+          <w:sz w:val="28"/>
+          <w:szCs w:val="28"/>
+          <w:lang w:val="ru-RU"/>
+        </w:rPr>
+        <w:t>Ручное модерирование бизнес-процессов (оперативное изменение статуса заявки и добавление официального текстового комментария от лица ведомства).</w:t>
+      </w:r>
+    </w:p>
+    <w:p>
+      <w:pPr>
+        <w:ind w:right="0"/>
+        <w:jc w:val="both"/>
+        <w:rPr>
+          <w:sz w:val="28"/>
+          <w:szCs w:val="28"/>
+          <w:lang w:val="ru-RU"/>
+        </w:rPr>
+      </w:pPr>
+    </w:p>
+    <w:p>
+      <w:pPr>
+        <w:ind w:right="0"/>
+        <w:jc w:val="both"/>
+        <w:rPr>
+          <w:sz w:val="28"/>
+          <w:szCs w:val="28"/>
+        </w:rPr>
+      </w:pPr>
+    </w:p>
+    <w:p>
+      <w:pPr>
+        <w:numPr>
+          <w:ilvl w:val="0"/>
+          <w:numId w:val="1"/>
+        </w:numPr>
+        <w:spacing w:after="0"/>
         <w:jc w:val="center"/>
         <w:rPr>
-          <w:sz w:val="24"/>
-          <w:szCs w:val="24"/>
-        </w:rPr>
-      </w:pPr>
-    </w:p>
-    <w:p>
-      <w:pPr>
-        <w:spacing w:before="0" w:after="0"/>
+          <w:b/>
+          <w:bCs/>
+          <w:sz w:val="28"/>
+          <w:szCs w:val="28"/>
+        </w:rPr>
+      </w:pPr>
+      <w:r>
+        <w:rPr>
+          <w:b/>
+          <w:bCs/>
+          <w:sz w:val="28"/>
+          <w:szCs w:val="28"/>
+          <w:lang w:val="ru-RU"/>
+        </w:rPr>
+        <w:t>Постановка задачи</w:t>
+      </w:r>
+    </w:p>
+    <w:p>
+      <w:pPr>
+        <w:spacing w:after="0"/>
+        <w:ind w:right="0"/>
         <w:jc w:val="center"/>
         <w:rPr>
-          <w:sz w:val="24"/>
-          <w:szCs w:val="24"/>
-        </w:rPr>
-      </w:pPr>
-    </w:p>
-    <w:p>
-      <w:pPr>
-        <w:spacing w:before="0" w:after="0"/>
+          <w:b/>
+          <w:bCs/>
+          <w:sz w:val="28"/>
+          <w:szCs w:val="28"/>
+        </w:rPr>
+      </w:pPr>
+    </w:p>
+    <w:p>
+      <w:pPr>
+        <w:spacing w:after="0"/>
+        <w:ind w:left="0" w:right="0" w:firstLine="0"/>
+        <w:jc w:val="both"/>
+        <w:rPr>
+          <w:sz w:val="28"/>
+          <w:szCs w:val="28"/>
+          <w:lang w:val="ru-RU"/>
+        </w:rPr>
+      </w:pPr>
+      <w:r>
+        <w:rPr>
+          <w:sz w:val="28"/>
+          <w:szCs w:val="28"/>
+          <w:lang w:val="ru-RU"/>
+        </w:rPr>
+        <w:t>Вариант №13: Государство (Подсистема “Госуслуги”)</w:t>
+      </w:r>
+    </w:p>
+    <w:p>
+      <w:pPr>
+        <w:spacing w:after="0"/>
+        <w:ind w:left="0" w:right="0" w:firstLine="0"/>
+        <w:jc w:val="both"/>
+        <w:rPr>
+          <w:sz w:val="28"/>
+          <w:szCs w:val="28"/>
+          <w:lang w:val="ru-RU"/>
+        </w:rPr>
+      </w:pPr>
+      <w:r>
+        <w:rPr>
+          <w:sz w:val="28"/>
+          <w:szCs w:val="28"/>
+          <w:lang w:val="ru-RU"/>
+        </w:rPr>
+        <w:t>Цель работы: разработать программное клиент-серверное приложение, представляющее собой единую административную панель ведомства для управления базами данных «Госуслуги».</w:t>
+      </w:r>
+    </w:p>
+    <w:p>
+      <w:pPr>
+        <w:ind w:left="0" w:right="0" w:firstLine="0"/>
+        <w:jc w:val="both"/>
+        <w:rPr>
+          <w:sz w:val="28"/>
+          <w:szCs w:val="28"/>
+          <w:lang w:val="ru-RU"/>
+        </w:rPr>
+      </w:pPr>
+      <w:r>
+        <w:rPr>
+          <w:sz w:val="28"/>
+          <w:szCs w:val="28"/>
+          <w:lang w:val="ru-RU"/>
+        </w:rPr>
+        <w:t xml:space="preserve">Для достижения поставленной цели и эффективного решения обозначенных проблем предметной области реализуются следующие функциональные возможности приложения: </w:t>
+      </w:r>
+    </w:p>
+    <w:p>
+      <w:pPr>
+        <w:numPr>
+          <w:ilvl w:val="0"/>
+          <w:numId w:val="16"/>
+        </w:numPr>
+        <w:jc w:val="both"/>
+        <w:rPr>
+          <w:sz w:val="28"/>
+          <w:szCs w:val="28"/>
+          <w:lang w:val="ru-RU"/>
+        </w:rPr>
+      </w:pPr>
+      <w:r>
+        <w:rPr>
+          <w:sz w:val="28"/>
+          <w:szCs w:val="28"/>
+          <w:lang w:val="ru-RU"/>
+        </w:rPr>
+        <w:t>Интерфейс оператора (Frontend): веб-приложение на базе библиотеки React для динамического отображения информации в виде интерактивных таблиц и отправки форм.</w:t>
+      </w:r>
+    </w:p>
+    <w:p>
+      <w:pPr>
+        <w:numPr>
+          <w:ilvl w:val="0"/>
+          <w:numId w:val="16"/>
+        </w:numPr>
+        <w:jc w:val="both"/>
+        <w:rPr>
+          <w:sz w:val="28"/>
+          <w:szCs w:val="28"/>
+          <w:lang w:val="ru-RU"/>
+        </w:rPr>
+      </w:pPr>
+      <w:r>
+        <w:rPr>
+          <w:sz w:val="28"/>
+          <w:szCs w:val="28"/>
+          <w:lang w:val="ru-RU"/>
+        </w:rPr>
+        <w:t xml:space="preserve">Серверный компонент (Backend): REST API на базе фреймворка NestJS (Node.js) для трансляции данных. </w:t>
+      </w:r>
+    </w:p>
+    <w:p>
+      <w:pPr>
+        <w:numPr>
+          <w:ilvl w:val="0"/>
+          <w:numId w:val="16"/>
+        </w:numPr>
+        <w:jc w:val="both"/>
+        <w:rPr>
+          <w:b w:val="off"/>
+          <w:bCs w:val="off"/>
+          <w:sz w:val="28"/>
+          <w:szCs w:val="28"/>
+          <w:lang w:val="ru-RU"/>
+        </w:rPr>
+      </w:pPr>
+      <w:r>
+        <w:rPr>
+          <w:sz w:val="28"/>
+          <w:szCs w:val="28"/>
+          <w:lang w:val="ru-RU"/>
+        </w:rPr>
+        <w:t xml:space="preserve">Реляционное хранилище (Database): СУБД MS SQL Server со строго </w:t>
+      </w:r>
+      <w:r>
+        <w:rPr>
+          <w:b w:val="off"/>
+          <w:bCs w:val="off"/>
+          <w:sz w:val="28"/>
+          <w:szCs w:val="28"/>
+          <w:lang w:val="ru-RU"/>
+        </w:rPr>
+        <w:t>определенной схемой данных.</w:t>
+      </w:r>
+    </w:p>
+    <w:p>
+      <w:pPr>
+        <w:numPr>
+          <w:ilvl w:val="0"/>
+          <w:numId w:val="16"/>
+        </w:numPr>
+        <w:jc w:val="both"/>
+        <w:rPr>
+          <w:b w:val="off"/>
+          <w:bCs w:val="off"/>
+          <w:sz w:val="28"/>
+          <w:szCs w:val="28"/>
+        </w:rPr>
+      </w:pPr>
+      <w:r>
+        <w:rPr>
+          <w:b w:val="off"/>
+          <w:bCs w:val="off"/>
+          <w:sz w:val="28"/>
+          <w:szCs w:val="28"/>
+          <w:lang w:val="ru-RU"/>
+        </w:rPr>
+        <w:t>Полн</w:t>
+      </w:r>
+      <w:r>
+        <w:rPr>
+          <w:b w:val="off"/>
+          <w:bCs w:val="off"/>
+          <w:sz w:val="28"/>
+          <w:szCs w:val="28"/>
+          <w:lang w:val="ru-RU"/>
+        </w:rPr>
+        <w:t xml:space="preserve">оценный цикл CRUD: реализация возможности добавления, чтения, модификации и удаления записей, как минимум, для двух типов ключевых сущностей (граждане и заявки). </w:t>
+      </w:r>
+    </w:p>
+    <w:p>
+      <w:pPr>
+        <w:ind w:left="720" w:right="0" w:firstLine="0"/>
+        <w:jc w:val="both"/>
+        <w:rPr>
+          <w:b w:val="off"/>
+          <w:bCs w:val="off"/>
+          <w:sz w:val="28"/>
+          <w:szCs w:val="28"/>
+        </w:rPr>
+      </w:pPr>
+    </w:p>
+    <w:p>
+      <w:pPr>
+        <w:ind w:left="720" w:right="0" w:firstLine="0"/>
+        <w:jc w:val="both"/>
+        <w:rPr>
+          <w:b w:val="off"/>
+          <w:bCs w:val="off"/>
+          <w:sz w:val="28"/>
+          <w:szCs w:val="28"/>
+        </w:rPr>
+      </w:pPr>
+    </w:p>
+    <w:p>
+      <w:pPr>
+        <w:numPr>
+          <w:ilvl w:val="0"/>
+          <w:numId w:val="1"/>
+        </w:numPr>
+        <w:spacing w:after="0"/>
         <w:jc w:val="center"/>
         <w:rPr>
-          <w:sz w:val="24"/>
-          <w:szCs w:val="24"/>
-        </w:rPr>
-      </w:pPr>
-    </w:p>
-    <w:p>
-      <w:pPr>
-        <w:spacing w:before="0" w:after="0"/>
+          <w:b/>
+          <w:bCs/>
+          <w:sz w:val="28"/>
+          <w:szCs w:val="28"/>
+        </w:rPr>
+      </w:pPr>
+      <w:r>
+        <w:rPr>
+          <w:b/>
+          <w:bCs/>
+          <w:sz w:val="28"/>
+          <w:szCs w:val="28"/>
+          <w:lang w:val="ru-RU"/>
+        </w:rPr>
+        <w:t>Опис</w:t>
+      </w:r>
+      <w:r>
+        <w:rPr>
+          <w:b/>
+          <w:bCs/>
+          <w:sz w:val="28"/>
+          <w:szCs w:val="28"/>
+          <w:lang w:val="ru-RU"/>
+        </w:rPr>
+        <w:t>а</w:t>
+      </w:r>
+      <w:r>
+        <w:rPr>
+          <w:b/>
+          <w:bCs/>
+          <w:sz w:val="28"/>
+          <w:szCs w:val="28"/>
+          <w:lang w:val="ru-RU"/>
+        </w:rPr>
+        <w:t>ние архитектуры</w:t>
+      </w:r>
+    </w:p>
+    <w:p>
+      <w:pPr>
+        <w:spacing w:after="0"/>
+        <w:ind w:left="720" w:right="0" w:firstLine="0"/>
         <w:jc w:val="center"/>
         <w:rPr>
-          <w:sz w:val="24"/>
-          <w:szCs w:val="24"/>
-        </w:rPr>
-      </w:pPr>
-    </w:p>
-    <w:p>
-      <w:pPr>
-        <w:spacing w:before="0" w:after="0"/>
+          <w:b/>
+          <w:bCs/>
+          <w:sz w:val="28"/>
+          <w:szCs w:val="28"/>
+        </w:rPr>
+      </w:pPr>
+    </w:p>
+    <w:p>
+      <w:pPr>
+        <w:spacing w:after="0"/>
+        <w:ind w:right="0"/>
+        <w:jc w:val="both"/>
+        <w:rPr>
+          <w:sz w:val="28"/>
+          <w:szCs w:val="28"/>
+          <w:lang w:val="ru-RU"/>
+        </w:rPr>
+      </w:pPr>
+      <w:r>
+        <w:rPr>
+          <w:sz w:val="28"/>
+          <w:szCs w:val="28"/>
+          <w:lang w:val="ru-RU"/>
+        </w:rPr>
+        <w:t xml:space="preserve">Программный комплекс спроектирован по трехзвенной клиент-серверной архитектуре: </w:t>
+      </w:r>
+    </w:p>
+    <w:p>
+      <w:pPr>
+        <w:numPr>
+          <w:ilvl w:val="0"/>
+          <w:numId w:val="17"/>
+        </w:numPr>
+        <w:spacing w:after="0"/>
+        <w:jc w:val="both"/>
+        <w:rPr>
+          <w:sz w:val="28"/>
+          <w:szCs w:val="28"/>
+          <w:lang w:val="ru-RU"/>
+        </w:rPr>
+      </w:pPr>
+      <w:r>
+        <w:rPr>
+          <w:sz w:val="28"/>
+          <w:szCs w:val="28"/>
+          <w:lang w:val="ru-RU"/>
+        </w:rPr>
+        <w:t xml:space="preserve">Уровень хранения данных (MS SQL Server): отвечает за </w:t>
+      </w:r>
+      <w:r>
+        <w:rPr>
+          <w:sz w:val="28"/>
+          <w:szCs w:val="28"/>
+          <w:lang w:val="ru-RU"/>
+        </w:rPr>
+        <w:t>устойчивость</w:t>
+      </w:r>
+      <w:r>
+        <w:rPr>
+          <w:sz w:val="28"/>
+          <w:szCs w:val="28"/>
+          <w:lang w:val="ru-RU"/>
+        </w:rPr>
+        <w:t xml:space="preserve"> и ссылочную целостность информации. На данном уровне функционирует реляционная база данных, содержащая таблицы, внешние ключи и серверные модули (триггеры, процедуры, функции), инкапсулирующие логику обработки данных внутри СУБД. </w:t>
+      </w:r>
+    </w:p>
+    <w:p>
+      <w:pPr>
+        <w:numPr>
+          <w:ilvl w:val="0"/>
+          <w:numId w:val="17"/>
+        </w:numPr>
+        <w:jc w:val="both"/>
+        <w:rPr>
+          <w:sz w:val="28"/>
+          <w:szCs w:val="28"/>
+          <w:lang w:val="ru-RU"/>
+        </w:rPr>
+      </w:pPr>
+      <w:r>
+        <w:rPr>
+          <w:sz w:val="28"/>
+          <w:szCs w:val="28"/>
+          <w:lang w:val="ru-RU"/>
+        </w:rPr>
+        <w:t>Уровень бизнес-логики (NestJS): серверное приложение, выступающее изолированным «мостом» между СУБД и пользователем. Сервер подключается к MS SQL Server посредством объектно-реляционного отображения TypeORM. Сервер обрабатывает входящие HTTP-запросы от клиента, выполняет валидацию, транслирует команды СУБД и возвращает результаты в виде текстовых структур JSON.</w:t>
+      </w:r>
+    </w:p>
+    <w:p>
+      <w:pPr>
+        <w:numPr>
+          <w:ilvl w:val="0"/>
+          <w:numId w:val="17"/>
+        </w:numPr>
+        <w:jc w:val="both"/>
+        <w:rPr>
+          <w:sz w:val="28"/>
+          <w:szCs w:val="28"/>
+        </w:rPr>
+      </w:pPr>
+      <w:r>
+        <w:rPr>
+          <w:sz w:val="28"/>
+          <w:szCs w:val="28"/>
+          <w:lang w:val="ru-RU"/>
+        </w:rPr>
+        <w:t xml:space="preserve">Уровень представления (React): интерактивный веб-интерфейс оператора ведомства. Особенностью разработанной архитектуры является изоляция клиентских запросов: фронтенд запрашивает каждую реляционную таблицу отдельным асинхронным потоком и производит сопоставление ID-ключей со справочниками на лету в памяти браузера средствами JavaScript. Это техническое решение предотвращает каскадные сбои сервера при некорректных SQL-транзакциях соединения таблиц (JOIN) на стороне СУБД.  </w:t>
+      </w:r>
+    </w:p>
+    <w:p>
+      <w:pPr>
+        <w:ind w:right="0"/>
         <w:jc w:val="center"/>
         <w:rPr>
-          <w:sz w:val="24"/>
-          <w:szCs w:val="24"/>
-        </w:rPr>
-      </w:pPr>
-    </w:p>
-    <w:p>
-      <w:pPr>
-        <w:spacing w:before="0" w:after="0"/>
+          <w:b/>
+          <w:bCs/>
+          <w:sz w:val="28"/>
+          <w:szCs w:val="28"/>
+        </w:rPr>
+      </w:pPr>
+    </w:p>
+    <w:p>
+      <w:pPr>
+        <w:ind w:right="0"/>
         <w:jc w:val="center"/>
         <w:rPr>
-          <w:sz w:val="24"/>
-          <w:szCs w:val="24"/>
-        </w:rPr>
-      </w:pPr>
-    </w:p>
-    <w:p>
-      <w:pPr>
-        <w:spacing w:before="0" w:after="0"/>
-        <w:jc w:val="right"/>
-        <w:rPr>
-          <w:sz w:val="24"/>
-          <w:szCs w:val="24"/>
-        </w:rPr>
-      </w:pPr>
-      <w:r>
-        <w:rPr>
-          <w:sz w:val="24"/>
-          <w:szCs w:val="24"/>
-        </w:rPr>
-        <w:t xml:space="preserve">Выполнила: </w:t>
-      </w:r>
-      <w:r>
-        <w:rPr>
-          <w:sz w:val="24"/>
-          <w:szCs w:val="24"/>
-        </w:rPr>
-        <w:t xml:space="preserve">студент группы БИВТ-24-7 </w:t>
-      </w:r>
-    </w:p>
-    <w:p>
-      <w:pPr>
-        <w:spacing w:before="0" w:after="0"/>
-        <w:jc w:val="right"/>
-        <w:rPr>
-          <w:sz w:val="24"/>
-          <w:szCs w:val="24"/>
-        </w:rPr>
-      </w:pPr>
-      <w:r>
-        <w:rPr>
-          <w:sz w:val="24"/>
-          <w:szCs w:val="24"/>
-        </w:rPr>
-        <w:t>Недопекина Анна Сергеевна</w:t>
-      </w:r>
-    </w:p>
-    <w:p>
-      <w:pPr>
-        <w:spacing w:before="0" w:after="0"/>
-        <w:jc w:val="right"/>
-        <w:rPr>
-          <w:sz w:val="24"/>
-          <w:szCs w:val="24"/>
-        </w:rPr>
-      </w:pPr>
-      <w:r>
-        <w:rPr>
-          <w:sz w:val="24"/>
-          <w:szCs w:val="24"/>
-          <w14:ligatures w14:val="standardContextual"/>
+          <w:b/>
+          <w:bCs/>
+          <w:sz w:val="28"/>
+          <w:szCs w:val="28"/>
+        </w:rPr>
+      </w:pPr>
+    </w:p>
+    <w:p>
+      <w:pPr>
+        <w:numPr>
+          <w:ilvl w:val="0"/>
+          <w:numId w:val="1"/>
+        </w:numPr>
+        <w:spacing w:after="0"/>
+        <w:jc w:val="center"/>
+        <w:rPr>
+          <w:b/>
+          <w:bCs/>
+          <w:sz w:val="28"/>
+          <w:szCs w:val="28"/>
+        </w:rPr>
+      </w:pPr>
+      <w:r>
+        <w:rPr>
+          <w:b/>
+          <w:bCs/>
+          <w:sz w:val="28"/>
+          <w:szCs w:val="28"/>
+          <w:lang w:val="ru-RU"/>
+        </w:rPr>
+        <w:t>Описание структуры БД</w:t>
+      </w:r>
+    </w:p>
+    <w:p>
+      <w:pPr>
+        <w:spacing w:after="0"/>
+        <w:ind w:left="720" w:right="0" w:firstLine="0"/>
+        <w:jc w:val="center"/>
+        <w:rPr>
+          <w:b/>
+          <w:bCs/>
+          <w:sz w:val="28"/>
+          <w:szCs w:val="28"/>
+        </w:rPr>
+      </w:pPr>
+    </w:p>
+    <w:p>
+      <w:pPr>
+        <w:spacing w:after="0"/>
+        <w:ind w:left="0" w:right="0" w:firstLine="0"/>
+        <w:jc w:val="both"/>
+        <w:rPr>
+          <w:sz w:val="28"/>
+          <w:szCs w:val="28"/>
+          <w:lang w:val="ru-RU"/>
+        </w:rPr>
+      </w:pPr>
+      <w:r>
+        <w:rPr>
+          <w:sz w:val="28"/>
+          <w:szCs w:val="28"/>
+          <w:lang w:val="ru-RU"/>
+        </w:rPr>
+        <w:t xml:space="preserve">Вербальная модель предметной области </w:t>
+      </w:r>
+    </w:p>
+    <w:p>
+      <w:pPr>
+        <w:spacing w:after="0"/>
+        <w:ind w:left="0" w:right="0" w:firstLine="0"/>
+        <w:jc w:val="both"/>
+        <w:rPr>
+          <w:sz w:val="28"/>
+          <w:szCs w:val="28"/>
+          <w:lang w:val="ru-RU"/>
+        </w:rPr>
+      </w:pPr>
+      <w:r>
+        <w:rPr>
+          <w:sz w:val="28"/>
+          <w:szCs w:val="28"/>
+          <w:lang w:val="ru-RU"/>
+        </w:rPr>
+        <w:t>В разработанной структуре источника данных выделены 4 ключевые взаимосвязанные сущности:</w:t>
+      </w:r>
+    </w:p>
+    <w:p>
+      <w:pPr>
+        <w:numPr>
+          <w:ilvl w:val="0"/>
+          <w:numId w:val="18"/>
+        </w:numPr>
+        <w:jc w:val="both"/>
+        <w:rPr>
+          <w:sz w:val="28"/>
+          <w:szCs w:val="28"/>
+          <w:lang w:val="ru-RU"/>
+        </w:rPr>
+      </w:pPr>
+      <w:r>
+        <w:rPr>
+          <w:sz w:val="28"/>
+          <w:szCs w:val="28"/>
+          <w:lang w:val="ru-RU"/>
+        </w:rPr>
+        <w:t>Города (cities): справочник регионов РФ. Связан с сущностью «Граждане» отношением «Один-ко-многим» (один город может содержать множество зарегистрированных жителей, но гражданин привязан к одному городу).</w:t>
+      </w:r>
+    </w:p>
+    <w:p>
+      <w:pPr>
+        <w:numPr>
+          <w:ilvl w:val="0"/>
+          <w:numId w:val="18"/>
+        </w:numPr>
+        <w:jc w:val="both"/>
+        <w:rPr>
+          <w:sz w:val="28"/>
+          <w:szCs w:val="28"/>
+          <w:lang w:val="ru-RU"/>
+        </w:rPr>
+      </w:pPr>
+      <w:r>
+        <w:rPr>
+          <w:sz w:val="28"/>
+          <w:szCs w:val="28"/>
+          <w:lang w:val="ru-RU"/>
+        </w:rPr>
+        <w:t>Государственные услуги (services): справочник доступных ведомственных услуг (например, выдача паспорта, регистрация ТС). Связан с сущностью «Заявки» отношением «Один-ко-многим» (одна и та же госуслуга может быть запрошена в рамках множества различных заявлений).</w:t>
+      </w:r>
+    </w:p>
+    <w:p>
+      <w:pPr>
+        <w:numPr>
+          <w:ilvl w:val="0"/>
+          <w:numId w:val="18"/>
+        </w:numPr>
+        <w:jc w:val="both"/>
+        <w:rPr>
+          <w:sz w:val="28"/>
+          <w:szCs w:val="28"/>
+          <w:lang w:val="ru-RU"/>
+        </w:rPr>
+      </w:pPr>
+      <w:r>
+        <w:rPr>
+          <w:sz w:val="28"/>
+          <w:szCs w:val="28"/>
+          <w:lang w:val="ru-RU"/>
+        </w:rPr>
+        <w:t>Граждане (users): Сущность, содержащая персональные анкетные данные жителей. Зависит от справочника городов через внешний ключ city_id. Связана с таблицей «Заявки» отношением «Один-ко-многим» (один гражданин имеет право подать неограниченное число заявлений в МФЦ).</w:t>
+      </w:r>
+    </w:p>
+    <w:p>
+      <w:pPr>
+        <w:numPr>
+          <w:ilvl w:val="0"/>
+          <w:numId w:val="18"/>
+        </w:numPr>
+        <w:jc w:val="both"/>
+        <w:rPr>
+          <w:sz w:val="28"/>
+          <w:szCs w:val="28"/>
+          <w:lang w:val="ru-RU"/>
+        </w:rPr>
+      </w:pPr>
+      <w:r>
+        <w:rPr>
+          <w:sz w:val="28"/>
+          <w:szCs w:val="28"/>
+          <w:lang w:val="ru-RU"/>
+        </w:rPr>
+        <w:t>Заявки на услуги (</w:t>
+      </w:r>
+      <w:r>
+        <w:rPr>
+          <w:sz w:val="28"/>
+          <w:szCs w:val="28"/>
+          <w:lang w:val="en-US"/>
+        </w:rPr>
+        <w:t>service_</w:t>
+      </w:r>
+      <w:r>
+        <w:rPr>
+          <w:sz w:val="28"/>
+          <w:szCs w:val="28"/>
+          <w:lang w:val="ru-RU"/>
+        </w:rPr>
+        <w:t>requests): таблица учета обращений. Фиксирует факт запроса услуги конкретным гражданином через составную систему внешних ключей (user_id, service_id) , а также хранит динамические текстовые поля статуса модерации и официального ответа ведомства</w:t>
+      </w:r>
+    </w:p>
+    <w:p>
+      <w:pPr>
+        <w:ind w:left="0" w:right="0" w:firstLine="0"/>
+        <w:jc w:val="center"/>
+        <w:rPr>
+          <w:sz w:val="28"/>
+          <w:szCs w:val="28"/>
+        </w:rPr>
+      </w:pPr>
+      <w:r>
+        <w:rPr>
+          <w:sz w:val="28"/>
+          <w:szCs w:val="28"/>
         </w:rPr>
         <w:drawing xmlns:mc="http://schemas.openxmlformats.org/markup-compatibility/2006">
-          <wp:inline distT="0" distB="0" distL="0" distR="0">
-            <wp:extent cx="677715" cy="735474"/>
+          <wp:inline distT="0" distB="0" distL="118872" distR="118872">
+            <wp:extent cx="4899025" cy="2785745"/>
             <wp:effectExtent l="0" t="0" r="0" b="0"/>
-            <wp:docPr id="15" name="Рисунок 1"/>
+            <wp:docPr id="52" name="Picture 4"/>
             <wp:cNvGraphicFramePr>
               <a:graphicFrameLocks xmlns:a="http://schemas.openxmlformats.org/drawingml/2006/main" noChangeAspect="1"/>
             </wp:cNvGraphicFramePr>
@@ -640,1129 +2109,13 @@
               <a:graphicData uri="http://schemas.openxmlformats.org/drawingml/2006/picture">
                 <pic:pic xmlns:pic="http://schemas.openxmlformats.org/drawingml/2006/picture">
                   <pic:nvPicPr>
-                    <pic:cNvPr id="3" name="Рисунок 1"/>
-                    <pic:cNvPicPr/>
-                  </pic:nvPicPr>
-                  <pic:blipFill>
-                    <a:blip r:embed="rId27"/>
-                    <a:srcRect l="25324" t="19339" r="35579" b="34479"/>
-                    <a:stretch/>
-                  </pic:blipFill>
-                  <pic:spPr>
-                    <a:xfrm>
-                      <a:off x="0" y="0"/>
-                      <a:ext cx="677715" cy="735474"/>
-                    </a:xfrm>
-                    <a:prstGeom prst="rect">
-                      <a:avLst/>
-                    </a:prstGeom>
-                    <a:ln>
-                      <a:noFill/>
-                    </a:ln>
-                  </pic:spPr>
-                </pic:pic>
-              </a:graphicData>
-            </a:graphic>
-          </wp:inline>
-        </w:drawing>
-      </w:r>
-    </w:p>
-    <w:p>
-      <w:pPr>
-        <w:spacing w:before="0" w:after="0"/>
-        <w:jc w:val="right"/>
-        <w:rPr>
-          <w:sz w:val="24"/>
-          <w:szCs w:val="24"/>
-        </w:rPr>
-      </w:pPr>
-      <w:r>
-        <w:rPr>
-          <w:sz w:val="24"/>
-          <w:szCs w:val="24"/>
-        </w:rPr>
-        <w:t xml:space="preserve">Проверил: доцент, </w:t>
-      </w:r>
-    </w:p>
-    <w:p>
-      <w:pPr>
-        <w:spacing w:before="0" w:after="0"/>
-        <w:jc w:val="right"/>
-        <w:rPr>
-          <w:sz w:val="24"/>
-          <w:szCs w:val="24"/>
-        </w:rPr>
-      </w:pPr>
-      <w:r>
-        <w:rPr>
-          <w:sz w:val="24"/>
-          <w:szCs w:val="24"/>
-        </w:rPr>
-        <w:t>Микитенко Игорь Иванович</w:t>
-      </w:r>
-    </w:p>
-    <w:p>
-      <w:pPr>
-        <w:jc w:val="right"/>
-        <w:rPr>
-          <w:sz w:val="24"/>
-          <w:szCs w:val="24"/>
-        </w:rPr>
-      </w:pPr>
-    </w:p>
-    <w:p>
-      <w:pPr>
-        <w:jc w:val="center"/>
-        <w:rPr>
-          <w:sz w:val="24"/>
-          <w:szCs w:val="24"/>
-        </w:rPr>
-      </w:pPr>
-    </w:p>
-    <w:p>
-      <w:pPr>
-        <w:jc w:val="center"/>
-        <w:rPr>
-          <w:sz w:val="24"/>
-          <w:szCs w:val="24"/>
-        </w:rPr>
-      </w:pPr>
-    </w:p>
-    <w:p>
-      <w:pPr>
-        <w:jc w:val="center"/>
-        <w:rPr>
-          <w:sz w:val="24"/>
-          <w:szCs w:val="24"/>
-        </w:rPr>
-      </w:pPr>
-    </w:p>
-    <w:p>
-      <w:pPr>
-        <w:jc w:val="center"/>
-        <w:rPr>
-          <w:sz w:val="24"/>
-          <w:szCs w:val="24"/>
-        </w:rPr>
-      </w:pPr>
-    </w:p>
-    <w:p>
-      <w:pPr>
-        <w:jc w:val="center"/>
-        <w:rPr>
-          <w:sz w:val="24"/>
-          <w:szCs w:val="24"/>
-        </w:rPr>
-      </w:pPr>
-    </w:p>
-    <w:p>
-      <w:pPr>
-        <w:jc w:val="center"/>
-        <w:rPr>
-          <w:sz w:val="24"/>
-          <w:szCs w:val="24"/>
-        </w:rPr>
-      </w:pPr>
-    </w:p>
-    <w:p>
-      <w:pPr>
-        <w:jc w:val="center"/>
-        <w:rPr>
-          <w:sz w:val="24"/>
-          <w:szCs w:val="24"/>
-        </w:rPr>
-      </w:pPr>
-    </w:p>
-    <w:p>
-      <w:pPr>
-        <w:jc w:val="center"/>
-        <w:rPr>
-          <w:sz w:val="24"/>
-          <w:szCs w:val="24"/>
-        </w:rPr>
-      </w:pPr>
-      <w:r>
-        <w:rPr>
-          <w:sz w:val="24"/>
-          <w:szCs w:val="24"/>
-        </w:rPr>
-        <w:t>Москва, 2026</w:t>
-      </w:r>
-    </w:p>
-    <w:p>
-      <w:pPr>
-        <w:jc w:val="center"/>
-        <w:rPr>
-          <w:b/>
-          <w:bCs/>
-          <w:sz w:val="28"/>
-          <w:szCs w:val="28"/>
-        </w:rPr>
-      </w:pPr>
-      <w:r>
-        <w:rPr>
-          <w:b/>
-          <w:bCs/>
-          <w:sz w:val="28"/>
-          <w:szCs w:val="28"/>
-          <w:lang w:val="ru-RU"/>
-        </w:rPr>
-        <w:t>Содержание</w:t>
-      </w:r>
-    </w:p>
-    <w:p>
-      <w:pPr>
-        <w:ind w:right="0"/>
-        <w:jc w:val="both"/>
-        <w:rPr>
-          <w:sz w:val="24"/>
-          <w:szCs w:val="24"/>
-        </w:rPr>
-      </w:pPr>
-      <w:r>
-        <w:rPr>
-          <w:sz w:val="24"/>
-          <w:szCs w:val="24"/>
-          <w:lang w:val="ru-RU"/>
-        </w:rPr>
-        <w:t>Предметная область                                                                                                                       2</w:t>
-      </w:r>
-    </w:p>
-    <w:p>
-      <w:pPr>
-        <w:jc w:val="both"/>
-        <w:rPr>
-          <w:sz w:val="24"/>
-          <w:szCs w:val="24"/>
-        </w:rPr>
-      </w:pPr>
-      <w:r>
-        <w:rPr>
-          <w:sz w:val="24"/>
-          <w:szCs w:val="24"/>
-          <w:lang w:val="ru-RU"/>
-        </w:rPr>
-        <w:t>Постановка задачи                                                                                                                         3</w:t>
-      </w:r>
-    </w:p>
-    <w:p>
-      <w:pPr>
-        <w:jc w:val="both"/>
-        <w:rPr>
-          <w:sz w:val="24"/>
-          <w:szCs w:val="24"/>
-        </w:rPr>
-      </w:pPr>
-      <w:r>
-        <w:rPr>
-          <w:sz w:val="24"/>
-          <w:szCs w:val="24"/>
-          <w:lang w:val="ru-RU"/>
-        </w:rPr>
-        <w:t>Описание архитектуры                                                                                                                  3</w:t>
-      </w:r>
-    </w:p>
-    <w:p>
-      <w:pPr>
-        <w:jc w:val="both"/>
-        <w:rPr>
-          <w:sz w:val="24"/>
-          <w:szCs w:val="24"/>
-        </w:rPr>
-      </w:pPr>
-      <w:r>
-        <w:rPr>
-          <w:sz w:val="24"/>
-          <w:szCs w:val="24"/>
-          <w:lang w:val="ru-RU"/>
-        </w:rPr>
-        <w:t xml:space="preserve">Описание структуры </w:t>
-      </w:r>
-      <w:r>
-        <w:rPr>
-          <w:sz w:val="24"/>
-          <w:szCs w:val="24"/>
-          <w:lang w:val="ru-RU"/>
-        </w:rPr>
-        <w:t>БД                                                                                                                4</w:t>
-      </w:r>
-    </w:p>
-    <w:p>
-      <w:pPr>
-        <w:jc w:val="both"/>
-        <w:rPr>
-          <w:sz w:val="24"/>
-          <w:szCs w:val="24"/>
-        </w:rPr>
-      </w:pPr>
-      <w:r>
-        <w:rPr>
-          <w:sz w:val="24"/>
-          <w:szCs w:val="24"/>
-          <w:lang w:val="ru-RU"/>
-        </w:rPr>
-        <w:t>Описание серверной части                                                                                                            5</w:t>
-      </w:r>
-    </w:p>
-    <w:p>
-      <w:pPr>
-        <w:jc w:val="both"/>
-        <w:rPr>
-          <w:sz w:val="24"/>
-          <w:szCs w:val="24"/>
-        </w:rPr>
-      </w:pPr>
-      <w:r>
-        <w:rPr>
-          <w:sz w:val="24"/>
-          <w:szCs w:val="24"/>
-          <w:lang w:val="ru-RU"/>
-        </w:rPr>
-        <w:t>Описание клиентской части                                                                                                        10</w:t>
-      </w:r>
-    </w:p>
-    <w:p>
-      <w:pPr>
-        <w:jc w:val="both"/>
-        <w:rPr>
-          <w:sz w:val="24"/>
-          <w:szCs w:val="24"/>
-        </w:rPr>
-      </w:pPr>
-      <w:r>
-        <w:rPr>
-          <w:sz w:val="24"/>
-          <w:szCs w:val="24"/>
-          <w:lang w:val="ru-RU"/>
-        </w:rPr>
-        <w:t>Заключение                                                                                                                                   13</w:t>
-      </w:r>
-    </w:p>
-    <w:p>
-      <w:pPr>
-        <w:jc w:val="both"/>
-        <w:rPr>
-          <w:sz w:val="24"/>
-          <w:szCs w:val="24"/>
-        </w:rPr>
-      </w:pPr>
-      <w:r>
-        <w:rPr>
-          <w:sz w:val="24"/>
-          <w:szCs w:val="24"/>
-          <w:lang w:val="ru-RU"/>
-        </w:rPr>
-        <w:t>Список литературы                                                                                                                      14</w:t>
-      </w:r>
-    </w:p>
-    <w:p>
-      <w:pPr>
-        <w:jc w:val="both"/>
-        <w:rPr>
-          <w:sz w:val="24"/>
-          <w:szCs w:val="24"/>
-        </w:rPr>
-      </w:pPr>
-    </w:p>
-    <w:p>
-      <w:pPr>
-        <w:jc w:val="both"/>
-        <w:rPr>
-          <w:sz w:val="24"/>
-          <w:szCs w:val="24"/>
-        </w:rPr>
-      </w:pPr>
-    </w:p>
-    <w:p>
-      <w:pPr>
-        <w:jc w:val="both"/>
-        <w:rPr>
-          <w:sz w:val="24"/>
-          <w:szCs w:val="24"/>
-        </w:rPr>
-      </w:pPr>
-    </w:p>
-    <w:p>
-      <w:pPr>
-        <w:numPr>
-          <w:ilvl w:val="0"/>
-          <w:numId w:val="1"/>
-        </w:numPr>
-        <w:spacing w:after="0"/>
-        <w:jc w:val="center"/>
-        <w:rPr>
-          <w:b/>
-          <w:bCs/>
-          <w:sz w:val="28"/>
-          <w:szCs w:val="28"/>
-        </w:rPr>
-      </w:pPr>
-      <w:r>
-        <w:rPr>
-          <w:b/>
-          <w:bCs/>
-          <w:sz w:val="28"/>
-          <w:szCs w:val="28"/>
-          <w:lang w:val="ru-RU"/>
-        </w:rPr>
-        <w:t>Предметная область</w:t>
-      </w:r>
-    </w:p>
-    <w:p>
-      <w:pPr>
-        <w:spacing w:after="0"/>
-        <w:ind w:right="0"/>
-        <w:jc w:val="both"/>
-        <w:rPr>
-          <w:sz w:val="24"/>
-          <w:szCs w:val="24"/>
-        </w:rPr>
-      </w:pPr>
-    </w:p>
-    <w:p>
-      <w:pPr>
-        <w:spacing w:after="0"/>
-        <w:ind w:right="0"/>
-        <w:jc w:val="both"/>
-        <w:rPr>
-          <w:sz w:val="24"/>
-          <w:szCs w:val="24"/>
-          <w:lang w:val="ru-RU"/>
-        </w:rPr>
-      </w:pPr>
-      <w:r>
-        <w:rPr>
-          <w:sz w:val="24"/>
-          <w:szCs w:val="24"/>
-          <w:lang w:val="ru-RU"/>
-        </w:rPr>
-        <w:t xml:space="preserve">Предметная область курсовой работы </w:t>
-      </w:r>
-      <w:r>
-        <w:rPr>
-          <w:sz w:val="24"/>
-          <w:szCs w:val="24"/>
-          <w:lang w:val="ru-RU"/>
-        </w:rPr>
-        <w:t>-</w:t>
-      </w:r>
-      <w:r>
-        <w:rPr>
-          <w:sz w:val="24"/>
-          <w:szCs w:val="24"/>
-          <w:lang w:val="ru-RU"/>
-        </w:rPr>
-        <w:t xml:space="preserve"> автоматизация учета государственных услуг и ведения реестра граждан (упрощенная модель портала «Госуслуги»).</w:t>
-      </w:r>
-    </w:p>
-    <w:p>
-      <w:pPr>
-        <w:spacing w:after="0"/>
-        <w:ind w:right="0"/>
-        <w:jc w:val="both"/>
-        <w:rPr>
-          <w:sz w:val="24"/>
-          <w:szCs w:val="24"/>
-          <w:lang w:val="ru-RU"/>
-        </w:rPr>
-      </w:pPr>
-      <w:r>
-        <w:rPr>
-          <w:sz w:val="24"/>
-          <w:szCs w:val="24"/>
-          <w:lang w:val="ru-RU"/>
-        </w:rPr>
-        <w:t>В реальных условиях государственные структуры обрабатывают колоссальные объемы информации, поступающей из смежных баз данных. Одной из ключевых задач автоматизации этой области является создание изолированного рабочего места оператора (административной панели ведомства). Оператор МФЦ или сотрудник государственного органа должен обладать инструментами для централизованного управления реляционными таблицами. Система автоматизирует следующие процессы:</w:t>
-      </w:r>
-    </w:p>
-    <w:p>
-      <w:pPr>
-        <w:numPr>
-          <w:ilvl w:val="0"/>
-          <w:numId w:val="10"/>
-        </w:numPr>
-        <w:jc w:val="both"/>
-        <w:rPr>
-          <w:sz w:val="24"/>
-          <w:szCs w:val="24"/>
-          <w:lang w:val="ru-RU"/>
-        </w:rPr>
-      </w:pPr>
-      <w:r>
-        <w:rPr>
-          <w:sz w:val="24"/>
-          <w:szCs w:val="24"/>
-          <w:lang w:val="ru-RU"/>
-        </w:rPr>
-        <w:t>Прямое внесение записей о гражданах в базу данных (например, при их личном обращении в ведомство);</w:t>
-      </w:r>
-    </w:p>
-    <w:p>
-      <w:pPr>
-        <w:numPr>
-          <w:ilvl w:val="0"/>
-          <w:numId w:val="10"/>
-        </w:numPr>
-        <w:jc w:val="both"/>
-        <w:rPr>
-          <w:sz w:val="24"/>
-          <w:szCs w:val="24"/>
-          <w:lang w:val="ru-RU"/>
-        </w:rPr>
-      </w:pPr>
-      <w:r>
-        <w:rPr>
-          <w:sz w:val="24"/>
-          <w:szCs w:val="24"/>
-          <w:lang w:val="ru-RU"/>
-        </w:rPr>
-        <w:t>Контроль территориальной принадлежности (связывание граждан со справочником городов РФ);</w:t>
-      </w:r>
-    </w:p>
-    <w:p>
-      <w:pPr>
-        <w:numPr>
-          <w:ilvl w:val="0"/>
-          <w:numId w:val="10"/>
-        </w:numPr>
-        <w:jc w:val="both"/>
-        <w:rPr>
-          <w:sz w:val="24"/>
-          <w:szCs w:val="24"/>
-          <w:lang w:val="ru-RU"/>
-        </w:rPr>
-      </w:pPr>
-      <w:r>
-        <w:rPr>
-          <w:sz w:val="24"/>
-          <w:szCs w:val="24"/>
-          <w:lang w:val="ru-RU"/>
-        </w:rPr>
-        <w:t>Мониторинг всех поступающих заявок на государственные услуги;</w:t>
-      </w:r>
-    </w:p>
-    <w:p>
-      <w:pPr>
-        <w:numPr>
-          <w:ilvl w:val="0"/>
-          <w:numId w:val="10"/>
-        </w:numPr>
-        <w:jc w:val="both"/>
-        <w:rPr>
-          <w:sz w:val="24"/>
-          <w:szCs w:val="24"/>
-          <w:lang w:val="ru-RU"/>
-        </w:rPr>
-      </w:pPr>
-      <w:r>
-        <w:rPr>
-          <w:sz w:val="24"/>
-          <w:szCs w:val="24"/>
-          <w:lang w:val="ru-RU"/>
-        </w:rPr>
-        <w:t>Ручное модерирование бизнес-процессов (оперативное изменение статуса заявки и добавление официального текстового комментария от лица ведомства).</w:t>
-      </w:r>
-    </w:p>
-    <w:p>
-      <w:pPr>
-        <w:ind w:right="0"/>
-        <w:jc w:val="both"/>
-        <w:rPr>
-          <w:sz w:val="24"/>
-          <w:szCs w:val="24"/>
-          <w:lang w:val="ru-RU"/>
-        </w:rPr>
-      </w:pPr>
-    </w:p>
-    <w:p>
-      <w:pPr>
-        <w:ind w:right="0"/>
-        <w:jc w:val="both"/>
-        <w:rPr>
-          <w:sz w:val="24"/>
-          <w:szCs w:val="24"/>
-        </w:rPr>
-      </w:pPr>
-    </w:p>
-    <w:p>
-      <w:pPr>
-        <w:numPr>
-          <w:ilvl w:val="0"/>
-          <w:numId w:val="1"/>
-        </w:numPr>
-        <w:spacing w:after="0"/>
-        <w:jc w:val="center"/>
-        <w:rPr>
-          <w:b/>
-          <w:bCs/>
-          <w:sz w:val="28"/>
-          <w:szCs w:val="28"/>
-        </w:rPr>
-      </w:pPr>
-      <w:r>
-        <w:rPr>
-          <w:b/>
-          <w:bCs/>
-          <w:sz w:val="28"/>
-          <w:szCs w:val="28"/>
-          <w:lang w:val="ru-RU"/>
-        </w:rPr>
-        <w:t>Постановка задачи</w:t>
-      </w:r>
-    </w:p>
-    <w:p>
-      <w:pPr>
-        <w:spacing w:after="0"/>
-        <w:ind w:right="0"/>
-        <w:jc w:val="center"/>
-        <w:rPr>
-          <w:b/>
-          <w:bCs/>
-          <w:sz w:val="28"/>
-          <w:szCs w:val="28"/>
-        </w:rPr>
-      </w:pPr>
-    </w:p>
-    <w:p>
-      <w:pPr>
-        <w:spacing w:after="0"/>
-        <w:ind w:left="0" w:right="0" w:firstLine="0"/>
-        <w:jc w:val="both"/>
-        <w:rPr>
-          <w:sz w:val="24"/>
-          <w:szCs w:val="24"/>
-          <w:lang w:val="ru-RU"/>
-        </w:rPr>
-      </w:pPr>
-      <w:r>
-        <w:rPr>
-          <w:sz w:val="24"/>
-          <w:szCs w:val="24"/>
-          <w:lang w:val="ru-RU"/>
-        </w:rPr>
-        <w:t>Вариант №13: Государство (Подсистема “Госуслуги”)</w:t>
-      </w:r>
-    </w:p>
-    <w:p>
-      <w:pPr>
-        <w:spacing w:after="0"/>
-        <w:ind w:left="0" w:right="0" w:firstLine="0"/>
-        <w:jc w:val="both"/>
-        <w:rPr>
-          <w:sz w:val="24"/>
-          <w:szCs w:val="24"/>
-          <w:lang w:val="ru-RU"/>
-        </w:rPr>
-      </w:pPr>
-      <w:r>
-        <w:rPr>
-          <w:sz w:val="24"/>
-          <w:szCs w:val="24"/>
-          <w:lang w:val="ru-RU"/>
-        </w:rPr>
-        <w:t>Цель работы: разработать программное клиент-серверное приложение, представляющее собой единую административную панель ведомства для управления базами данных «Госуслуги».</w:t>
-      </w:r>
-    </w:p>
-    <w:p>
-      <w:pPr>
-        <w:ind w:left="0" w:right="0" w:firstLine="0"/>
-        <w:jc w:val="both"/>
-        <w:rPr>
-          <w:sz w:val="24"/>
-          <w:szCs w:val="24"/>
-          <w:lang w:val="ru-RU"/>
-        </w:rPr>
-      </w:pPr>
-      <w:r>
-        <w:rPr>
-          <w:sz w:val="24"/>
-          <w:szCs w:val="24"/>
-          <w:lang w:val="ru-RU"/>
-        </w:rPr>
-        <w:t xml:space="preserve">Для достижения поставленной цели и эффективного решения обозначенных проблем предметной области реализуются следующие функциональные возможности приложения: </w:t>
-      </w:r>
-    </w:p>
-    <w:p>
-      <w:pPr>
-        <w:numPr>
-          <w:ilvl w:val="0"/>
-          <w:numId w:val="16"/>
-        </w:numPr>
-        <w:jc w:val="both"/>
-        <w:rPr>
-          <w:sz w:val="24"/>
-          <w:szCs w:val="24"/>
-          <w:lang w:val="ru-RU"/>
-        </w:rPr>
-      </w:pPr>
-      <w:r>
-        <w:rPr>
-          <w:sz w:val="24"/>
-          <w:szCs w:val="24"/>
-          <w:lang w:val="ru-RU"/>
-        </w:rPr>
-        <w:t>Интерфейс оператора (Frontend): веб-приложение на базе библиотеки React для динамического отображения информации в виде интерактивных таблиц и отправки форм.</w:t>
-      </w:r>
-    </w:p>
-    <w:p>
-      <w:pPr>
-        <w:numPr>
-          <w:ilvl w:val="0"/>
-          <w:numId w:val="16"/>
-        </w:numPr>
-        <w:jc w:val="both"/>
-        <w:rPr>
-          <w:sz w:val="24"/>
-          <w:szCs w:val="24"/>
-          <w:lang w:val="ru-RU"/>
-        </w:rPr>
-      </w:pPr>
-      <w:r>
-        <w:rPr>
-          <w:sz w:val="24"/>
-          <w:szCs w:val="24"/>
-          <w:lang w:val="ru-RU"/>
-        </w:rPr>
-        <w:t xml:space="preserve">Серверный компонент (Backend): REST API на базе фреймворка NestJS (Node.js) для трансляции данных. </w:t>
-      </w:r>
-    </w:p>
-    <w:p>
-      <w:pPr>
-        <w:numPr>
-          <w:ilvl w:val="0"/>
-          <w:numId w:val="16"/>
-        </w:numPr>
-        <w:jc w:val="both"/>
-        <w:rPr>
-          <w:sz w:val="24"/>
-          <w:szCs w:val="24"/>
-          <w:lang w:val="ru-RU"/>
-        </w:rPr>
-      </w:pPr>
-      <w:r>
-        <w:rPr>
-          <w:sz w:val="24"/>
-          <w:szCs w:val="24"/>
-          <w:lang w:val="ru-RU"/>
-        </w:rPr>
-        <w:t>Реляционное хранилище (Database): СУБД MS SQL Server со строго определенной схемой данных.</w:t>
-      </w:r>
-    </w:p>
-    <w:p>
-      <w:pPr>
-        <w:numPr>
-          <w:ilvl w:val="0"/>
-          <w:numId w:val="16"/>
-        </w:numPr>
-        <w:jc w:val="both"/>
-        <w:rPr>
-          <w:sz w:val="24"/>
-          <w:szCs w:val="24"/>
-          <w:lang w:val="ru-RU"/>
-        </w:rPr>
-      </w:pPr>
-      <w:r>
-        <w:rPr>
-          <w:sz w:val="24"/>
-          <w:szCs w:val="24"/>
-          <w:lang w:val="ru-RU"/>
-        </w:rPr>
-        <w:t xml:space="preserve">Полноценный цикл CRUD: реализация возможности добавления, чтения, модификации и удаления записей, как минимум, для двух типов ключевых сущностей (граждане и заявки).  </w:t>
-      </w:r>
-    </w:p>
-    <w:p>
-      <w:pPr>
-        <w:ind w:right="0"/>
-        <w:jc w:val="center"/>
-        <w:rPr>
-          <w:b/>
-          <w:bCs/>
-          <w:sz w:val="28"/>
-          <w:szCs w:val="28"/>
-        </w:rPr>
-      </w:pPr>
-    </w:p>
-    <w:p>
-      <w:pPr>
-        <w:ind w:right="0"/>
-        <w:jc w:val="center"/>
-        <w:rPr>
-          <w:b/>
-          <w:bCs/>
-          <w:sz w:val="28"/>
-          <w:szCs w:val="28"/>
-        </w:rPr>
-      </w:pPr>
-    </w:p>
-    <w:p>
-      <w:pPr>
-        <w:numPr>
-          <w:ilvl w:val="0"/>
-          <w:numId w:val="1"/>
-        </w:numPr>
-        <w:spacing w:after="0"/>
-        <w:jc w:val="center"/>
-        <w:rPr>
-          <w:b/>
-          <w:bCs/>
-          <w:sz w:val="28"/>
-          <w:szCs w:val="28"/>
-        </w:rPr>
-      </w:pPr>
-      <w:r>
-        <w:rPr>
-          <w:b/>
-          <w:bCs/>
-          <w:sz w:val="28"/>
-          <w:szCs w:val="28"/>
-          <w:lang w:val="ru-RU"/>
-        </w:rPr>
-        <w:t>Описание архитектуры</w:t>
-      </w:r>
-    </w:p>
-    <w:p>
-      <w:pPr>
-        <w:spacing w:after="0"/>
-        <w:ind w:left="720" w:right="0" w:firstLine="0"/>
-        <w:jc w:val="center"/>
-        <w:rPr>
-          <w:b/>
-          <w:bCs/>
-          <w:sz w:val="28"/>
-          <w:szCs w:val="28"/>
-        </w:rPr>
-      </w:pPr>
-    </w:p>
-    <w:p>
-      <w:pPr>
-        <w:spacing w:after="0"/>
-        <w:ind w:right="0"/>
-        <w:jc w:val="both"/>
-        <w:rPr>
-          <w:sz w:val="24"/>
-          <w:szCs w:val="24"/>
-          <w:lang w:val="ru-RU"/>
-        </w:rPr>
-      </w:pPr>
-      <w:r>
-        <w:rPr>
-          <w:sz w:val="24"/>
-          <w:szCs w:val="24"/>
-          <w:lang w:val="ru-RU"/>
-        </w:rPr>
-        <w:t xml:space="preserve">Программный комплекс спроектирован по трехзвенной клиент-серверной архитектуре: </w:t>
-      </w:r>
-    </w:p>
-    <w:p>
-      <w:pPr>
-        <w:numPr>
-          <w:ilvl w:val="0"/>
-          <w:numId w:val="17"/>
-        </w:numPr>
-        <w:spacing w:after="0"/>
-        <w:jc w:val="both"/>
-        <w:rPr>
-          <w:sz w:val="24"/>
-          <w:szCs w:val="24"/>
-          <w:lang w:val="ru-RU"/>
-        </w:rPr>
-      </w:pPr>
-      <w:r>
-        <w:rPr>
-          <w:sz w:val="24"/>
-          <w:szCs w:val="24"/>
-          <w:lang w:val="ru-RU"/>
-        </w:rPr>
-        <w:t xml:space="preserve">Уровень хранения данных (MS SQL Server): отвечает за </w:t>
-      </w:r>
-      <w:r>
-        <w:rPr>
-          <w:sz w:val="24"/>
-          <w:szCs w:val="24"/>
-          <w:lang w:val="ru-RU"/>
-        </w:rPr>
-        <w:t>устойчивость</w:t>
-      </w:r>
-      <w:r>
-        <w:rPr>
-          <w:sz w:val="24"/>
-          <w:szCs w:val="24"/>
-          <w:lang w:val="ru-RU"/>
-        </w:rPr>
-        <w:t xml:space="preserve"> и ссылочную целостность информации. На данном уровне функционирует реляционная база данных, содержащая таблицы, внешние ключи и серверные модули (триггеры, процедуры, функции), инкапсулирующие логику обработки данных внутри СУБД. </w:t>
-      </w:r>
-    </w:p>
-    <w:p>
-      <w:pPr>
-        <w:numPr>
-          <w:ilvl w:val="0"/>
-          <w:numId w:val="17"/>
-        </w:numPr>
-        <w:jc w:val="both"/>
-        <w:rPr>
-          <w:sz w:val="24"/>
-          <w:szCs w:val="24"/>
-          <w:lang w:val="ru-RU"/>
-        </w:rPr>
-      </w:pPr>
-      <w:r>
-        <w:rPr>
-          <w:sz w:val="24"/>
-          <w:szCs w:val="24"/>
-          <w:lang w:val="ru-RU"/>
-        </w:rPr>
-        <w:t>Уровень бизнес-логики (NestJS): серверное приложение, выступающее изолированным «мостом» между СУБД и пользователем. Сервер подключается к MS SQL Server посредством объектно-реляционного отображения TypeORM. Сервер обрабатывает входящие HTTP-запросы от клиента, выполняет валидацию, транслирует команды СУБД и возвращает результаты в виде текстовых структур JSON.</w:t>
-      </w:r>
-    </w:p>
-    <w:p>
-      <w:pPr>
-        <w:numPr>
-          <w:ilvl w:val="0"/>
-          <w:numId w:val="17"/>
-        </w:numPr>
-        <w:jc w:val="both"/>
-        <w:rPr>
-          <w:sz w:val="24"/>
-          <w:szCs w:val="24"/>
-        </w:rPr>
-      </w:pPr>
-      <w:r>
-        <w:rPr>
-          <w:sz w:val="24"/>
-          <w:szCs w:val="24"/>
-          <w:lang w:val="ru-RU"/>
-        </w:rPr>
-        <w:t xml:space="preserve">Уровень представления (React): интерактивный веб-интерфейс оператора ведомства. Особенностью разработанной архитектуры является изоляция клиентских запросов: фронтенд запрашивает каждую реляционную таблицу отдельным асинхронным потоком и производит сопоставление ID-ключей со справочниками на лету в памяти браузера средствами JavaScript. Это техническое решение предотвращает каскадные сбои сервера при некорректных SQL-транзакциях соединения таблиц (JOIN) на стороне СУБД.  </w:t>
-      </w:r>
-    </w:p>
-    <w:p>
-      <w:pPr>
-        <w:ind w:right="0"/>
-        <w:jc w:val="center"/>
-        <w:rPr>
-          <w:b/>
-          <w:bCs/>
-          <w:sz w:val="28"/>
-          <w:szCs w:val="28"/>
-        </w:rPr>
-      </w:pPr>
-    </w:p>
-    <w:p>
-      <w:pPr>
-        <w:numPr>
-          <w:ilvl w:val="0"/>
-          <w:numId w:val="1"/>
-        </w:numPr>
-        <w:spacing w:after="0"/>
-        <w:jc w:val="center"/>
-        <w:rPr>
-          <w:b/>
-          <w:bCs/>
-          <w:sz w:val="28"/>
-          <w:szCs w:val="28"/>
-        </w:rPr>
-      </w:pPr>
-      <w:r>
-        <w:rPr>
-          <w:b/>
-          <w:bCs/>
-          <w:sz w:val="28"/>
-          <w:szCs w:val="28"/>
-          <w:lang w:val="ru-RU"/>
-        </w:rPr>
-        <w:t>Описание структуры БД</w:t>
-      </w:r>
-    </w:p>
-    <w:p>
-      <w:pPr>
-        <w:spacing w:after="0"/>
-        <w:ind w:left="720" w:right="0" w:firstLine="0"/>
-        <w:jc w:val="center"/>
-        <w:rPr>
-          <w:b/>
-          <w:bCs/>
-          <w:sz w:val="28"/>
-          <w:szCs w:val="28"/>
-        </w:rPr>
-      </w:pPr>
-    </w:p>
-    <w:p>
-      <w:pPr>
-        <w:spacing w:after="0"/>
-        <w:ind w:left="0" w:right="0" w:firstLine="0"/>
-        <w:jc w:val="both"/>
-        <w:rPr>
-          <w:sz w:val="24"/>
-          <w:szCs w:val="24"/>
-          <w:lang w:val="ru-RU"/>
-        </w:rPr>
-      </w:pPr>
-      <w:r>
-        <w:rPr>
-          <w:sz w:val="24"/>
-          <w:szCs w:val="24"/>
-          <w:lang w:val="ru-RU"/>
-        </w:rPr>
-        <w:t xml:space="preserve">Вербальная модель предметной области </w:t>
-      </w:r>
-    </w:p>
-    <w:p>
-      <w:pPr>
-        <w:spacing w:after="0"/>
-        <w:ind w:left="0" w:right="0" w:firstLine="0"/>
-        <w:jc w:val="both"/>
-        <w:rPr>
-          <w:sz w:val="24"/>
-          <w:szCs w:val="24"/>
-          <w:lang w:val="ru-RU"/>
-        </w:rPr>
-      </w:pPr>
-      <w:r>
-        <w:rPr>
-          <w:sz w:val="24"/>
-          <w:szCs w:val="24"/>
-          <w:lang w:val="ru-RU"/>
-        </w:rPr>
-        <w:t>В разработанной структуре источника данных выделены 4 ключевые взаимосвязанные сущности:</w:t>
-      </w:r>
-    </w:p>
-    <w:p>
-      <w:pPr>
-        <w:numPr>
-          <w:ilvl w:val="0"/>
-          <w:numId w:val="18"/>
-        </w:numPr>
-        <w:jc w:val="both"/>
-        <w:rPr>
-          <w:sz w:val="24"/>
-          <w:szCs w:val="24"/>
-          <w:lang w:val="ru-RU"/>
-        </w:rPr>
-      </w:pPr>
-      <w:r>
-        <w:rPr>
-          <w:sz w:val="24"/>
-          <w:szCs w:val="24"/>
-          <w:lang w:val="ru-RU"/>
-        </w:rPr>
-        <w:t>Города (cities): справочник регионов РФ. Связан с сущностью «Граждане» отношением «Один-ко-многим» (один город может содержать множество зарегистрированных жителей, но гражданин привязан к одному городу).</w:t>
-      </w:r>
-    </w:p>
-    <w:p>
-      <w:pPr>
-        <w:numPr>
-          <w:ilvl w:val="0"/>
-          <w:numId w:val="18"/>
-        </w:numPr>
-        <w:jc w:val="both"/>
-        <w:rPr>
-          <w:sz w:val="24"/>
-          <w:szCs w:val="24"/>
-          <w:lang w:val="ru-RU"/>
-        </w:rPr>
-      </w:pPr>
-      <w:r>
-        <w:rPr>
-          <w:sz w:val="24"/>
-          <w:szCs w:val="24"/>
-          <w:lang w:val="ru-RU"/>
-        </w:rPr>
-        <w:t>Государственные услуги (services): справочник доступных ведомственных услуг (например, выдача паспорта, регистрация ТС). Связан с сущностью «Заявки» отношением «Один-ко-многим» (одна и та же госуслуга может быть запрошена в рамках множества различных заявлений).</w:t>
-      </w:r>
-    </w:p>
-    <w:p>
-      <w:pPr>
-        <w:numPr>
-          <w:ilvl w:val="0"/>
-          <w:numId w:val="18"/>
-        </w:numPr>
-        <w:jc w:val="both"/>
-        <w:rPr>
-          <w:sz w:val="24"/>
-          <w:szCs w:val="24"/>
-          <w:lang w:val="ru-RU"/>
-        </w:rPr>
-      </w:pPr>
-      <w:r>
-        <w:rPr>
-          <w:sz w:val="24"/>
-          <w:szCs w:val="24"/>
-          <w:lang w:val="ru-RU"/>
-        </w:rPr>
-        <w:t>Граждане (users): Сущность, содержащая персональные анкетные данные жителей. Зависит от справочника городов через внешний ключ city_id. Связана с таблицей «Заявки» отношением «Один-ко-многим» (один гражданин имеет право подать неограниченное число заявлений в МФЦ).</w:t>
-      </w:r>
-    </w:p>
-    <w:p>
-      <w:pPr>
-        <w:numPr>
-          <w:ilvl w:val="0"/>
-          <w:numId w:val="18"/>
-        </w:numPr>
-        <w:jc w:val="both"/>
-        <w:rPr>
-          <w:sz w:val="24"/>
-          <w:szCs w:val="24"/>
-          <w:lang w:val="ru-RU"/>
-        </w:rPr>
-      </w:pPr>
-      <w:r>
-        <w:rPr>
-          <w:sz w:val="24"/>
-          <w:szCs w:val="24"/>
-          <w:lang w:val="ru-RU"/>
-        </w:rPr>
-        <w:t>Заявки на услуги (</w:t>
-      </w:r>
-      <w:r>
-        <w:rPr>
-          <w:sz w:val="24"/>
-          <w:szCs w:val="24"/>
-          <w:lang w:val="en-US"/>
-        </w:rPr>
-        <w:t>service_</w:t>
-      </w:r>
-      <w:r>
-        <w:rPr>
-          <w:sz w:val="24"/>
-          <w:szCs w:val="24"/>
-          <w:lang w:val="ru-RU"/>
-        </w:rPr>
-        <w:t>requests): таблица учета обращений. Фиксирует факт запроса услуги конкретным гражданином через составную систему внешних ключей (user_id, service_id) , а также хранит динамические текстовые поля статуса модерации и официального ответа ведомства</w:t>
-      </w:r>
-    </w:p>
-    <w:p>
-      <w:pPr>
-        <w:ind w:left="0" w:right="0" w:firstLine="0"/>
-        <w:jc w:val="both"/>
-        <w:rPr>
-          <w:sz w:val="24"/>
-          <w:szCs w:val="24"/>
-        </w:rPr>
-      </w:pPr>
-      <w:r>
-        <w:rPr>
-          <w:sz w:val="24"/>
-          <w:szCs w:val="24"/>
-        </w:rPr>
-        <w:drawing xmlns:mc="http://schemas.openxmlformats.org/markup-compatibility/2006">
-          <wp:inline distT="0" distB="0" distL="0" distR="0">
-            <wp:extent cx="5393055" cy="3066415"/>
-            <wp:effectExtent l="0" t="0" r="0" b="0"/>
-            <wp:docPr id="16" name="Picture 4"/>
-            <wp:cNvGraphicFramePr>
-              <a:graphicFrameLocks xmlns:a="http://schemas.openxmlformats.org/drawingml/2006/main" noChangeAspect="1"/>
-            </wp:cNvGraphicFramePr>
-            <a:graphic xmlns:a="http://schemas.openxmlformats.org/drawingml/2006/main">
-              <a:graphicData uri="http://schemas.openxmlformats.org/drawingml/2006/picture">
-                <pic:pic xmlns:pic="http://schemas.openxmlformats.org/drawingml/2006/picture">
-                  <pic:nvPicPr>
-                    <pic:cNvPr id="4" name="Picture 4"/>
+                    <pic:cNvPr id="40" name="Picture 4"/>
                     <pic:cNvPicPr>
                       <a:picLocks noGrp="0" noSelect="0" noChangeAspect="1" noMove="0"/>
                     </pic:cNvPicPr>
                   </pic:nvPicPr>
                   <pic:blipFill>
-                    <a:blip r:embed="rId28"/>
+                    <a:blip r:embed="rId58"/>
                     <a:srcRect/>
                     <a:stretch>
                       <a:fillRect/>
@@ -1771,7 +2124,7 @@
                   <pic:spPr>
                     <a:xfrm>
                       <a:off x="0" y="0"/>
-                      <a:ext cx="5393055" cy="3066415"/>
+                      <a:ext cx="4899025" cy="2785745"/>
                     </a:xfrm>
                     <a:prstGeom prst="rect">
                       <a:avLst/>
@@ -1790,89 +2143,69 @@
         <w:ind w:left="0" w:right="0" w:firstLine="0"/>
         <w:jc w:val="center"/>
         <w:rPr>
-          <w:sz w:val="24"/>
-          <w:szCs w:val="24"/>
-        </w:rPr>
-      </w:pPr>
-      <w:r>
-        <w:rPr>
-          <w:sz w:val="24"/>
-          <w:szCs w:val="24"/>
-        </w:rPr>
-        <w:t xml:space="preserve">Рисунок </w:t>
-      </w:r>
-      <w:r>
-        <w:rPr>
-          <w:sz w:val="24"/>
-          <w:szCs w:val="24"/>
-        </w:rPr>
-        <w:fldChar w:fldCharType="begin"/>
-      </w:r>
-      <w:r>
-        <w:rPr>
-          <w:sz w:val="24"/>
-          <w:szCs w:val="24"/>
-        </w:rPr>
-        <w:instrText xml:space="preserve">SEQ Рисунок \* Arabic</w:instrText>
-      </w:r>
-      <w:r>
-        <w:rPr>
-          <w:sz w:val="24"/>
-          <w:szCs w:val="24"/>
-        </w:rPr>
-        <w:fldChar w:fldCharType="separate"/>
-      </w:r>
-      <w:r>
-        <w:rPr>
-          <w:sz w:val="24"/>
-          <w:szCs w:val="24"/>
-        </w:rPr>
-        <w:t>1</w:t>
-      </w:r>
-      <w:r>
-        <w:rPr>
-          <w:sz w:val="24"/>
-          <w:szCs w:val="24"/>
-        </w:rPr>
-        <w:fldChar w:fldCharType="end"/>
-      </w:r>
-      <w:r>
-        <w:rPr>
-          <w:sz w:val="24"/>
-          <w:szCs w:val="24"/>
-        </w:rPr>
-        <w:t xml:space="preserve"> </w:t>
-      </w:r>
-      <w:r>
-        <w:rPr>
-          <w:sz w:val="24"/>
-          <w:szCs w:val="24"/>
-          <w:lang w:val="ru-RU"/>
-        </w:rPr>
-        <w:t>- диаграмма базы данных</w:t>
-      </w:r>
-    </w:p>
-    <w:p>
-      <w:pPr>
-        <w:ind w:left="0" w:right="0" w:firstLine="0"/>
-        <w:jc w:val="both"/>
-        <w:rPr>
-          <w:sz w:val="24"/>
-          <w:szCs w:val="24"/>
-        </w:rPr>
-      </w:pPr>
-    </w:p>
-    <w:p>
-      <w:pPr>
-        <w:ind w:right="0"/>
-        <w:jc w:val="center"/>
-        <w:rPr>
           <w:b/>
           <w:bCs/>
           <w:sz w:val="28"/>
           <w:szCs w:val="28"/>
         </w:rPr>
       </w:pPr>
+      <w:r>
+        <w:rPr>
+          <w:sz w:val="28"/>
+          <w:szCs w:val="28"/>
+        </w:rPr>
+        <w:t xml:space="preserve">Рисунок </w:t>
+      </w:r>
+      <w:r>
+        <w:rPr>
+          <w:sz w:val="28"/>
+          <w:szCs w:val="28"/>
+        </w:rPr>
+        <w:fldChar w:fldCharType="begin"/>
+      </w:r>
+      <w:r>
+        <w:rPr>
+          <w:sz w:val="28"/>
+          <w:szCs w:val="28"/>
+        </w:rPr>
+        <w:instrText xml:space="preserve">SEQ Рисунок \* Arabic</w:instrText>
+      </w:r>
+      <w:r>
+        <w:rPr>
+          <w:sz w:val="28"/>
+          <w:szCs w:val="28"/>
+        </w:rPr>
+        <w:fldChar w:fldCharType="separate"/>
+      </w:r>
+      <w:r>
+        <w:rPr>
+          <w:sz w:val="28"/>
+          <w:szCs w:val="28"/>
+        </w:rPr>
+        <w:t>1</w:t>
+      </w:r>
+      <w:r>
+        <w:rPr>
+          <w:sz w:val="28"/>
+          <w:szCs w:val="28"/>
+        </w:rPr>
+        <w:fldChar w:fldCharType="end"/>
+      </w:r>
+      <w:r>
+        <w:rPr>
+          <w:sz w:val="28"/>
+          <w:szCs w:val="28"/>
+        </w:rPr>
+        <w:t xml:space="preserve"> </w:t>
+      </w:r>
+      <w:r>
+        <w:rPr>
+          <w:sz w:val="28"/>
+          <w:szCs w:val="28"/>
+          <w:lang w:val="ru-RU"/>
+        </w:rPr>
+        <w:t>- диаграмма базы данных</w:t>
+      </w:r>
     </w:p>
     <w:p>
       <w:pPr>
@@ -1953,16 +2286,16 @@
         <w:rPr>
           <w:b w:val="off"/>
           <w:bCs w:val="off"/>
-          <w:sz w:val="24"/>
-          <w:szCs w:val="24"/>
-        </w:rPr>
-      </w:pPr>
-      <w:r>
-        <w:rPr>
-          <w:b w:val="off"/>
-          <w:bCs w:val="off"/>
-          <w:sz w:val="24"/>
-          <w:szCs w:val="24"/>
+          <w:sz w:val="28"/>
+          <w:szCs w:val="28"/>
+        </w:rPr>
+      </w:pPr>
+      <w:r>
+        <w:rPr>
+          <w:b w:val="off"/>
+          <w:bCs w:val="off"/>
+          <w:sz w:val="28"/>
+          <w:szCs w:val="28"/>
           <w:lang w:val="ru-RU"/>
         </w:rPr>
         <w:t>Серверный компонент программного комплекса представляет собой распределенное веб-приложение категории REST API, разработанное на базе фреймворка NestJS (платформа Node.js). Специфика взаимодействия сервера с реляционным хранилищем MS SQL Server основана на использовании объектно-реляционного маппера TypeORM. Для исключения критических ошибок и достижения максимальной производительности при обработке транзакций логика извлечения записей из базы данных была абстрагирована до прямых бесконфликтных выборок через встроенные типы данных репозиториев. Данное решение гарантирует бесконфликтную трансляцию сущностей, даже если наименования колонок в СУБД имеют специфический регистр символов.  Перед началом рассмотрения программной логики эндпоинтов необходимо зафиксировать структуру каталогов проекта. Организация исходного кода в среде разработки Visual Studio Code приведена на рисунке 2.</w:t>
@@ -1971,26 +2304,26 @@
     <w:p>
       <w:pPr>
         <w:ind w:right="0"/>
-        <w:jc w:val="left"/>
-        <w:rPr>
-          <w:b w:val="off"/>
-          <w:bCs w:val="off"/>
-          <w:sz w:val="24"/>
-          <w:szCs w:val="24"/>
-        </w:rPr>
-      </w:pPr>
-      <w:r>
-        <w:rPr>
-          <w:b w:val="off"/>
-          <w:bCs w:val="off"/>
-          <w:sz w:val="24"/>
-          <w:szCs w:val="24"/>
+        <w:jc w:val="center"/>
+        <w:rPr>
+          <w:b w:val="off"/>
+          <w:bCs w:val="off"/>
+          <w:sz w:val="28"/>
+          <w:szCs w:val="28"/>
+        </w:rPr>
+      </w:pPr>
+      <w:r>
+        <w:rPr>
+          <w:b w:val="off"/>
+          <w:bCs w:val="off"/>
+          <w:sz w:val="28"/>
+          <w:szCs w:val="28"/>
         </w:rPr>
         <w:drawing xmlns:mc="http://schemas.openxmlformats.org/markup-compatibility/2006">
-          <wp:inline distT="0" distB="0" distL="0" distR="0">
+          <wp:inline distT="0" distB="0" distL="118872" distR="118872">
             <wp:extent cx="1539875" cy="1944370"/>
             <wp:effectExtent l="0" t="0" r="0" b="0"/>
-            <wp:docPr id="17" name="Picture 5"/>
+            <wp:docPr id="53" name="Picture 5"/>
             <wp:cNvGraphicFramePr>
               <a:graphicFrameLocks xmlns:a="http://schemas.openxmlformats.org/drawingml/2006/main" noChangeAspect="1"/>
             </wp:cNvGraphicFramePr>
@@ -1998,13 +2331,13 @@
               <a:graphicData uri="http://schemas.openxmlformats.org/drawingml/2006/picture">
                 <pic:pic xmlns:pic="http://schemas.openxmlformats.org/drawingml/2006/picture">
                   <pic:nvPicPr>
-                    <pic:cNvPr id="5" name="Picture 5"/>
+                    <pic:cNvPr id="41" name="Picture 5"/>
                     <pic:cNvPicPr>
                       <a:picLocks noGrp="0" noSelect="0" noChangeAspect="1" noMove="0"/>
                     </pic:cNvPicPr>
                   </pic:nvPicPr>
                   <pic:blipFill>
-                    <a:blip r:embed="rId29"/>
+                    <a:blip r:embed="rId59"/>
                     <a:srcRect/>
                     <a:stretch>
                       <a:fillRect/>
@@ -2034,16 +2367,16 @@
         <w:rPr>
           <w:b w:val="off"/>
           <w:bCs w:val="off"/>
-          <w:sz w:val="24"/>
-          <w:szCs w:val="24"/>
-        </w:rPr>
-      </w:pPr>
-      <w:r>
-        <w:rPr>
-          <w:b w:val="off"/>
-          <w:bCs w:val="off"/>
-          <w:sz w:val="24"/>
-          <w:szCs w:val="24"/>
+          <w:sz w:val="28"/>
+          <w:szCs w:val="28"/>
+        </w:rPr>
+      </w:pPr>
+      <w:r>
+        <w:rPr>
+          <w:b w:val="off"/>
+          <w:bCs w:val="off"/>
+          <w:sz w:val="28"/>
+          <w:szCs w:val="28"/>
         </w:rPr>
         <w:t xml:space="preserve">Рисунок </w:t>
       </w:r>
@@ -2051,8 +2384,8 @@
         <w:rPr>
           <w:b w:val="off"/>
           <w:bCs w:val="off"/>
-          <w:sz w:val="24"/>
-          <w:szCs w:val="24"/>
+          <w:sz w:val="28"/>
+          <w:szCs w:val="28"/>
         </w:rPr>
         <w:fldChar w:fldCharType="begin"/>
       </w:r>
@@ -2060,8 +2393,8 @@
         <w:rPr>
           <w:b w:val="off"/>
           <w:bCs w:val="off"/>
-          <w:sz w:val="24"/>
-          <w:szCs w:val="24"/>
+          <w:sz w:val="28"/>
+          <w:szCs w:val="28"/>
         </w:rPr>
         <w:instrText xml:space="preserve">SEQ Рисунок \* Arabic</w:instrText>
       </w:r>
@@ -2069,8 +2402,8 @@
         <w:rPr>
           <w:b w:val="off"/>
           <w:bCs w:val="off"/>
-          <w:sz w:val="24"/>
-          <w:szCs w:val="24"/>
+          <w:sz w:val="28"/>
+          <w:szCs w:val="28"/>
         </w:rPr>
         <w:fldChar w:fldCharType="separate"/>
       </w:r>
@@ -2078,8 +2411,8 @@
         <w:rPr>
           <w:b w:val="off"/>
           <w:bCs w:val="off"/>
-          <w:sz w:val="24"/>
-          <w:szCs w:val="24"/>
+          <w:sz w:val="28"/>
+          <w:szCs w:val="28"/>
         </w:rPr>
         <w:t>2</w:t>
       </w:r>
@@ -2087,8 +2420,8 @@
         <w:rPr>
           <w:b w:val="off"/>
           <w:bCs w:val="off"/>
-          <w:sz w:val="24"/>
-          <w:szCs w:val="24"/>
+          <w:sz w:val="28"/>
+          <w:szCs w:val="28"/>
         </w:rPr>
         <w:fldChar w:fldCharType="end"/>
       </w:r>
@@ -2100,17 +2433,17 @@
         <w:rPr>
           <w:b w:val="off"/>
           <w:bCs w:val="off"/>
-          <w:sz w:val="24"/>
-          <w:szCs w:val="24"/>
-          <w:lang w:val="ru-RU"/>
-        </w:rPr>
-      </w:pPr>
-      <w:r>
-        <w:rPr>
-          <w:b w:val="off"/>
-          <w:bCs w:val="off"/>
-          <w:sz w:val="24"/>
-          <w:szCs w:val="24"/>
+          <w:sz w:val="28"/>
+          <w:szCs w:val="28"/>
+          <w:lang w:val="ru-RU"/>
+        </w:rPr>
+      </w:pPr>
+      <w:r>
+        <w:rPr>
+          <w:b w:val="off"/>
+          <w:bCs w:val="off"/>
+          <w:sz w:val="28"/>
+          <w:szCs w:val="28"/>
           <w:lang w:val="ru-RU"/>
         </w:rPr>
         <w:t xml:space="preserve">Как продемонстрировано на рисунке 2, исходный код строго декомпозирован на независимые модули: </w:t>
@@ -2119,8 +2452,8 @@
         <w:rPr>
           <w:b w:val="off"/>
           <w:bCs w:val="off"/>
-          <w:sz w:val="24"/>
-          <w:szCs w:val="24"/>
+          <w:sz w:val="28"/>
+          <w:szCs w:val="28"/>
           <w:lang w:val="en-US"/>
         </w:rPr>
         <w:t xml:space="preserve">users </w:t>
@@ -2129,8 +2462,8 @@
         <w:rPr>
           <w:b w:val="off"/>
           <w:bCs w:val="off"/>
-          <w:sz w:val="24"/>
-          <w:szCs w:val="24"/>
+          <w:sz w:val="28"/>
+          <w:szCs w:val="28"/>
           <w:lang w:val="ru-RU"/>
         </w:rPr>
         <w:t xml:space="preserve">и </w:t>
@@ -2139,8 +2472,8 @@
         <w:rPr>
           <w:b w:val="off"/>
           <w:bCs w:val="off"/>
-          <w:sz w:val="24"/>
-          <w:szCs w:val="24"/>
+          <w:sz w:val="28"/>
+          <w:szCs w:val="28"/>
           <w:lang w:val="en-US"/>
         </w:rPr>
         <w:t>r</w:t>
@@ -2149,8 +2482,8 @@
         <w:rPr>
           <w:b w:val="off"/>
           <w:bCs w:val="off"/>
-          <w:sz w:val="24"/>
-          <w:szCs w:val="24"/>
+          <w:sz w:val="28"/>
+          <w:szCs w:val="28"/>
           <w:lang w:val="ru-RU"/>
         </w:rPr>
         <w:t xml:space="preserve">equests. Каждый модуль инкапсулирует внутри себя четыре обязательных компонента: </w:t>
@@ -2166,17 +2499,17 @@
         <w:rPr>
           <w:b w:val="off"/>
           <w:bCs w:val="off"/>
-          <w:sz w:val="24"/>
-          <w:szCs w:val="24"/>
-          <w:lang w:val="ru-RU"/>
-        </w:rPr>
-      </w:pPr>
-      <w:r>
-        <w:rPr>
-          <w:b w:val="off"/>
-          <w:bCs w:val="off"/>
-          <w:sz w:val="24"/>
-          <w:szCs w:val="24"/>
+          <w:sz w:val="28"/>
+          <w:szCs w:val="28"/>
+          <w:lang w:val="ru-RU"/>
+        </w:rPr>
+      </w:pPr>
+      <w:r>
+        <w:rPr>
+          <w:b w:val="off"/>
+          <w:bCs w:val="off"/>
+          <w:sz w:val="28"/>
+          <w:szCs w:val="28"/>
           <w:lang w:val="ru-RU"/>
         </w:rPr>
         <w:t xml:space="preserve">Сущность (Entity): класс, описывающий отображение таблицы базы данных на объект в коде. </w:t>
@@ -2192,17 +2525,17 @@
         <w:rPr>
           <w:b w:val="off"/>
           <w:bCs w:val="off"/>
-          <w:sz w:val="24"/>
-          <w:szCs w:val="24"/>
-          <w:lang w:val="ru-RU"/>
-        </w:rPr>
-      </w:pPr>
-      <w:r>
-        <w:rPr>
-          <w:b w:val="off"/>
-          <w:bCs w:val="off"/>
-          <w:sz w:val="24"/>
-          <w:szCs w:val="24"/>
+          <w:sz w:val="28"/>
+          <w:szCs w:val="28"/>
+          <w:lang w:val="ru-RU"/>
+        </w:rPr>
+      </w:pPr>
+      <w:r>
+        <w:rPr>
+          <w:b w:val="off"/>
+          <w:bCs w:val="off"/>
+          <w:sz w:val="28"/>
+          <w:szCs w:val="28"/>
           <w:lang w:val="ru-RU"/>
         </w:rPr>
         <w:t xml:space="preserve">Контроллер (Controller): компонент, отвечающий за прием HTTP-запросов от клиента, маршрутизацию и отправку ответов. </w:t>
@@ -2218,17 +2551,17 @@
         <w:rPr>
           <w:b w:val="off"/>
           <w:bCs w:val="off"/>
-          <w:sz w:val="24"/>
-          <w:szCs w:val="24"/>
-          <w:lang w:val="ru-RU"/>
-        </w:rPr>
-      </w:pPr>
-      <w:r>
-        <w:rPr>
-          <w:b w:val="off"/>
-          <w:bCs w:val="off"/>
-          <w:sz w:val="24"/>
-          <w:szCs w:val="24"/>
+          <w:sz w:val="28"/>
+          <w:szCs w:val="28"/>
+          <w:lang w:val="ru-RU"/>
+        </w:rPr>
+      </w:pPr>
+      <w:r>
+        <w:rPr>
+          <w:b w:val="off"/>
+          <w:bCs w:val="off"/>
+          <w:sz w:val="28"/>
+          <w:szCs w:val="28"/>
           <w:lang w:val="ru-RU"/>
         </w:rPr>
         <w:t xml:space="preserve">Сервис (Service): прослойка бизнес-логики, которая напрямую обращается к методам СУБД и репозиториям.  </w:t>
@@ -2244,16 +2577,16 @@
         <w:rPr>
           <w:b w:val="off"/>
           <w:bCs w:val="off"/>
-          <w:sz w:val="24"/>
-          <w:szCs w:val="24"/>
-        </w:rPr>
-      </w:pPr>
-      <w:r>
-        <w:rPr>
-          <w:b w:val="off"/>
-          <w:bCs w:val="off"/>
-          <w:sz w:val="24"/>
-          <w:szCs w:val="24"/>
+          <w:sz w:val="28"/>
+          <w:szCs w:val="28"/>
+        </w:rPr>
+      </w:pPr>
+      <w:r>
+        <w:rPr>
+          <w:b w:val="off"/>
+          <w:bCs w:val="off"/>
+          <w:sz w:val="28"/>
+          <w:szCs w:val="28"/>
           <w:lang w:val="ru-RU"/>
         </w:rPr>
         <w:t>Модуль (Module): связующий класс, конфигурирующий контекст внедрения зависимостей.</w:t>
@@ -2266,17 +2599,17 @@
         <w:rPr>
           <w:b w:val="off"/>
           <w:bCs w:val="off"/>
-          <w:sz w:val="24"/>
-          <w:szCs w:val="24"/>
-          <w:lang w:val="ru-RU"/>
-        </w:rPr>
-      </w:pPr>
-      <w:r>
-        <w:rPr>
-          <w:b w:val="off"/>
-          <w:bCs w:val="off"/>
-          <w:sz w:val="24"/>
-          <w:szCs w:val="24"/>
+          <w:sz w:val="28"/>
+          <w:szCs w:val="28"/>
+          <w:lang w:val="ru-RU"/>
+        </w:rPr>
+      </w:pPr>
+      <w:r>
+        <w:rPr>
+          <w:b w:val="off"/>
+          <w:bCs w:val="off"/>
+          <w:sz w:val="28"/>
+          <w:szCs w:val="28"/>
           <w:lang w:val="ru-RU"/>
         </w:rPr>
         <w:t>Для детального понимания принципов функционирования серверной части необходимо рассмотреть назначение каждого из четырех базовых компонентов на примере модуля ведения реестра граждан (users).</w:t>
@@ -2289,17 +2622,17 @@
         <w:rPr>
           <w:b w:val="off"/>
           <w:bCs w:val="off"/>
-          <w:sz w:val="24"/>
-          <w:szCs w:val="24"/>
-          <w:lang w:val="ru-RU"/>
-        </w:rPr>
-      </w:pPr>
-      <w:r>
-        <w:rPr>
-          <w:b w:val="off"/>
-          <w:bCs w:val="off"/>
-          <w:sz w:val="24"/>
-          <w:szCs w:val="24"/>
+          <w:sz w:val="28"/>
+          <w:szCs w:val="28"/>
+          <w:lang w:val="ru-RU"/>
+        </w:rPr>
+      </w:pPr>
+      <w:r>
+        <w:rPr>
+          <w:b w:val="off"/>
+          <w:bCs w:val="off"/>
+          <w:sz w:val="28"/>
+          <w:szCs w:val="28"/>
           <w:lang w:val="ru-RU"/>
         </w:rPr>
         <w:t>Компонент Entity представляет собой декларативное описание структуры таблицы базы данных в терминах объектно-реляционного программирования (ORM). Поля класса размечаются специальными декораторами TypeORM (@Entity(), @PrimaryGeneratedColumn(), @Column()), которые автоматически сопоставляют свойства объекта с физическими колонками в MS SQL Server:</w:t>
@@ -2308,28 +2641,28 @@
     <w:p>
       <w:pPr>
         <w:ind w:left="0" w:right="0" w:firstLine="0"/>
-        <w:jc w:val="both"/>
-        <w:rPr>
-          <w:b w:val="off"/>
-          <w:bCs w:val="off"/>
-          <w:sz w:val="24"/>
-          <w:szCs w:val="24"/>
-          <w:lang w:val="ru-RU"/>
-        </w:rPr>
-      </w:pPr>
-      <w:r>
-        <w:rPr>
-          <w:b w:val="off"/>
-          <w:bCs w:val="off"/>
-          <w:sz w:val="24"/>
-          <w:szCs w:val="24"/>
+        <w:jc w:val="center"/>
+        <w:rPr>
+          <w:b w:val="off"/>
+          <w:bCs w:val="off"/>
+          <w:sz w:val="28"/>
+          <w:szCs w:val="28"/>
+          <w:lang w:val="ru-RU"/>
+        </w:rPr>
+      </w:pPr>
+      <w:r>
+        <w:rPr>
+          <w:b w:val="off"/>
+          <w:bCs w:val="off"/>
+          <w:sz w:val="28"/>
+          <w:szCs w:val="28"/>
           <w:lang w:val="ru-RU"/>
         </w:rPr>
         <w:drawing xmlns:mc="http://schemas.openxmlformats.org/markup-compatibility/2006">
-          <wp:inline distT="0" distB="0" distL="0" distR="0">
+          <wp:inline distT="0" distB="0" distL="118872" distR="118872">
             <wp:extent cx="5728335" cy="3934460"/>
             <wp:effectExtent l="0" t="0" r="0" b="0"/>
-            <wp:docPr id="18" name="Picture 6"/>
+            <wp:docPr id="54" name="Picture 6"/>
             <wp:cNvGraphicFramePr>
               <a:graphicFrameLocks xmlns:a="http://schemas.openxmlformats.org/drawingml/2006/main" noChangeAspect="1"/>
             </wp:cNvGraphicFramePr>
@@ -2337,13 +2670,13 @@
               <a:graphicData uri="http://schemas.openxmlformats.org/drawingml/2006/picture">
                 <pic:pic xmlns:pic="http://schemas.openxmlformats.org/drawingml/2006/picture">
                   <pic:nvPicPr>
-                    <pic:cNvPr id="6" name="Picture 6"/>
+                    <pic:cNvPr id="42" name="Picture 6"/>
                     <pic:cNvPicPr>
                       <a:picLocks noGrp="0" noSelect="0" noChangeAspect="1" noMove="0"/>
                     </pic:cNvPicPr>
                   </pic:nvPicPr>
                   <pic:blipFill>
-                    <a:blip r:embed="rId30"/>
+                    <a:blip r:embed="rId60"/>
                     <a:srcRect/>
                     <a:stretch>
                       <a:fillRect/>
@@ -2373,17 +2706,17 @@
         <w:rPr>
           <w:b w:val="off"/>
           <w:bCs w:val="off"/>
-          <w:sz w:val="24"/>
-          <w:szCs w:val="24"/>
-          <w:lang w:val="ru-RU"/>
-        </w:rPr>
-      </w:pPr>
-      <w:r>
-        <w:rPr>
-          <w:b w:val="off"/>
-          <w:bCs w:val="off"/>
-          <w:sz w:val="24"/>
-          <w:szCs w:val="24"/>
+          <w:sz w:val="28"/>
+          <w:szCs w:val="28"/>
+          <w:lang w:val="ru-RU"/>
+        </w:rPr>
+      </w:pPr>
+      <w:r>
+        <w:rPr>
+          <w:b w:val="off"/>
+          <w:bCs w:val="off"/>
+          <w:sz w:val="28"/>
+          <w:szCs w:val="28"/>
           <w:lang w:val="ru-RU"/>
         </w:rPr>
         <w:t xml:space="preserve">Рисунок </w:t>
@@ -2392,8 +2725,8 @@
         <w:rPr>
           <w:b w:val="off"/>
           <w:bCs w:val="off"/>
-          <w:sz w:val="24"/>
-          <w:szCs w:val="24"/>
+          <w:sz w:val="28"/>
+          <w:szCs w:val="28"/>
           <w:lang w:val="ru-RU"/>
         </w:rPr>
         <w:fldChar w:fldCharType="begin"/>
@@ -2402,8 +2735,8 @@
         <w:rPr>
           <w:b w:val="off"/>
           <w:bCs w:val="off"/>
-          <w:sz w:val="24"/>
-          <w:szCs w:val="24"/>
+          <w:sz w:val="28"/>
+          <w:szCs w:val="28"/>
           <w:lang w:val="ru-RU"/>
         </w:rPr>
         <w:instrText xml:space="preserve">SEQ Рисунок \* Arabic</w:instrText>
@@ -2412,8 +2745,8 @@
         <w:rPr>
           <w:b w:val="off"/>
           <w:bCs w:val="off"/>
-          <w:sz w:val="24"/>
-          <w:szCs w:val="24"/>
+          <w:sz w:val="28"/>
+          <w:szCs w:val="28"/>
           <w:lang w:val="ru-RU"/>
         </w:rPr>
         <w:fldChar w:fldCharType="separate"/>
@@ -2422,8 +2755,8 @@
         <w:rPr>
           <w:b w:val="off"/>
           <w:bCs w:val="off"/>
-          <w:sz w:val="24"/>
-          <w:szCs w:val="24"/>
+          <w:sz w:val="28"/>
+          <w:szCs w:val="28"/>
           <w:lang w:val="ru-RU"/>
         </w:rPr>
         <w:t>3</w:t>
@@ -2432,8 +2765,8 @@
         <w:rPr>
           <w:b w:val="off"/>
           <w:bCs w:val="off"/>
-          <w:sz w:val="24"/>
-          <w:szCs w:val="24"/>
+          <w:sz w:val="28"/>
+          <w:szCs w:val="28"/>
           <w:lang w:val="ru-RU"/>
         </w:rPr>
         <w:fldChar w:fldCharType="end"/>
@@ -2442,8 +2775,8 @@
         <w:rPr>
           <w:b w:val="off"/>
           <w:bCs w:val="off"/>
-          <w:sz w:val="24"/>
-          <w:szCs w:val="24"/>
+          <w:sz w:val="28"/>
+          <w:szCs w:val="28"/>
           <w:lang w:val="ru-RU"/>
         </w:rPr>
         <w:t xml:space="preserve"> - код </w:t>
@@ -2452,8 +2785,8 @@
         <w:rPr>
           <w:b w:val="off"/>
           <w:bCs w:val="off"/>
-          <w:sz w:val="24"/>
-          <w:szCs w:val="24"/>
+          <w:sz w:val="28"/>
+          <w:szCs w:val="28"/>
           <w:lang w:val="en-US"/>
         </w:rPr>
         <w:t>user.entity.ts</w:t>
@@ -2466,8 +2799,8 @@
         <w:rPr>
           <w:b w:val="off"/>
           <w:bCs w:val="off"/>
-          <w:sz w:val="24"/>
-          <w:szCs w:val="24"/>
+          <w:sz w:val="28"/>
+          <w:szCs w:val="28"/>
           <w:lang w:val="ru-RU"/>
         </w:rPr>
       </w:pPr>
@@ -2479,16 +2812,16 @@
         <w:rPr>
           <w:b w:val="off"/>
           <w:bCs w:val="off"/>
-          <w:sz w:val="24"/>
-          <w:szCs w:val="24"/>
-        </w:rPr>
-      </w:pPr>
-      <w:r>
-        <w:rPr>
-          <w:b w:val="off"/>
-          <w:bCs w:val="off"/>
-          <w:sz w:val="24"/>
-          <w:szCs w:val="24"/>
+          <w:sz w:val="28"/>
+          <w:szCs w:val="28"/>
+        </w:rPr>
+      </w:pPr>
+      <w:r>
+        <w:rPr>
+          <w:b w:val="off"/>
+          <w:bCs w:val="off"/>
+          <w:sz w:val="28"/>
+          <w:szCs w:val="28"/>
           <w:lang w:val="ru-RU"/>
         </w:rPr>
         <w:t>Компонент Controller отвечает за реализацию интерфейса REST API со стороны сервера. Его основной обязанностью является прослушивание определенного сетевого порта, перехват входящих асинхронных HTTP-запросов от фронтенда (таких как GET /users, POST /users, DELETE /users/:id)  и последующая передача управления сервисному слою:</w:t>
@@ -2497,26 +2830,26 @@
     <w:p>
       <w:pPr>
         <w:ind w:left="0" w:right="0" w:firstLine="0"/>
-        <w:jc w:val="both"/>
-        <w:rPr>
-          <w:b w:val="off"/>
-          <w:bCs w:val="off"/>
-          <w:sz w:val="24"/>
-          <w:szCs w:val="24"/>
-        </w:rPr>
-      </w:pPr>
-      <w:r>
-        <w:rPr>
-          <w:b w:val="off"/>
-          <w:bCs w:val="off"/>
-          <w:sz w:val="24"/>
-          <w:szCs w:val="24"/>
+        <w:jc w:val="center"/>
+        <w:rPr>
+          <w:b w:val="off"/>
+          <w:bCs w:val="off"/>
+          <w:sz w:val="28"/>
+          <w:szCs w:val="28"/>
+        </w:rPr>
+      </w:pPr>
+      <w:r>
+        <w:rPr>
+          <w:b w:val="off"/>
+          <w:bCs w:val="off"/>
+          <w:sz w:val="28"/>
+          <w:szCs w:val="28"/>
         </w:rPr>
         <w:drawing xmlns:mc="http://schemas.openxmlformats.org/markup-compatibility/2006">
-          <wp:inline distT="0" distB="0" distL="0" distR="0">
+          <wp:inline distT="0" distB="0" distL="118872" distR="118872">
             <wp:extent cx="5426710" cy="5222875"/>
             <wp:effectExtent l="0" t="0" r="0" b="0"/>
-            <wp:docPr id="19" name="Picture 7"/>
+            <wp:docPr id="55" name="Picture 7"/>
             <wp:cNvGraphicFramePr>
               <a:graphicFrameLocks xmlns:a="http://schemas.openxmlformats.org/drawingml/2006/main" noChangeAspect="1"/>
             </wp:cNvGraphicFramePr>
@@ -2524,13 +2857,13 @@
               <a:graphicData uri="http://schemas.openxmlformats.org/drawingml/2006/picture">
                 <pic:pic xmlns:pic="http://schemas.openxmlformats.org/drawingml/2006/picture">
                   <pic:nvPicPr>
-                    <pic:cNvPr id="7" name="Picture 7"/>
+                    <pic:cNvPr id="43" name="Picture 7"/>
                     <pic:cNvPicPr>
                       <a:picLocks noGrp="0" noSelect="0" noChangeAspect="1" noMove="0"/>
                     </pic:cNvPicPr>
                   </pic:nvPicPr>
                   <pic:blipFill>
-                    <a:blip r:embed="rId31"/>
+                    <a:blip r:embed="rId61"/>
                     <a:srcRect/>
                     <a:stretch>
                       <a:fillRect/>
@@ -2560,16 +2893,16 @@
         <w:rPr>
           <w:b w:val="off"/>
           <w:bCs w:val="off"/>
-          <w:sz w:val="24"/>
-          <w:szCs w:val="24"/>
-        </w:rPr>
-      </w:pPr>
-      <w:r>
-        <w:rPr>
-          <w:b w:val="off"/>
-          <w:bCs w:val="off"/>
-          <w:sz w:val="24"/>
-          <w:szCs w:val="24"/>
+          <w:sz w:val="28"/>
+          <w:szCs w:val="28"/>
+        </w:rPr>
+      </w:pPr>
+      <w:r>
+        <w:rPr>
+          <w:b w:val="off"/>
+          <w:bCs w:val="off"/>
+          <w:sz w:val="28"/>
+          <w:szCs w:val="28"/>
         </w:rPr>
         <w:t xml:space="preserve">Рисунок </w:t>
       </w:r>
@@ -2577,8 +2910,8 @@
         <w:rPr>
           <w:b w:val="off"/>
           <w:bCs w:val="off"/>
-          <w:sz w:val="24"/>
-          <w:szCs w:val="24"/>
+          <w:sz w:val="28"/>
+          <w:szCs w:val="28"/>
         </w:rPr>
         <w:fldChar w:fldCharType="begin"/>
       </w:r>
@@ -2586,8 +2919,8 @@
         <w:rPr>
           <w:b w:val="off"/>
           <w:bCs w:val="off"/>
-          <w:sz w:val="24"/>
-          <w:szCs w:val="24"/>
+          <w:sz w:val="28"/>
+          <w:szCs w:val="28"/>
         </w:rPr>
         <w:instrText xml:space="preserve">SEQ Рисунок \* Arabic</w:instrText>
       </w:r>
@@ -2595,8 +2928,8 @@
         <w:rPr>
           <w:b w:val="off"/>
           <w:bCs w:val="off"/>
-          <w:sz w:val="24"/>
-          <w:szCs w:val="24"/>
+          <w:sz w:val="28"/>
+          <w:szCs w:val="28"/>
         </w:rPr>
         <w:fldChar w:fldCharType="separate"/>
       </w:r>
@@ -2604,8 +2937,8 @@
         <w:rPr>
           <w:b w:val="off"/>
           <w:bCs w:val="off"/>
-          <w:sz w:val="24"/>
-          <w:szCs w:val="24"/>
+          <w:sz w:val="28"/>
+          <w:szCs w:val="28"/>
         </w:rPr>
         <w:t>4</w:t>
       </w:r>
@@ -2613,8 +2946,8 @@
         <w:rPr>
           <w:b w:val="off"/>
           <w:bCs w:val="off"/>
-          <w:sz w:val="24"/>
-          <w:szCs w:val="24"/>
+          <w:sz w:val="28"/>
+          <w:szCs w:val="28"/>
         </w:rPr>
         <w:fldChar w:fldCharType="end"/>
       </w:r>
@@ -2622,8 +2955,8 @@
         <w:rPr>
           <w:b w:val="off"/>
           <w:bCs w:val="off"/>
-          <w:sz w:val="24"/>
-          <w:szCs w:val="24"/>
+          <w:sz w:val="28"/>
+          <w:szCs w:val="28"/>
         </w:rPr>
         <w:t xml:space="preserve"> </w:t>
       </w:r>
@@ -2631,8 +2964,8 @@
         <w:rPr>
           <w:b w:val="off"/>
           <w:bCs w:val="off"/>
-          <w:sz w:val="24"/>
-          <w:szCs w:val="24"/>
+          <w:sz w:val="28"/>
+          <w:szCs w:val="28"/>
           <w:lang w:val="ru-RU"/>
         </w:rPr>
         <w:t xml:space="preserve">- код </w:t>
@@ -2641,8 +2974,8 @@
         <w:rPr>
           <w:b w:val="off"/>
           <w:bCs w:val="off"/>
-          <w:sz w:val="24"/>
-          <w:szCs w:val="24"/>
+          <w:sz w:val="28"/>
+          <w:szCs w:val="28"/>
           <w:lang w:val="en-US"/>
         </w:rPr>
         <w:t>users.controller.ts</w:t>
@@ -2655,16 +2988,16 @@
         <w:rPr>
           <w:b w:val="off"/>
           <w:bCs w:val="off"/>
-          <w:sz w:val="24"/>
-          <w:szCs w:val="24"/>
-        </w:rPr>
-      </w:pPr>
-      <w:r>
-        <w:rPr>
-          <w:b w:val="off"/>
-          <w:bCs w:val="off"/>
-          <w:sz w:val="24"/>
-          <w:szCs w:val="24"/>
+          <w:sz w:val="28"/>
+          <w:szCs w:val="28"/>
+        </w:rPr>
+      </w:pPr>
+      <w:r>
+        <w:rPr>
+          <w:b w:val="off"/>
+          <w:bCs w:val="off"/>
+          <w:sz w:val="28"/>
+          <w:szCs w:val="28"/>
           <w:lang w:val="en-US"/>
         </w:rPr>
         <w:t>Компонент Service представляет собой центральный узел бизнес-логики приложения. Именно внутри сервиса сосредоточены методы непосредственного взаимодействия с реляционным хранилищем данных. Для снижения нагрузки на процессор сервера и исключения ошибок несовместимости типов данных (Data Types), в сервисе задействован абстрактный репозиторий Repository&lt;any&gt;.</w:t>
@@ -2677,16 +3010,16 @@
         <w:rPr>
           <w:b w:val="off"/>
           <w:bCs w:val="off"/>
-          <w:sz w:val="24"/>
-          <w:szCs w:val="24"/>
-        </w:rPr>
-      </w:pPr>
-      <w:r>
-        <w:rPr>
-          <w:b w:val="off"/>
-          <w:bCs w:val="off"/>
-          <w:sz w:val="24"/>
-          <w:szCs w:val="24"/>
+          <w:sz w:val="28"/>
+          <w:szCs w:val="28"/>
+        </w:rPr>
+      </w:pPr>
+      <w:r>
+        <w:rPr>
+          <w:b w:val="off"/>
+          <w:bCs w:val="off"/>
+          <w:sz w:val="28"/>
+          <w:szCs w:val="28"/>
           <w:lang w:val="en-US"/>
         </w:rPr>
         <w:t>Методы сервиса транслируют команды администратора в SQL-запросы к СУБД. В частности, при обработке запроса на регистрацию нового жителя, сервис выполняет асинхронный вызов хранимой процедуры register_new_user на стороне MS SQL Server. Если процедура или сопутствующий триггер валидации email возвращают ошибку транзакции, сервис перехватывает её и транслирует в понятный для клиента статус ответа:</w:t>
@@ -2695,26 +3028,26 @@
     <w:p>
       <w:pPr>
         <w:ind w:left="0" w:right="0" w:firstLine="0"/>
-        <w:jc w:val="both"/>
-        <w:rPr>
-          <w:b w:val="off"/>
-          <w:bCs w:val="off"/>
-          <w:sz w:val="24"/>
-          <w:szCs w:val="24"/>
-        </w:rPr>
-      </w:pPr>
-      <w:r>
-        <w:rPr>
-          <w:b w:val="off"/>
-          <w:bCs w:val="off"/>
-          <w:sz w:val="24"/>
-          <w:szCs w:val="24"/>
+        <w:jc w:val="center"/>
+        <w:rPr>
+          <w:b w:val="off"/>
+          <w:bCs w:val="off"/>
+          <w:sz w:val="28"/>
+          <w:szCs w:val="28"/>
+        </w:rPr>
+      </w:pPr>
+      <w:r>
+        <w:rPr>
+          <w:b w:val="off"/>
+          <w:bCs w:val="off"/>
+          <w:sz w:val="28"/>
+          <w:szCs w:val="28"/>
         </w:rPr>
         <w:drawing xmlns:mc="http://schemas.openxmlformats.org/markup-compatibility/2006">
-          <wp:inline distT="0" distB="0" distL="0" distR="0">
+          <wp:inline distT="0" distB="0" distL="118872" distR="118872">
             <wp:extent cx="5378450" cy="4125595"/>
             <wp:effectExtent l="0" t="0" r="0" b="0"/>
-            <wp:docPr id="20" name="Picture 8"/>
+            <wp:docPr id="56" name="Picture 8"/>
             <wp:cNvGraphicFramePr>
               <a:graphicFrameLocks xmlns:a="http://schemas.openxmlformats.org/drawingml/2006/main" noChangeAspect="1"/>
             </wp:cNvGraphicFramePr>
@@ -2722,13 +3055,13 @@
               <a:graphicData uri="http://schemas.openxmlformats.org/drawingml/2006/picture">
                 <pic:pic xmlns:pic="http://schemas.openxmlformats.org/drawingml/2006/picture">
                   <pic:nvPicPr>
-                    <pic:cNvPr id="8" name="Picture 8"/>
+                    <pic:cNvPr id="44" name="Picture 8"/>
                     <pic:cNvPicPr>
                       <a:picLocks noGrp="0" noSelect="0" noChangeAspect="1" noMove="0"/>
                     </pic:cNvPicPr>
                   </pic:nvPicPr>
                   <pic:blipFill>
-                    <a:blip r:embed="rId32"/>
+                    <a:blip r:embed="rId62"/>
                     <a:srcRect/>
                     <a:stretch>
                       <a:fillRect/>
@@ -2758,16 +3091,16 @@
         <w:rPr>
           <w:b w:val="off"/>
           <w:bCs w:val="off"/>
-          <w:sz w:val="24"/>
-          <w:szCs w:val="24"/>
-        </w:rPr>
-      </w:pPr>
-      <w:r>
-        <w:rPr>
-          <w:b w:val="off"/>
-          <w:bCs w:val="off"/>
-          <w:sz w:val="24"/>
-          <w:szCs w:val="24"/>
+          <w:sz w:val="28"/>
+          <w:szCs w:val="28"/>
+        </w:rPr>
+      </w:pPr>
+      <w:r>
+        <w:rPr>
+          <w:b w:val="off"/>
+          <w:bCs w:val="off"/>
+          <w:sz w:val="28"/>
+          <w:szCs w:val="28"/>
         </w:rPr>
         <w:t xml:space="preserve">Рисунок </w:t>
       </w:r>
@@ -2775,8 +3108,8 @@
         <w:rPr>
           <w:b w:val="off"/>
           <w:bCs w:val="off"/>
-          <w:sz w:val="24"/>
-          <w:szCs w:val="24"/>
+          <w:sz w:val="28"/>
+          <w:szCs w:val="28"/>
         </w:rPr>
         <w:fldChar w:fldCharType="begin"/>
       </w:r>
@@ -2784,8 +3117,8 @@
         <w:rPr>
           <w:b w:val="off"/>
           <w:bCs w:val="off"/>
-          <w:sz w:val="24"/>
-          <w:szCs w:val="24"/>
+          <w:sz w:val="28"/>
+          <w:szCs w:val="28"/>
         </w:rPr>
         <w:instrText xml:space="preserve">SEQ Рисунок \* Arabic</w:instrText>
       </w:r>
@@ -2793,8 +3126,8 @@
         <w:rPr>
           <w:b w:val="off"/>
           <w:bCs w:val="off"/>
-          <w:sz w:val="24"/>
-          <w:szCs w:val="24"/>
+          <w:sz w:val="28"/>
+          <w:szCs w:val="28"/>
         </w:rPr>
         <w:fldChar w:fldCharType="separate"/>
       </w:r>
@@ -2802,8 +3135,8 @@
         <w:rPr>
           <w:b w:val="off"/>
           <w:bCs w:val="off"/>
-          <w:sz w:val="24"/>
-          <w:szCs w:val="24"/>
+          <w:sz w:val="28"/>
+          <w:szCs w:val="28"/>
         </w:rPr>
         <w:t>5</w:t>
       </w:r>
@@ -2811,8 +3144,8 @@
         <w:rPr>
           <w:b w:val="off"/>
           <w:bCs w:val="off"/>
-          <w:sz w:val="24"/>
-          <w:szCs w:val="24"/>
+          <w:sz w:val="28"/>
+          <w:szCs w:val="28"/>
         </w:rPr>
         <w:fldChar w:fldCharType="end"/>
       </w:r>
@@ -2820,8 +3153,8 @@
         <w:rPr>
           <w:b w:val="off"/>
           <w:bCs w:val="off"/>
-          <w:sz w:val="24"/>
-          <w:szCs w:val="24"/>
+          <w:sz w:val="28"/>
+          <w:szCs w:val="28"/>
         </w:rPr>
         <w:t xml:space="preserve"> </w:t>
       </w:r>
@@ -2829,8 +3162,8 @@
         <w:rPr>
           <w:b w:val="off"/>
           <w:bCs w:val="off"/>
-          <w:sz w:val="24"/>
-          <w:szCs w:val="24"/>
+          <w:sz w:val="28"/>
+          <w:szCs w:val="28"/>
           <w:lang w:val="ru-RU"/>
         </w:rPr>
         <w:t xml:space="preserve">- код </w:t>
@@ -2839,8 +3172,8 @@
         <w:rPr>
           <w:b w:val="off"/>
           <w:bCs w:val="off"/>
-          <w:sz w:val="24"/>
-          <w:szCs w:val="24"/>
+          <w:sz w:val="28"/>
+          <w:szCs w:val="28"/>
           <w:lang w:val="en-US"/>
         </w:rPr>
         <w:t>users.service.ts</w:t>
@@ -2853,8 +3186,8 @@
         <w:rPr>
           <w:b w:val="off"/>
           <w:bCs w:val="off"/>
-          <w:sz w:val="24"/>
-          <w:szCs w:val="24"/>
+          <w:sz w:val="28"/>
+          <w:szCs w:val="28"/>
         </w:rPr>
       </w:pPr>
     </w:p>
@@ -2865,16 +3198,16 @@
         <w:rPr>
           <w:b w:val="off"/>
           <w:bCs w:val="off"/>
-          <w:sz w:val="24"/>
-          <w:szCs w:val="24"/>
-        </w:rPr>
-      </w:pPr>
-      <w:r>
-        <w:rPr>
-          <w:b w:val="off"/>
-          <w:bCs w:val="off"/>
-          <w:sz w:val="24"/>
-          <w:szCs w:val="24"/>
+          <w:sz w:val="28"/>
+          <w:szCs w:val="28"/>
+        </w:rPr>
+      </w:pPr>
+      <w:r>
+        <w:rPr>
+          <w:b w:val="off"/>
+          <w:bCs w:val="off"/>
+          <w:sz w:val="28"/>
+          <w:szCs w:val="28"/>
           <w:lang w:val="en-US"/>
         </w:rPr>
         <w:t>Компонент Module является конфигурационным ядром компонента NestJS. Он выполняет роль организатора контекста внедрения зависимостей (Dependency Injection). Внутри класса, размеченного декоратором @Module(), регистрируются и изолируются контроллеры и сервисы конкретной сущности, а также импортируются сторонние репозитории TypeORM:</w:t>
@@ -2883,26 +3216,26 @@
     <w:p>
       <w:pPr>
         <w:ind w:left="0" w:right="0" w:firstLine="0"/>
-        <w:jc w:val="both"/>
-        <w:rPr>
-          <w:b w:val="off"/>
-          <w:bCs w:val="off"/>
-          <w:sz w:val="24"/>
-          <w:szCs w:val="24"/>
-        </w:rPr>
-      </w:pPr>
-      <w:r>
-        <w:rPr>
-          <w:b w:val="off"/>
-          <w:bCs w:val="off"/>
-          <w:sz w:val="24"/>
-          <w:szCs w:val="24"/>
+        <w:jc w:val="center"/>
+        <w:rPr>
+          <w:b w:val="off"/>
+          <w:bCs w:val="off"/>
+          <w:sz w:val="28"/>
+          <w:szCs w:val="28"/>
+        </w:rPr>
+      </w:pPr>
+      <w:r>
+        <w:rPr>
+          <w:b w:val="off"/>
+          <w:bCs w:val="off"/>
+          <w:sz w:val="28"/>
+          <w:szCs w:val="28"/>
         </w:rPr>
         <w:drawing xmlns:mc="http://schemas.openxmlformats.org/markup-compatibility/2006">
-          <wp:inline distT="0" distB="0" distL="0" distR="0">
+          <wp:inline distT="0" distB="0" distL="118872" distR="118872">
             <wp:extent cx="4191635" cy="2191385"/>
             <wp:effectExtent l="0" t="0" r="0" b="0"/>
-            <wp:docPr id="21" name="Picture 9"/>
+            <wp:docPr id="57" name="Picture 9"/>
             <wp:cNvGraphicFramePr>
               <a:graphicFrameLocks xmlns:a="http://schemas.openxmlformats.org/drawingml/2006/main" noChangeAspect="1"/>
             </wp:cNvGraphicFramePr>
@@ -2910,13 +3243,13 @@
               <a:graphicData uri="http://schemas.openxmlformats.org/drawingml/2006/picture">
                 <pic:pic xmlns:pic="http://schemas.openxmlformats.org/drawingml/2006/picture">
                   <pic:nvPicPr>
-                    <pic:cNvPr id="9" name="Picture 9"/>
+                    <pic:cNvPr id="45" name="Picture 9"/>
                     <pic:cNvPicPr>
                       <a:picLocks noGrp="0" noSelect="0" noChangeAspect="1" noMove="0"/>
                     </pic:cNvPicPr>
                   </pic:nvPicPr>
                   <pic:blipFill>
-                    <a:blip r:embed="rId33"/>
+                    <a:blip r:embed="rId63"/>
                     <a:srcRect/>
                     <a:stretch>
                       <a:fillRect/>
@@ -2946,16 +3279,16 @@
         <w:rPr>
           <w:b w:val="off"/>
           <w:bCs w:val="off"/>
-          <w:sz w:val="24"/>
-          <w:szCs w:val="24"/>
-        </w:rPr>
-      </w:pPr>
-      <w:r>
-        <w:rPr>
-          <w:b w:val="off"/>
-          <w:bCs w:val="off"/>
-          <w:sz w:val="24"/>
-          <w:szCs w:val="24"/>
+          <w:sz w:val="28"/>
+          <w:szCs w:val="28"/>
+        </w:rPr>
+      </w:pPr>
+      <w:r>
+        <w:rPr>
+          <w:b w:val="off"/>
+          <w:bCs w:val="off"/>
+          <w:sz w:val="28"/>
+          <w:szCs w:val="28"/>
         </w:rPr>
         <w:t xml:space="preserve">Рисунок </w:t>
       </w:r>
@@ -2963,8 +3296,8 @@
         <w:rPr>
           <w:b w:val="off"/>
           <w:bCs w:val="off"/>
-          <w:sz w:val="24"/>
-          <w:szCs w:val="24"/>
+          <w:sz w:val="28"/>
+          <w:szCs w:val="28"/>
         </w:rPr>
         <w:fldChar w:fldCharType="begin"/>
       </w:r>
@@ -2972,8 +3305,8 @@
         <w:rPr>
           <w:b w:val="off"/>
           <w:bCs w:val="off"/>
-          <w:sz w:val="24"/>
-          <w:szCs w:val="24"/>
+          <w:sz w:val="28"/>
+          <w:szCs w:val="28"/>
         </w:rPr>
         <w:instrText xml:space="preserve">SEQ Рисунок \* Arabic</w:instrText>
       </w:r>
@@ -2981,8 +3314,8 @@
         <w:rPr>
           <w:b w:val="off"/>
           <w:bCs w:val="off"/>
-          <w:sz w:val="24"/>
-          <w:szCs w:val="24"/>
+          <w:sz w:val="28"/>
+          <w:szCs w:val="28"/>
         </w:rPr>
         <w:fldChar w:fldCharType="separate"/>
       </w:r>
@@ -2990,8 +3323,8 @@
         <w:rPr>
           <w:b w:val="off"/>
           <w:bCs w:val="off"/>
-          <w:sz w:val="24"/>
-          <w:szCs w:val="24"/>
+          <w:sz w:val="28"/>
+          <w:szCs w:val="28"/>
         </w:rPr>
         <w:t>6</w:t>
       </w:r>
@@ -2999,8 +3332,8 @@
         <w:rPr>
           <w:b w:val="off"/>
           <w:bCs w:val="off"/>
-          <w:sz w:val="24"/>
-          <w:szCs w:val="24"/>
+          <w:sz w:val="28"/>
+          <w:szCs w:val="28"/>
         </w:rPr>
         <w:fldChar w:fldCharType="end"/>
       </w:r>
@@ -3008,8 +3341,8 @@
         <w:rPr>
           <w:b w:val="off"/>
           <w:bCs w:val="off"/>
-          <w:sz w:val="24"/>
-          <w:szCs w:val="24"/>
+          <w:sz w:val="28"/>
+          <w:szCs w:val="28"/>
         </w:rPr>
         <w:t xml:space="preserve"> </w:t>
       </w:r>
@@ -3017,8 +3350,8 @@
         <w:rPr>
           <w:b w:val="off"/>
           <w:bCs w:val="off"/>
-          <w:sz w:val="24"/>
-          <w:szCs w:val="24"/>
+          <w:sz w:val="28"/>
+          <w:szCs w:val="28"/>
           <w:lang w:val="en-US"/>
         </w:rPr>
         <w:t xml:space="preserve">- </w:t>
@@ -3027,8 +3360,8 @@
         <w:rPr>
           <w:b w:val="off"/>
           <w:bCs w:val="off"/>
-          <w:sz w:val="24"/>
-          <w:szCs w:val="24"/>
+          <w:sz w:val="28"/>
+          <w:szCs w:val="28"/>
           <w:lang w:val="ru-RU"/>
         </w:rPr>
         <w:t xml:space="preserve">код </w:t>
@@ -3037,8 +3370,8 @@
         <w:rPr>
           <w:b w:val="off"/>
           <w:bCs w:val="off"/>
-          <w:sz w:val="24"/>
-          <w:szCs w:val="24"/>
+          <w:sz w:val="28"/>
+          <w:szCs w:val="28"/>
           <w:lang w:val="en-US"/>
         </w:rPr>
         <w:t>users.module.ts</w:t>
@@ -3051,16 +3384,16 @@
         <w:rPr>
           <w:b w:val="off"/>
           <w:bCs w:val="off"/>
-          <w:sz w:val="24"/>
-          <w:szCs w:val="24"/>
-        </w:rPr>
-      </w:pPr>
-      <w:r>
-        <w:rPr>
-          <w:b w:val="off"/>
-          <w:bCs w:val="off"/>
-          <w:sz w:val="24"/>
-          <w:szCs w:val="24"/>
+          <w:sz w:val="28"/>
+          <w:szCs w:val="28"/>
+        </w:rPr>
+      </w:pPr>
+      <w:r>
+        <w:rPr>
+          <w:b w:val="off"/>
+          <w:bCs w:val="off"/>
+          <w:sz w:val="28"/>
+          <w:szCs w:val="28"/>
           <w:lang w:val="ru-RU"/>
         </w:rPr>
         <w:t xml:space="preserve">Взаимодействие серверного API и клиентской части веб-приложения полностью базируется на концепции CRUD-операций. </w:t>
@@ -3073,16 +3406,16 @@
         <w:rPr>
           <w:b w:val="off"/>
           <w:bCs w:val="off"/>
-          <w:sz w:val="24"/>
-          <w:szCs w:val="24"/>
-        </w:rPr>
-      </w:pPr>
-      <w:r>
-        <w:rPr>
-          <w:b w:val="off"/>
-          <w:bCs w:val="off"/>
-          <w:sz w:val="24"/>
-          <w:szCs w:val="24"/>
+          <w:sz w:val="28"/>
+          <w:szCs w:val="28"/>
+        </w:rPr>
+      </w:pPr>
+      <w:r>
+        <w:rPr>
+          <w:b w:val="off"/>
+          <w:bCs w:val="off"/>
+          <w:sz w:val="28"/>
+          <w:szCs w:val="28"/>
           <w:lang w:val="ru-RU"/>
         </w:rPr>
         <w:t>Операция создания записей (Create) активируется в тот момент, когда оператор отправляет форму регистрации нового жителя. Данные передаются в метод create класса UsersService в файле users.service.ts, который принимает частичный объект userData. С помощью встроенного инструмента usersRepository.create инициализируется новый объект сущности, после чего асинхронный метод usersRepository.save выполняет транзакцию внесения записи в базу данных. В случае успешного сохранения пользователь добавляется в MS SQL Server, а фронтенд мгновенно отображает новую строку в таблице.</w:t>
@@ -3095,16 +3428,16 @@
         <w:rPr>
           <w:b w:val="off"/>
           <w:bCs w:val="off"/>
-          <w:sz w:val="24"/>
-          <w:szCs w:val="24"/>
-        </w:rPr>
-      </w:pPr>
-      <w:r>
-        <w:rPr>
-          <w:b w:val="off"/>
-          <w:bCs w:val="off"/>
-          <w:sz w:val="24"/>
-          <w:szCs w:val="24"/>
+          <w:sz w:val="28"/>
+          <w:szCs w:val="28"/>
+        </w:rPr>
+      </w:pPr>
+      <w:r>
+        <w:rPr>
+          <w:b w:val="off"/>
+          <w:bCs w:val="off"/>
+          <w:sz w:val="28"/>
+          <w:szCs w:val="28"/>
           <w:lang w:val="ru-RU"/>
         </w:rPr>
         <w:t>Синхронизация локального интерфейса оператора с актуальным состоянием таблиц обеспечивается операцией чтения (Read), использующей маршрут GET. На бэкэнде этот процесс реализуется через асинхронный метод findAll, который с помощью стандартной функции return await this.usersRepository.find() выполняет бесконфликтную выборку всех строк из таблицы граждан. Сервер возвращает данные клиенту в формате JSON-массива, на основе которого библиотека React на фронтенде мгновенно перерисовывает интерактивную таблицу на экране сотрудника.</w:t>
@@ -3117,16 +3450,16 @@
         <w:rPr>
           <w:b w:val="off"/>
           <w:bCs w:val="off"/>
-          <w:sz w:val="24"/>
-          <w:szCs w:val="24"/>
-        </w:rPr>
-      </w:pPr>
-      <w:r>
-        <w:rPr>
-          <w:b w:val="off"/>
-          <w:bCs w:val="off"/>
-          <w:sz w:val="24"/>
-          <w:szCs w:val="24"/>
+          <w:sz w:val="28"/>
+          <w:szCs w:val="28"/>
+        </w:rPr>
+      </w:pPr>
+      <w:r>
+        <w:rPr>
+          <w:b w:val="off"/>
+          <w:bCs w:val="off"/>
+          <w:sz w:val="28"/>
+          <w:szCs w:val="28"/>
           <w:lang w:val="ru-RU"/>
         </w:rPr>
         <w:t>Модификация данных (Update) выполняется через метод update класса UsersService. При редактировании метод сначала запускает внутреннюю проверку await this.findOne(id), которая ищет одного конкретного человека по его уникальному идентификатору с помощью конструкции where: { id } и, если пользователь отсутствует в базе данных, выбрасывает системное исключение NotFoundException. После успешной проверки асинхронная команда await this.usersRepository.update(id, updateData) обновляет измененные поля кортежа в СУБД, а метод повторно вызывает findOne для возврата клиенту актуального обновленного состояния записи.</w:t>
@@ -3139,16 +3472,16 @@
         <w:rPr>
           <w:b w:val="off"/>
           <w:bCs w:val="off"/>
-          <w:sz w:val="24"/>
-          <w:szCs w:val="24"/>
-        </w:rPr>
-      </w:pPr>
-      <w:r>
-        <w:rPr>
-          <w:b w:val="off"/>
-          <w:bCs w:val="off"/>
-          <w:sz w:val="24"/>
-          <w:szCs w:val="24"/>
+          <w:sz w:val="28"/>
+          <w:szCs w:val="28"/>
+        </w:rPr>
+      </w:pPr>
+      <w:r>
+        <w:rPr>
+          <w:b w:val="off"/>
+          <w:bCs w:val="off"/>
+          <w:sz w:val="28"/>
+          <w:szCs w:val="28"/>
           <w:lang w:val="ru-RU"/>
         </w:rPr>
         <w:t>Деструктивная операция удаления (Delete) срабатывает при нажатии кнопки удаления в интерфейсе и использует асинхронный метод remove. Программа предварительно вызывает встроенную проверку findOne для контроля физического наличия удаляемого идентификатора, после чего метод await this.usersRepository.delete(id) удаляет целевой кортеж из MS SQL Server. Благодаря настроенному на уровне СУБД ограничению внешнего ключа со свойством каскадного удаления база данных самостоятельно вычищает не только саму запись гражданина, но и все поданные им заявления, предотвращая появление несвязанных строк в таблицах.</w:t>
@@ -3161,22 +3494,22 @@
         <w:rPr>
           <w:b w:val="off"/>
           <w:bCs w:val="off"/>
-          <w:sz w:val="24"/>
-          <w:szCs w:val="24"/>
-        </w:rPr>
-      </w:pPr>
-      <w:r>
-        <w:rPr>
-          <w:b w:val="off"/>
-          <w:bCs w:val="off"/>
-          <w:sz w:val="24"/>
-          <w:szCs w:val="24"/>
+          <w:sz w:val="28"/>
+          <w:szCs w:val="28"/>
+        </w:rPr>
+      </w:pPr>
+      <w:r>
+        <w:rPr>
+          <w:b w:val="off"/>
+          <w:bCs w:val="off"/>
+          <w:sz w:val="28"/>
+          <w:szCs w:val="28"/>
         </w:rPr>
         <w:drawing xmlns:mc="http://schemas.openxmlformats.org/markup-compatibility/2006">
-          <wp:inline distT="0" distB="0" distL="0" distR="0">
+          <wp:inline distT="0" distB="0" distL="118872" distR="118872">
             <wp:extent cx="5940425" cy="4513580"/>
             <wp:effectExtent l="0" t="0" r="0" b="0"/>
-            <wp:docPr id="22" name="Picture 10"/>
+            <wp:docPr id="58" name="Picture 10"/>
             <wp:cNvGraphicFramePr>
               <a:graphicFrameLocks xmlns:a="http://schemas.openxmlformats.org/drawingml/2006/main" noChangeAspect="1"/>
             </wp:cNvGraphicFramePr>
@@ -3184,13 +3517,13 @@
               <a:graphicData uri="http://schemas.openxmlformats.org/drawingml/2006/picture">
                 <pic:pic xmlns:pic="http://schemas.openxmlformats.org/drawingml/2006/picture">
                   <pic:nvPicPr>
-                    <pic:cNvPr id="10" name="Picture 10"/>
+                    <pic:cNvPr id="46" name="Picture 10"/>
                     <pic:cNvPicPr>
                       <a:picLocks noGrp="0" noSelect="0" noChangeAspect="1" noMove="0"/>
                     </pic:cNvPicPr>
                   </pic:nvPicPr>
                   <pic:blipFill>
-                    <a:blip r:embed="rId34"/>
+                    <a:blip r:embed="rId64"/>
                     <a:srcRect/>
                     <a:stretch>
                       <a:fillRect/>
@@ -3220,16 +3553,16 @@
         <w:rPr>
           <w:b w:val="off"/>
           <w:bCs w:val="off"/>
-          <w:sz w:val="24"/>
-          <w:szCs w:val="24"/>
-        </w:rPr>
-      </w:pPr>
-      <w:r>
-        <w:rPr>
-          <w:b w:val="off"/>
-          <w:bCs w:val="off"/>
-          <w:sz w:val="24"/>
-          <w:szCs w:val="24"/>
+          <w:sz w:val="28"/>
+          <w:szCs w:val="28"/>
+        </w:rPr>
+      </w:pPr>
+      <w:r>
+        <w:rPr>
+          <w:b w:val="off"/>
+          <w:bCs w:val="off"/>
+          <w:sz w:val="28"/>
+          <w:szCs w:val="28"/>
         </w:rPr>
         <w:t xml:space="preserve">Рисунок </w:t>
       </w:r>
@@ -3237,8 +3570,8 @@
         <w:rPr>
           <w:b w:val="off"/>
           <w:bCs w:val="off"/>
-          <w:sz w:val="24"/>
-          <w:szCs w:val="24"/>
+          <w:sz w:val="28"/>
+          <w:szCs w:val="28"/>
         </w:rPr>
         <w:fldChar w:fldCharType="begin"/>
       </w:r>
@@ -3246,8 +3579,8 @@
         <w:rPr>
           <w:b w:val="off"/>
           <w:bCs w:val="off"/>
-          <w:sz w:val="24"/>
-          <w:szCs w:val="24"/>
+          <w:sz w:val="28"/>
+          <w:szCs w:val="28"/>
         </w:rPr>
         <w:instrText xml:space="preserve">SEQ Рисунок \* Arabic</w:instrText>
       </w:r>
@@ -3255,8 +3588,8 @@
         <w:rPr>
           <w:b w:val="off"/>
           <w:bCs w:val="off"/>
-          <w:sz w:val="24"/>
-          <w:szCs w:val="24"/>
+          <w:sz w:val="28"/>
+          <w:szCs w:val="28"/>
         </w:rPr>
         <w:fldChar w:fldCharType="separate"/>
       </w:r>
@@ -3264,8 +3597,8 @@
         <w:rPr>
           <w:b w:val="off"/>
           <w:bCs w:val="off"/>
-          <w:sz w:val="24"/>
-          <w:szCs w:val="24"/>
+          <w:sz w:val="28"/>
+          <w:szCs w:val="28"/>
         </w:rPr>
         <w:t>7</w:t>
       </w:r>
@@ -3273,8 +3606,8 @@
         <w:rPr>
           <w:b w:val="off"/>
           <w:bCs w:val="off"/>
-          <w:sz w:val="24"/>
-          <w:szCs w:val="24"/>
+          <w:sz w:val="28"/>
+          <w:szCs w:val="28"/>
         </w:rPr>
         <w:fldChar w:fldCharType="end"/>
       </w:r>
@@ -3282,8 +3615,8 @@
         <w:rPr>
           <w:b w:val="off"/>
           <w:bCs w:val="off"/>
-          <w:sz w:val="24"/>
-          <w:szCs w:val="24"/>
+          <w:sz w:val="28"/>
+          <w:szCs w:val="28"/>
         </w:rPr>
         <w:t xml:space="preserve"> </w:t>
       </w:r>
@@ -3291,8 +3624,8 @@
         <w:rPr>
           <w:b w:val="off"/>
           <w:bCs w:val="off"/>
-          <w:sz w:val="24"/>
-          <w:szCs w:val="24"/>
+          <w:sz w:val="28"/>
+          <w:szCs w:val="28"/>
           <w:lang w:val="ru-RU"/>
         </w:rPr>
         <w:t xml:space="preserve">- код </w:t>
@@ -3301,8 +3634,8 @@
         <w:rPr>
           <w:b w:val="off"/>
           <w:bCs w:val="off"/>
-          <w:sz w:val="24"/>
-          <w:szCs w:val="24"/>
+          <w:sz w:val="28"/>
+          <w:szCs w:val="28"/>
           <w:lang w:val="en-US"/>
         </w:rPr>
         <w:t>users.service.ts</w:t>
@@ -3315,8 +3648,20 @@
         <w:rPr>
           <w:b w:val="off"/>
           <w:bCs w:val="off"/>
-          <w:sz w:val="24"/>
-          <w:szCs w:val="24"/>
+          <w:sz w:val="28"/>
+          <w:szCs w:val="28"/>
+        </w:rPr>
+      </w:pPr>
+    </w:p>
+    <w:p>
+      <w:pPr>
+        <w:ind w:left="0" w:right="0" w:firstLine="0"/>
+        <w:jc w:val="both"/>
+        <w:rPr>
+          <w:b w:val="off"/>
+          <w:bCs w:val="off"/>
+          <w:sz w:val="28"/>
+          <w:szCs w:val="28"/>
         </w:rPr>
       </w:pPr>
     </w:p>
@@ -3389,16 +3734,16 @@
         <w:rPr>
           <w:b w:val="off"/>
           <w:bCs w:val="off"/>
-          <w:sz w:val="24"/>
-          <w:szCs w:val="24"/>
-        </w:rPr>
-      </w:pPr>
-      <w:r>
-        <w:rPr>
-          <w:b w:val="off"/>
-          <w:bCs w:val="off"/>
-          <w:sz w:val="24"/>
-          <w:szCs w:val="24"/>
+          <w:sz w:val="28"/>
+          <w:szCs w:val="28"/>
+        </w:rPr>
+      </w:pPr>
+      <w:r>
+        <w:rPr>
+          <w:b w:val="off"/>
+          <w:bCs w:val="off"/>
+          <w:sz w:val="28"/>
+          <w:szCs w:val="28"/>
           <w:lang w:val="ru-RU"/>
         </w:rPr>
         <w:t xml:space="preserve">Клиентская часть приложения </w:t>
@@ -3407,8 +3752,8 @@
         <w:rPr>
           <w:b w:val="off"/>
           <w:bCs w:val="off"/>
-          <w:sz w:val="24"/>
-          <w:szCs w:val="24"/>
+          <w:sz w:val="28"/>
+          <w:szCs w:val="28"/>
           <w:lang w:val="ru-RU"/>
         </w:rPr>
         <w:t>-</w:t>
@@ -3417,8 +3762,8 @@
         <w:rPr>
           <w:b w:val="off"/>
           <w:bCs w:val="off"/>
-          <w:sz w:val="24"/>
-          <w:szCs w:val="24"/>
+          <w:sz w:val="28"/>
+          <w:szCs w:val="28"/>
           <w:lang w:val="ru-RU"/>
         </w:rPr>
         <w:t xml:space="preserve"> это одностраничное веб-приложение на React и Vite, исходный код которого сосредоточен в файле App.jsx. Интерфейс полностью автономен: операции форматирования и связывания данных перенесены в браузер, что снижает нагрузку на СУБД MS SQL Server.</w:t>
@@ -3431,16 +3776,16 @@
         <w:rPr>
           <w:b w:val="off"/>
           <w:bCs w:val="off"/>
-          <w:sz w:val="24"/>
-          <w:szCs w:val="24"/>
-        </w:rPr>
-      </w:pPr>
-      <w:r>
-        <w:rPr>
-          <w:b w:val="off"/>
-          <w:bCs w:val="off"/>
-          <w:sz w:val="24"/>
-          <w:szCs w:val="24"/>
+          <w:sz w:val="28"/>
+          <w:szCs w:val="28"/>
+        </w:rPr>
+      </w:pPr>
+      <w:r>
+        <w:rPr>
+          <w:b w:val="off"/>
+          <w:bCs w:val="off"/>
+          <w:sz w:val="28"/>
+          <w:szCs w:val="28"/>
           <w:lang w:val="ru-RU"/>
         </w:rPr>
         <w:t xml:space="preserve">Жизненный цикл приложения управляется хуками React. Хук useState инициализирует локальные массивы состояний для реестра граждан, заявлений и справочника городов. Хук useEffect при старте страницы автоматически вызывает асинхронную функцию loadData, которая через </w:t>
@@ -3449,8 +3794,8 @@
         <w:rPr>
           <w:b w:val="off"/>
           <w:bCs w:val="off"/>
-          <w:sz w:val="24"/>
-          <w:szCs w:val="24"/>
+          <w:sz w:val="28"/>
+          <w:szCs w:val="28"/>
           <w:lang w:val="ru-RU"/>
         </w:rPr>
         <w:t>HTTP-клиент Axios отправляет GET-запросы на бэкэнд, получает JSON-массивы и заполняет ими интерактивные таблицы.</w:t>
@@ -3463,16 +3808,16 @@
         <w:rPr>
           <w:b w:val="off"/>
           <w:bCs w:val="off"/>
-          <w:sz w:val="24"/>
-          <w:szCs w:val="24"/>
-        </w:rPr>
-      </w:pPr>
-      <w:r>
-        <w:rPr>
-          <w:b w:val="off"/>
-          <w:bCs w:val="off"/>
-          <w:sz w:val="24"/>
-          <w:szCs w:val="24"/>
+          <w:sz w:val="28"/>
+          <w:szCs w:val="28"/>
+        </w:rPr>
+      </w:pPr>
+      <w:r>
+        <w:rPr>
+          <w:b w:val="off"/>
+          <w:bCs w:val="off"/>
+          <w:sz w:val="28"/>
+          <w:szCs w:val="28"/>
           <w:lang w:val="ru-RU"/>
         </w:rPr>
         <w:t xml:space="preserve">Операция добавления гражданина реализована через форму ввода и функцию handleAddUser. При вводе ФИО и Email элементы выпадающего списка городов динамически </w:t>
@@ -3481,8 +3826,8 @@
         <w:rPr>
           <w:b w:val="off"/>
           <w:bCs w:val="off"/>
-          <w:sz w:val="24"/>
-          <w:szCs w:val="24"/>
+          <w:sz w:val="28"/>
+          <w:szCs w:val="28"/>
           <w:lang w:val="ru-RU"/>
         </w:rPr>
         <w:t>генерируются</w:t>
@@ -3491,8 +3836,8 @@
         <w:rPr>
           <w:b w:val="off"/>
           <w:bCs w:val="off"/>
-          <w:sz w:val="24"/>
-          <w:szCs w:val="24"/>
+          <w:sz w:val="28"/>
+          <w:szCs w:val="28"/>
           <w:lang w:val="ru-RU"/>
         </w:rPr>
         <w:t xml:space="preserve"> из базы данных. При отправке формы функция выполняет POST-запрос на сервер и точечно модифицирует локальный массив в памяти браузера, благодаря чему новая строка мгновенно отображается на экране без перезагрузки всей страницы.</w:t>
@@ -3505,16 +3850,16 @@
         <w:rPr>
           <w:b w:val="off"/>
           <w:bCs w:val="off"/>
-          <w:sz w:val="24"/>
-          <w:szCs w:val="24"/>
-        </w:rPr>
-      </w:pPr>
-      <w:r>
-        <w:rPr>
-          <w:b w:val="off"/>
-          <w:bCs w:val="off"/>
-          <w:sz w:val="24"/>
-          <w:szCs w:val="24"/>
+          <w:sz w:val="28"/>
+          <w:szCs w:val="28"/>
+        </w:rPr>
+      </w:pPr>
+      <w:r>
+        <w:rPr>
+          <w:b w:val="off"/>
+          <w:bCs w:val="off"/>
+          <w:sz w:val="28"/>
+          <w:szCs w:val="28"/>
           <w:lang w:val="ru-RU"/>
         </w:rPr>
         <w:t>Удаление записей из реестра управляется функцией handleDeleteUser. Перед отправкой сетевого запроса интерфейс вызывает системное окно подтверждения действия. После согласия оператора функция посылает запрос DELETE на бэкэнд. Когда СУБД выполняет каскадное удаление связанных заявлений, функция фильтрует локальный массив в памяти React, мгновенно скрывая пользователя с экрана.</w:t>
@@ -3527,16 +3872,16 @@
         <w:rPr>
           <w:b w:val="off"/>
           <w:bCs w:val="off"/>
-          <w:sz w:val="24"/>
-          <w:szCs w:val="24"/>
-        </w:rPr>
-      </w:pPr>
-      <w:r>
-        <w:rPr>
-          <w:b w:val="off"/>
-          <w:bCs w:val="off"/>
-          <w:sz w:val="24"/>
-          <w:szCs w:val="24"/>
+          <w:sz w:val="28"/>
+          <w:szCs w:val="28"/>
+        </w:rPr>
+      </w:pPr>
+      <w:r>
+        <w:rPr>
+          <w:b w:val="off"/>
+          <w:bCs w:val="off"/>
+          <w:sz w:val="28"/>
+          <w:szCs w:val="28"/>
           <w:lang w:val="ru-RU"/>
         </w:rPr>
         <w:t>Модерация госуслуг контролируется функцией handleChangeStatus в таблице заявлений. При нажатии кнопки управления функция вызывает модальные окна ввода, запрашивая у оператора новый статус и официальный комментарий ведомства. Данные отправляются методом PUT на сервер для вызова процедур обновления в СУБД. После успешного ответа фронтенд повторно запускает функцию loadData, обновляя ячейки таблицы в режиме реального времени.</w:t>
@@ -3549,16 +3894,16 @@
         <w:rPr>
           <w:b w:val="off"/>
           <w:bCs w:val="off"/>
-          <w:sz w:val="24"/>
-          <w:szCs w:val="24"/>
-        </w:rPr>
-      </w:pPr>
-      <w:r>
-        <w:rPr>
-          <w:b w:val="off"/>
-          <w:bCs w:val="off"/>
-          <w:sz w:val="24"/>
-          <w:szCs w:val="24"/>
+          <w:sz w:val="28"/>
+          <w:szCs w:val="28"/>
+        </w:rPr>
+      </w:pPr>
+      <w:r>
+        <w:rPr>
+          <w:b w:val="off"/>
+          <w:bCs w:val="off"/>
+          <w:sz w:val="28"/>
+          <w:szCs w:val="28"/>
           <w:lang w:val="en-US"/>
         </w:rPr>
         <w:t>ap</w:t>
@@ -3567,14 +3912,14 @@
         <w:rPr>
           <w:b w:val="off"/>
           <w:bCs w:val="off"/>
-          <w:sz w:val="24"/>
-          <w:szCs w:val="24"/>
+          <w:sz w:val="28"/>
+          <w:szCs w:val="28"/>
         </w:rPr>
         <w:drawing xmlns:mc="http://schemas.openxmlformats.org/markup-compatibility/2006">
-          <wp:inline distT="0" distB="0" distL="0" distR="0">
+          <wp:inline distT="0" distB="0" distL="118872" distR="118872">
             <wp:extent cx="5940425" cy="4281805"/>
             <wp:effectExtent l="0" t="0" r="0" b="0"/>
-            <wp:docPr id="23" name="Picture 11"/>
+            <wp:docPr id="59" name="Picture 11"/>
             <wp:cNvGraphicFramePr>
               <a:graphicFrameLocks xmlns:a="http://schemas.openxmlformats.org/drawingml/2006/main" noChangeAspect="1"/>
             </wp:cNvGraphicFramePr>
@@ -3582,13 +3927,13 @@
               <a:graphicData uri="http://schemas.openxmlformats.org/drawingml/2006/picture">
                 <pic:pic xmlns:pic="http://schemas.openxmlformats.org/drawingml/2006/picture">
                   <pic:nvPicPr>
-                    <pic:cNvPr id="11" name="Picture 11"/>
+                    <pic:cNvPr id="47" name="Picture 11"/>
                     <pic:cNvPicPr>
                       <a:picLocks noGrp="0" noSelect="0" noChangeAspect="1" noMove="0"/>
                     </pic:cNvPicPr>
                   </pic:nvPicPr>
                   <pic:blipFill>
-                    <a:blip r:embed="rId35"/>
+                    <a:blip r:embed="rId65"/>
                     <a:srcRect/>
                     <a:stretch>
                       <a:fillRect/>
@@ -3618,16 +3963,16 @@
         <w:rPr>
           <w:b w:val="off"/>
           <w:bCs w:val="off"/>
-          <w:sz w:val="24"/>
-          <w:szCs w:val="24"/>
-        </w:rPr>
-      </w:pPr>
-      <w:r>
-        <w:rPr>
-          <w:b w:val="off"/>
-          <w:bCs w:val="off"/>
-          <w:sz w:val="24"/>
-          <w:szCs w:val="24"/>
+          <w:sz w:val="28"/>
+          <w:szCs w:val="28"/>
+        </w:rPr>
+      </w:pPr>
+      <w:r>
+        <w:rPr>
+          <w:b w:val="off"/>
+          <w:bCs w:val="off"/>
+          <w:sz w:val="28"/>
+          <w:szCs w:val="28"/>
         </w:rPr>
         <w:t xml:space="preserve">Рисунок </w:t>
       </w:r>
@@ -3635,8 +3980,8 @@
         <w:rPr>
           <w:b w:val="off"/>
           <w:bCs w:val="off"/>
-          <w:sz w:val="24"/>
-          <w:szCs w:val="24"/>
+          <w:sz w:val="28"/>
+          <w:szCs w:val="28"/>
         </w:rPr>
         <w:fldChar w:fldCharType="begin"/>
       </w:r>
@@ -3644,8 +3989,8 @@
         <w:rPr>
           <w:b w:val="off"/>
           <w:bCs w:val="off"/>
-          <w:sz w:val="24"/>
-          <w:szCs w:val="24"/>
+          <w:sz w:val="28"/>
+          <w:szCs w:val="28"/>
         </w:rPr>
         <w:instrText xml:space="preserve">SEQ Рисунок \* Arabic</w:instrText>
       </w:r>
@@ -3653,8 +3998,8 @@
         <w:rPr>
           <w:b w:val="off"/>
           <w:bCs w:val="off"/>
-          <w:sz w:val="24"/>
-          <w:szCs w:val="24"/>
+          <w:sz w:val="28"/>
+          <w:szCs w:val="28"/>
         </w:rPr>
         <w:fldChar w:fldCharType="separate"/>
       </w:r>
@@ -3662,8 +4007,8 @@
         <w:rPr>
           <w:b w:val="off"/>
           <w:bCs w:val="off"/>
-          <w:sz w:val="24"/>
-          <w:szCs w:val="24"/>
+          <w:sz w:val="28"/>
+          <w:szCs w:val="28"/>
         </w:rPr>
         <w:t>8</w:t>
       </w:r>
@@ -3671,8 +4016,8 @@
         <w:rPr>
           <w:b w:val="off"/>
           <w:bCs w:val="off"/>
-          <w:sz w:val="24"/>
-          <w:szCs w:val="24"/>
+          <w:sz w:val="28"/>
+          <w:szCs w:val="28"/>
         </w:rPr>
         <w:fldChar w:fldCharType="end"/>
       </w:r>
@@ -3680,8 +4025,8 @@
         <w:rPr>
           <w:b w:val="off"/>
           <w:bCs w:val="off"/>
-          <w:sz w:val="24"/>
-          <w:szCs w:val="24"/>
+          <w:sz w:val="28"/>
+          <w:szCs w:val="28"/>
         </w:rPr>
         <w:t xml:space="preserve"> </w:t>
       </w:r>
@@ -3689,8 +4034,8 @@
         <w:rPr>
           <w:b w:val="off"/>
           <w:bCs w:val="off"/>
-          <w:sz w:val="24"/>
-          <w:szCs w:val="24"/>
+          <w:sz w:val="28"/>
+          <w:szCs w:val="28"/>
           <w:lang w:val="en-US"/>
         </w:rPr>
         <w:t xml:space="preserve">- </w:t>
@@ -3699,8 +4044,8 @@
         <w:rPr>
           <w:b w:val="off"/>
           <w:bCs w:val="off"/>
-          <w:sz w:val="24"/>
-          <w:szCs w:val="24"/>
+          <w:sz w:val="28"/>
+          <w:szCs w:val="28"/>
           <w:lang w:val="ru-RU"/>
         </w:rPr>
         <w:t xml:space="preserve">код </w:t>
@@ -3709,8 +4054,8 @@
         <w:rPr>
           <w:b w:val="off"/>
           <w:bCs w:val="off"/>
-          <w:sz w:val="24"/>
-          <w:szCs w:val="24"/>
+          <w:sz w:val="28"/>
+          <w:szCs w:val="28"/>
           <w:lang w:val="en-US"/>
         </w:rPr>
         <w:t xml:space="preserve">app.jsx </w:t>
@@ -3719,8 +4064,8 @@
         <w:rPr>
           <w:b w:val="off"/>
           <w:bCs w:val="off"/>
-          <w:sz w:val="24"/>
-          <w:szCs w:val="24"/>
+          <w:sz w:val="28"/>
+          <w:szCs w:val="28"/>
           <w:lang w:val="ru-RU"/>
         </w:rPr>
         <w:t>часть 1</w:t>
@@ -3733,22 +4078,22 @@
         <w:rPr>
           <w:b w:val="off"/>
           <w:bCs w:val="off"/>
-          <w:sz w:val="24"/>
-          <w:szCs w:val="24"/>
-        </w:rPr>
-      </w:pPr>
-      <w:r>
-        <w:rPr>
-          <w:b w:val="off"/>
-          <w:bCs w:val="off"/>
-          <w:sz w:val="24"/>
-          <w:szCs w:val="24"/>
+          <w:sz w:val="28"/>
+          <w:szCs w:val="28"/>
+        </w:rPr>
+      </w:pPr>
+      <w:r>
+        <w:rPr>
+          <w:b w:val="off"/>
+          <w:bCs w:val="off"/>
+          <w:sz w:val="28"/>
+          <w:szCs w:val="28"/>
         </w:rPr>
         <w:drawing xmlns:mc="http://schemas.openxmlformats.org/markup-compatibility/2006">
-          <wp:inline distT="0" distB="0" distL="0" distR="0">
+          <wp:inline distT="0" distB="0" distL="118872" distR="118872">
             <wp:extent cx="5940425" cy="5393690"/>
             <wp:effectExtent l="0" t="0" r="0" b="0"/>
-            <wp:docPr id="24" name="Picture 12"/>
+            <wp:docPr id="60" name="Picture 12"/>
             <wp:cNvGraphicFramePr>
               <a:graphicFrameLocks xmlns:a="http://schemas.openxmlformats.org/drawingml/2006/main" noChangeAspect="1"/>
             </wp:cNvGraphicFramePr>
@@ -3756,13 +4101,13 @@
               <a:graphicData uri="http://schemas.openxmlformats.org/drawingml/2006/picture">
                 <pic:pic xmlns:pic="http://schemas.openxmlformats.org/drawingml/2006/picture">
                   <pic:nvPicPr>
-                    <pic:cNvPr id="12" name="Picture 12"/>
+                    <pic:cNvPr id="48" name="Picture 12"/>
                     <pic:cNvPicPr>
                       <a:picLocks noGrp="0" noSelect="0" noChangeAspect="1" noMove="0"/>
                     </pic:cNvPicPr>
                   </pic:nvPicPr>
                   <pic:blipFill>
-                    <a:blip r:embed="rId36"/>
+                    <a:blip r:embed="rId66"/>
                     <a:srcRect/>
                     <a:stretch>
                       <a:fillRect/>
@@ -3792,16 +4137,16 @@
         <w:rPr>
           <w:b w:val="off"/>
           <w:bCs w:val="off"/>
-          <w:sz w:val="24"/>
-          <w:szCs w:val="24"/>
-        </w:rPr>
-      </w:pPr>
-      <w:r>
-        <w:rPr>
-          <w:b w:val="off"/>
-          <w:bCs w:val="off"/>
-          <w:sz w:val="24"/>
-          <w:szCs w:val="24"/>
+          <w:sz w:val="28"/>
+          <w:szCs w:val="28"/>
+        </w:rPr>
+      </w:pPr>
+      <w:r>
+        <w:rPr>
+          <w:b w:val="off"/>
+          <w:bCs w:val="off"/>
+          <w:sz w:val="28"/>
+          <w:szCs w:val="28"/>
         </w:rPr>
         <w:t xml:space="preserve">Рисунок </w:t>
       </w:r>
@@ -3809,8 +4154,8 @@
         <w:rPr>
           <w:b w:val="off"/>
           <w:bCs w:val="off"/>
-          <w:sz w:val="24"/>
-          <w:szCs w:val="24"/>
+          <w:sz w:val="28"/>
+          <w:szCs w:val="28"/>
         </w:rPr>
         <w:fldChar w:fldCharType="begin"/>
       </w:r>
@@ -3818,8 +4163,8 @@
         <w:rPr>
           <w:b w:val="off"/>
           <w:bCs w:val="off"/>
-          <w:sz w:val="24"/>
-          <w:szCs w:val="24"/>
+          <w:sz w:val="28"/>
+          <w:szCs w:val="28"/>
         </w:rPr>
         <w:instrText xml:space="preserve">SEQ Рисунок \* Arabic</w:instrText>
       </w:r>
@@ -3827,8 +4172,8 @@
         <w:rPr>
           <w:b w:val="off"/>
           <w:bCs w:val="off"/>
-          <w:sz w:val="24"/>
-          <w:szCs w:val="24"/>
+          <w:sz w:val="28"/>
+          <w:szCs w:val="28"/>
         </w:rPr>
         <w:fldChar w:fldCharType="separate"/>
       </w:r>
@@ -3836,8 +4181,8 @@
         <w:rPr>
           <w:b w:val="off"/>
           <w:bCs w:val="off"/>
-          <w:sz w:val="24"/>
-          <w:szCs w:val="24"/>
+          <w:sz w:val="28"/>
+          <w:szCs w:val="28"/>
         </w:rPr>
         <w:t>9</w:t>
       </w:r>
@@ -3845,8 +4190,8 @@
         <w:rPr>
           <w:b w:val="off"/>
           <w:bCs w:val="off"/>
-          <w:sz w:val="24"/>
-          <w:szCs w:val="24"/>
+          <w:sz w:val="28"/>
+          <w:szCs w:val="28"/>
         </w:rPr>
         <w:fldChar w:fldCharType="end"/>
       </w:r>
@@ -3854,8 +4199,8 @@
         <w:rPr>
           <w:b w:val="off"/>
           <w:bCs w:val="off"/>
-          <w:sz w:val="24"/>
-          <w:szCs w:val="24"/>
+          <w:sz w:val="28"/>
+          <w:szCs w:val="28"/>
         </w:rPr>
         <w:t xml:space="preserve"> </w:t>
       </w:r>
@@ -3863,8 +4208,8 @@
         <w:rPr>
           <w:b w:val="off"/>
           <w:bCs w:val="off"/>
-          <w:sz w:val="24"/>
-          <w:szCs w:val="24"/>
+          <w:sz w:val="28"/>
+          <w:szCs w:val="28"/>
           <w:lang w:val="ru-RU"/>
         </w:rPr>
         <w:t xml:space="preserve">- код </w:t>
@@ -3873,8 +4218,8 @@
         <w:rPr>
           <w:b w:val="off"/>
           <w:bCs w:val="off"/>
-          <w:sz w:val="24"/>
-          <w:szCs w:val="24"/>
+          <w:sz w:val="28"/>
+          <w:szCs w:val="28"/>
           <w:lang w:val="en-US"/>
         </w:rPr>
         <w:t xml:space="preserve">app.jsx </w:t>
@@ -3883,8 +4228,8 @@
         <w:rPr>
           <w:b w:val="off"/>
           <w:bCs w:val="off"/>
-          <w:sz w:val="24"/>
-          <w:szCs w:val="24"/>
+          <w:sz w:val="28"/>
+          <w:szCs w:val="28"/>
           <w:lang w:val="ru-RU"/>
         </w:rPr>
         <w:t>часть 2</w:t>
@@ -3895,15 +4240,21 @@
         <w:pStyle w:val="Normal"/>
         <w:ind w:right="0"/>
         <w:jc w:val="center"/>
-        <w:rPr/>
-      </w:pPr>
-      <w:r>
-        <w:rPr/>
+        <w:rPr>
+          <w:sz w:val="28"/>
+          <w:szCs w:val="28"/>
+        </w:rPr>
+      </w:pPr>
+      <w:r>
+        <w:rPr>
+          <w:sz w:val="28"/>
+          <w:szCs w:val="28"/>
+        </w:rPr>
         <w:drawing xmlns:mc="http://schemas.openxmlformats.org/markup-compatibility/2006">
-          <wp:inline distT="0" distB="0" distL="0" distR="0">
+          <wp:inline distT="0" distB="0" distL="118872" distR="118872">
             <wp:extent cx="5940425" cy="2614930"/>
             <wp:effectExtent l="0" t="0" r="0" b="0"/>
-            <wp:docPr id="25" name="Picture 13"/>
+            <wp:docPr id="61" name="Picture 13"/>
             <wp:cNvGraphicFramePr>
               <a:graphicFrameLocks xmlns:a="http://schemas.openxmlformats.org/drawingml/2006/main" noChangeAspect="1"/>
             </wp:cNvGraphicFramePr>
@@ -3911,13 +4262,13 @@
               <a:graphicData uri="http://schemas.openxmlformats.org/drawingml/2006/picture">
                 <pic:pic xmlns:pic="http://schemas.openxmlformats.org/drawingml/2006/picture">
                   <pic:nvPicPr>
-                    <pic:cNvPr id="13" name="Picture 13"/>
+                    <pic:cNvPr id="49" name="Picture 13"/>
                     <pic:cNvPicPr>
                       <a:picLocks noGrp="0" noSelect="0" noChangeAspect="1" noMove="0"/>
                     </pic:cNvPicPr>
                   </pic:nvPicPr>
                   <pic:blipFill>
-                    <a:blip r:embed="rId37"/>
+                    <a:blip r:embed="rId67"/>
                     <a:srcRect/>
                     <a:stretch>
                       <a:fillRect/>
@@ -3944,77 +4295,80 @@
         <w:pStyle w:val="Caption"/>
         <w:ind w:right="0"/>
         <w:jc w:val="center"/>
-        <w:rPr/>
-      </w:pPr>
-      <w:r>
-        <w:rPr>
-          <w:sz w:val="24"/>
-          <w:szCs w:val="24"/>
+        <w:rPr>
+          <w:sz w:val="28"/>
+          <w:szCs w:val="28"/>
+        </w:rPr>
+      </w:pPr>
+      <w:r>
+        <w:rPr>
+          <w:sz w:val="28"/>
+          <w:szCs w:val="28"/>
         </w:rPr>
         <w:t xml:space="preserve">Рисунок </w:t>
       </w:r>
       <w:r>
         <w:rPr>
-          <w:sz w:val="24"/>
-          <w:szCs w:val="24"/>
+          <w:sz w:val="28"/>
+          <w:szCs w:val="28"/>
         </w:rPr>
         <w:fldChar w:fldCharType="begin"/>
       </w:r>
       <w:r>
         <w:rPr>
-          <w:sz w:val="24"/>
-          <w:szCs w:val="24"/>
+          <w:sz w:val="28"/>
+          <w:szCs w:val="28"/>
         </w:rPr>
         <w:instrText xml:space="preserve">SEQ Рисунок \* Arabic</w:instrText>
       </w:r>
       <w:r>
         <w:rPr>
-          <w:sz w:val="24"/>
-          <w:szCs w:val="24"/>
+          <w:sz w:val="28"/>
+          <w:szCs w:val="28"/>
         </w:rPr>
         <w:fldChar w:fldCharType="separate"/>
       </w:r>
       <w:r>
         <w:rPr>
-          <w:sz w:val="24"/>
-          <w:szCs w:val="24"/>
+          <w:sz w:val="28"/>
+          <w:szCs w:val="28"/>
         </w:rPr>
         <w:t>10</w:t>
       </w:r>
       <w:r>
         <w:rPr>
-          <w:sz w:val="24"/>
-          <w:szCs w:val="24"/>
+          <w:sz w:val="28"/>
+          <w:szCs w:val="28"/>
         </w:rPr>
         <w:fldChar w:fldCharType="end"/>
       </w:r>
       <w:r>
         <w:rPr>
-          <w:sz w:val="24"/>
-          <w:szCs w:val="24"/>
+          <w:sz w:val="28"/>
+          <w:szCs w:val="28"/>
         </w:rPr>
         <w:t xml:space="preserve"> </w:t>
       </w:r>
       <w:r>
         <w:rPr>
-          <w:sz w:val="24"/>
-          <w:szCs w:val="24"/>
+          <w:sz w:val="28"/>
+          <w:szCs w:val="28"/>
           <w:lang w:val="ru-RU"/>
         </w:rPr>
         <w:t xml:space="preserve">- код </w:t>
       </w:r>
       <w:r>
         <w:rPr>
-          <w:sz w:val="24"/>
-          <w:szCs w:val="24"/>
+          <w:sz w:val="28"/>
+          <w:szCs w:val="28"/>
           <w:lang w:val="en-US"/>
         </w:rPr>
         <w:t xml:space="preserve">app.jsx </w:t>
       </w:r>
       <w:r>
         <w:rPr>
-          <w:sz w:val="24"/>
-          <w:szCs w:val="24"/>
+          <w:sz w:val="28"/>
+          <w:szCs w:val="28"/>
           <w:lang w:val="ru-RU"/>
         </w:rPr>
         <w:t>часть 3</w:t>
@@ -4025,15 +4379,21 @@
         <w:pStyle w:val="Normal"/>
         <w:ind w:right="0"/>
         <w:jc w:val="center"/>
-        <w:rPr/>
-      </w:pPr>
-      <w:r>
-        <w:rPr/>
+        <w:rPr>
+          <w:sz w:val="28"/>
+          <w:szCs w:val="28"/>
+        </w:rPr>
+      </w:pPr>
+      <w:r>
+        <w:rPr>
+          <w:sz w:val="28"/>
+          <w:szCs w:val="28"/>
+        </w:rPr>
         <w:drawing xmlns:mc="http://schemas.openxmlformats.org/markup-compatibility/2006">
-          <wp:inline distT="0" distB="0" distL="0" distR="0">
+          <wp:inline distT="0" distB="0" distL="118872" distR="118872">
             <wp:extent cx="5940425" cy="4349115"/>
             <wp:effectExtent l="0" t="0" r="0" b="0"/>
-            <wp:docPr id="26" name="Picture 14"/>
+            <wp:docPr id="62" name="Picture 14"/>
             <wp:cNvGraphicFramePr>
               <a:graphicFrameLocks xmlns:a="http://schemas.openxmlformats.org/drawingml/2006/main" noChangeAspect="1"/>
             </wp:cNvGraphicFramePr>
@@ -4041,13 +4401,13 @@
               <a:graphicData uri="http://schemas.openxmlformats.org/drawingml/2006/picture">
                 <pic:pic xmlns:pic="http://schemas.openxmlformats.org/drawingml/2006/picture">
                   <pic:nvPicPr>
-                    <pic:cNvPr id="14" name="Picture 14"/>
+                    <pic:cNvPr id="50" name="Picture 14"/>
                     <pic:cNvPicPr>
                       <a:picLocks noGrp="0" noSelect="0" noChangeAspect="1" noMove="0"/>
                     </pic:cNvPicPr>
                   </pic:nvPicPr>
                   <pic:blipFill>
-                    <a:blip r:embed="rId38"/>
+                    <a:blip r:embed="rId68"/>
                     <a:srcRect/>
                     <a:stretch>
                       <a:fillRect/>
@@ -4075,63 +4435,63 @@
         <w:ind w:right="0"/>
         <w:jc w:val="center"/>
         <w:rPr>
-          <w:sz w:val="24"/>
-          <w:szCs w:val="24"/>
-        </w:rPr>
-      </w:pPr>
-      <w:r>
-        <w:rPr>
-          <w:sz w:val="24"/>
-          <w:szCs w:val="24"/>
+          <w:sz w:val="28"/>
+          <w:szCs w:val="28"/>
+        </w:rPr>
+      </w:pPr>
+      <w:r>
+        <w:rPr>
+          <w:sz w:val="28"/>
+          <w:szCs w:val="28"/>
         </w:rPr>
         <w:t xml:space="preserve">Рисунок </w:t>
       </w:r>
       <w:r>
         <w:rPr>
-          <w:sz w:val="24"/>
-          <w:szCs w:val="24"/>
+          <w:sz w:val="28"/>
+          <w:szCs w:val="28"/>
         </w:rPr>
         <w:fldChar w:fldCharType="begin"/>
       </w:r>
       <w:r>
         <w:rPr>
-          <w:sz w:val="24"/>
-          <w:szCs w:val="24"/>
+          <w:sz w:val="28"/>
+          <w:szCs w:val="28"/>
         </w:rPr>
         <w:instrText xml:space="preserve">SEQ Рисунок \* Arabic</w:instrText>
       </w:r>
       <w:r>
         <w:rPr>
-          <w:sz w:val="24"/>
-          <w:szCs w:val="24"/>
+          <w:sz w:val="28"/>
+          <w:szCs w:val="28"/>
         </w:rPr>
         <w:fldChar w:fldCharType="separate"/>
       </w:r>
       <w:r>
         <w:rPr>
-          <w:sz w:val="24"/>
-          <w:szCs w:val="24"/>
+          <w:sz w:val="28"/>
+          <w:szCs w:val="28"/>
         </w:rPr>
         <w:t>11</w:t>
       </w:r>
       <w:r>
         <w:rPr>
-          <w:sz w:val="24"/>
-          <w:szCs w:val="24"/>
+          <w:sz w:val="28"/>
+          <w:szCs w:val="28"/>
         </w:rPr>
         <w:fldChar w:fldCharType="end"/>
       </w:r>
       <w:r>
         <w:rPr>
-          <w:sz w:val="24"/>
-          <w:szCs w:val="24"/>
+          <w:sz w:val="28"/>
+          <w:szCs w:val="28"/>
         </w:rPr>
         <w:t xml:space="preserve"> </w:t>
       </w:r>
       <w:r>
         <w:rPr>
-          <w:sz w:val="24"/>
-          <w:szCs w:val="24"/>
+          <w:sz w:val="28"/>
+          <w:szCs w:val="28"/>
           <w:lang w:val="ru-RU"/>
         </w:rPr>
         <w:t xml:space="preserve">- веб-интерфейс </w:t>
@@ -4142,16 +4502,137 @@
         <w:pStyle w:val="Normal"/>
         <w:ind w:right="0"/>
         <w:jc w:val="center"/>
-        <w:rPr/>
-      </w:pPr>
-    </w:p>
-    <w:p>
-      <w:pPr>
-        <w:numPr>
-          <w:ilvl w:val="0"/>
-          <w:numId w:val="1"/>
-        </w:numPr>
+        <w:rPr>
+          <w:sz w:val="28"/>
+          <w:szCs w:val="28"/>
+        </w:rPr>
+      </w:pPr>
+    </w:p>
+    <w:p>
+      <w:pPr>
+        <w:pStyle w:val="Normal"/>
+        <w:ind w:right="0"/>
+        <w:jc w:val="center"/>
+        <w:rPr>
+          <w:sz w:val="28"/>
+          <w:szCs w:val="28"/>
+        </w:rPr>
+      </w:pPr>
+    </w:p>
+    <w:p>
+      <w:pPr>
+        <w:pStyle w:val="Normal"/>
+        <w:ind w:right="0"/>
+        <w:jc w:val="center"/>
+        <w:rPr>
+          <w:sz w:val="28"/>
+          <w:szCs w:val="28"/>
+        </w:rPr>
+      </w:pPr>
+    </w:p>
+    <w:p>
+      <w:pPr>
+        <w:pStyle w:val="Normal"/>
+        <w:ind w:right="0"/>
+        <w:jc w:val="center"/>
+        <w:rPr>
+          <w:sz w:val="28"/>
+          <w:szCs w:val="28"/>
+        </w:rPr>
+      </w:pPr>
+    </w:p>
+    <w:p>
+      <w:pPr>
+        <w:pStyle w:val="Normal"/>
+        <w:ind w:right="0"/>
+        <w:jc w:val="center"/>
+        <w:rPr>
+          <w:sz w:val="28"/>
+          <w:szCs w:val="28"/>
+        </w:rPr>
+      </w:pPr>
+    </w:p>
+    <w:p>
+      <w:pPr>
+        <w:pStyle w:val="Normal"/>
+        <w:ind w:right="0"/>
+        <w:jc w:val="center"/>
+        <w:rPr>
+          <w:sz w:val="28"/>
+          <w:szCs w:val="28"/>
+        </w:rPr>
+      </w:pPr>
+    </w:p>
+    <w:p>
+      <w:pPr>
+        <w:pStyle w:val="Normal"/>
+        <w:ind w:right="0"/>
+        <w:jc w:val="center"/>
+        <w:rPr>
+          <w:sz w:val="28"/>
+          <w:szCs w:val="28"/>
+        </w:rPr>
+      </w:pPr>
+    </w:p>
+    <w:p>
+      <w:pPr>
+        <w:pStyle w:val="Normal"/>
+        <w:ind w:right="0"/>
+        <w:jc w:val="center"/>
+        <w:rPr>
+          <w:sz w:val="28"/>
+          <w:szCs w:val="28"/>
+        </w:rPr>
+      </w:pPr>
+    </w:p>
+    <w:p>
+      <w:pPr>
+        <w:pStyle w:val="Normal"/>
+        <w:ind w:right="0"/>
+        <w:jc w:val="center"/>
+        <w:rPr>
+          <w:sz w:val="28"/>
+          <w:szCs w:val="28"/>
+        </w:rPr>
+      </w:pPr>
+    </w:p>
+    <w:p>
+      <w:pPr>
+        <w:pStyle w:val="Normal"/>
+        <w:ind w:right="0"/>
+        <w:jc w:val="center"/>
+        <w:rPr>
+          <w:sz w:val="28"/>
+          <w:szCs w:val="28"/>
+        </w:rPr>
+      </w:pPr>
+    </w:p>
+    <w:p>
+      <w:pPr>
+        <w:pStyle w:val="Normal"/>
+        <w:ind w:right="0"/>
+        <w:jc w:val="center"/>
+        <w:rPr>
+          <w:sz w:val="28"/>
+          <w:szCs w:val="28"/>
+        </w:rPr>
+      </w:pPr>
+    </w:p>
+    <w:p>
+      <w:pPr>
+        <w:pStyle w:val="Normal"/>
+        <w:ind w:right="0"/>
+        <w:jc w:val="center"/>
+        <w:rPr>
+          <w:sz w:val="28"/>
+          <w:szCs w:val="28"/>
+        </w:rPr>
+      </w:pPr>
+    </w:p>
+    <w:p>
+      <w:pPr>
         <w:spacing w:after="0"/>
+        <w:ind w:left="0" w:right="0" w:firstLine="0"/>
         <w:jc w:val="center"/>
         <w:rPr>
           <w:b/>
@@ -4192,17 +4673,17 @@
         <w:rPr>
           <w:b w:val="off"/>
           <w:bCs w:val="off"/>
-          <w:sz w:val="24"/>
-          <w:szCs w:val="24"/>
-          <w:lang w:val="ru-RU"/>
-        </w:rPr>
-      </w:pPr>
-      <w:r>
-        <w:rPr>
-          <w:b w:val="off"/>
-          <w:bCs w:val="off"/>
-          <w:sz w:val="24"/>
-          <w:szCs w:val="24"/>
+          <w:sz w:val="28"/>
+          <w:szCs w:val="28"/>
+          <w:lang w:val="ru-RU"/>
+        </w:rPr>
+      </w:pPr>
+      <w:r>
+        <w:rPr>
+          <w:b w:val="off"/>
+          <w:bCs w:val="off"/>
+          <w:sz w:val="28"/>
+          <w:szCs w:val="28"/>
           <w:lang w:val="ru-RU"/>
         </w:rPr>
         <w:t xml:space="preserve">В ходе выполнения курсовой работы была успешно рассмотрена и решена проблема автоматизации ведения реестров граждан и контроля за исполнением государственных услуг в рамках ведомственной подсистемы «Госуслуги». В качестве архитектурного решения была спроектирована и реализована отказоустойчивая трехзвенная клиент-серверная система.  </w:t>
@@ -4216,17 +4697,17 @@
         <w:rPr>
           <w:b w:val="off"/>
           <w:bCs w:val="off"/>
-          <w:sz w:val="24"/>
-          <w:szCs w:val="24"/>
-          <w:lang w:val="ru-RU"/>
-        </w:rPr>
-      </w:pPr>
-      <w:r>
-        <w:rPr>
-          <w:b w:val="off"/>
-          <w:bCs w:val="off"/>
-          <w:sz w:val="24"/>
-          <w:szCs w:val="24"/>
+          <w:sz w:val="28"/>
+          <w:szCs w:val="28"/>
+          <w:lang w:val="ru-RU"/>
+        </w:rPr>
+      </w:pPr>
+      <w:r>
+        <w:rPr>
+          <w:b w:val="off"/>
+          <w:bCs w:val="off"/>
+          <w:sz w:val="28"/>
+          <w:szCs w:val="28"/>
           <w:lang w:val="ru-RU"/>
         </w:rPr>
         <w:t xml:space="preserve">В процессе разработки использовался стек современных программных инструментов : СУБД MS SQL Server для хранения данных, фреймворк NestJS (Node.js) вместе с ORM-системой TypeORM для построения серверного API, а также библиотека React в связке со сборщиком Vite и HTTP-клиентом Axios для проектирования динамического веб-интерфейса оператора.  </w:t>
@@ -4240,16 +4721,16 @@
         <w:rPr>
           <w:b w:val="off"/>
           <w:bCs w:val="off"/>
-          <w:sz w:val="24"/>
-          <w:szCs w:val="24"/>
-        </w:rPr>
-      </w:pPr>
-      <w:r>
-        <w:rPr>
-          <w:b w:val="off"/>
-          <w:bCs w:val="off"/>
-          <w:sz w:val="24"/>
-          <w:szCs w:val="24"/>
+          <w:sz w:val="28"/>
+          <w:szCs w:val="28"/>
+        </w:rPr>
+      </w:pPr>
+      <w:r>
+        <w:rPr>
+          <w:b w:val="off"/>
+          <w:bCs w:val="off"/>
+          <w:sz w:val="28"/>
+          <w:szCs w:val="28"/>
           <w:lang w:val="ru-RU"/>
         </w:rPr>
         <w:t>В результате работы было создано приложение, успешно реализующее CRUD-операции над сущностями СУБД. Перенос логики связывания ключей на клиентскую часть позволил минимизировать нагрузку на базу данных , а вынос бизнес-критичных проверок в хранимые процедуры и триггеры гарантировал высокую целостность и безопасность данных на стороне SQL-сервера.</w:t>
@@ -4296,11 +4777,8 @@
     </w:p>
     <w:p>
       <w:pPr>
-        <w:numPr>
-          <w:ilvl w:val="0"/>
-          <w:numId w:val="1"/>
-        </w:numPr>
         <w:spacing w:after="0"/>
+        <w:ind w:left="0" w:right="0" w:firstLine="0"/>
         <w:jc w:val="center"/>
         <w:rPr>
           <w:b/>
@@ -4326,16 +4804,16 @@
         <w:ind w:right="0"/>
         <w:jc w:val="both"/>
         <w:rPr>
-          <w:sz w:val="24"/>
-          <w:szCs w:val="24"/>
-        </w:rPr>
-      </w:pPr>
-      <w:r>
-        <w:rPr>
-          <w:b w:val="off"/>
-          <w:bCs w:val="off"/>
-          <w:sz w:val="24"/>
-          <w:szCs w:val="24"/>
+          <w:sz w:val="28"/>
+          <w:szCs w:val="28"/>
+        </w:rPr>
+      </w:pPr>
+      <w:r>
+        <w:rPr>
+          <w:b w:val="off"/>
+          <w:bCs w:val="off"/>
+          <w:sz w:val="28"/>
+          <w:szCs w:val="28"/>
           <w:lang w:val="ru-RU"/>
         </w:rPr>
         <w:t xml:space="preserve">   </w:t>
@@ -4348,24 +4826,48 @@
           <w:numId w:val="21"/>
         </w:numPr>
         <w:spacing w:after="0"/>
-        <w:jc w:val="both"/>
-        <w:rPr>
-          <w:sz w:val="24"/>
-          <w:szCs w:val="24"/>
-        </w:rPr>
-      </w:pPr>
-      <w:r>
-        <w:rPr>
-          <w:sz w:val="24"/>
-          <w:szCs w:val="24"/>
-          <w:lang w:val="ru-RU"/>
-        </w:rPr>
-        <w:t xml:space="preserve">Репозиторий проекта - </w:t>
-      </w:r>
-      <w:r>
-        <w:rPr>
-          <w:sz w:val="24"/>
-          <w:szCs w:val="24"/>
+        <w:jc w:val="left"/>
+        <w:rPr>
+          <w:sz w:val="28"/>
+          <w:szCs w:val="28"/>
+        </w:rPr>
+      </w:pPr>
+      <w:r>
+        <w:rPr>
+          <w:sz w:val="28"/>
+          <w:szCs w:val="28"/>
+          <w:lang w:val="ru-RU"/>
+        </w:rPr>
+        <w:t xml:space="preserve">Репозиторий проекта </w:t>
+      </w:r>
+      <w:r>
+        <w:rPr>
+          <w:sz w:val="28"/>
+          <w:szCs w:val="28"/>
+          <w:lang w:val="en-US"/>
+        </w:rPr>
+        <w:t xml:space="preserve">Gosuslugi. </w:t>
+      </w:r>
+      <w:r>
+        <w:rPr>
+          <w:sz w:val="28"/>
+          <w:szCs w:val="28"/>
+          <w:lang w:val="en-US"/>
+        </w:rPr>
+        <w:t>URL:</w:t>
+      </w:r>
+      <w:r>
+        <w:rPr>
+          <w:sz w:val="28"/>
+          <w:szCs w:val="28"/>
+          <w:lang w:val="ru-RU"/>
+        </w:rPr>
+        <w:t xml:space="preserve"> </w:t>
+      </w:r>
+      <w:r>
+        <w:rPr>
+          <w:sz w:val="28"/>
+          <w:szCs w:val="28"/>
           <w:lang w:val="en-US"/>
         </w:rPr>
         <w:t>https://github.com/Ann-nid/Gosuslugi.git</w:t>
@@ -4380,18 +4882,34 @@
         <w:spacing w:after="0"/>
         <w:jc w:val="both"/>
         <w:rPr>
-          <w:sz w:val="24"/>
-          <w:szCs w:val="24"/>
-          <w:lang w:val="ru-RU"/>
-        </w:rPr>
-      </w:pPr>
-      <w:r>
-        <w:rPr>
-          <w:sz w:val="24"/>
-          <w:szCs w:val="24"/>
-          <w:lang w:val="ru-RU"/>
-        </w:rPr>
-        <w:t>Фреймворк NestJS - https://docs.nestjs.com/</w:t>
+          <w:sz w:val="28"/>
+          <w:szCs w:val="28"/>
+          <w:lang w:val="ru-RU"/>
+        </w:rPr>
+      </w:pPr>
+      <w:r>
+        <w:rPr>
+          <w:sz w:val="28"/>
+          <w:szCs w:val="28"/>
+          <w:lang w:val="ru-RU"/>
+        </w:rPr>
+        <w:t xml:space="preserve">NestJS </w:t>
+      </w:r>
+      <w:r>
+        <w:rPr>
+          <w:sz w:val="28"/>
+          <w:szCs w:val="28"/>
+          <w:lang w:val="en-US"/>
+        </w:rPr>
+        <w:t>Documentation. URL:</w:t>
+      </w:r>
+      <w:r>
+        <w:rPr>
+          <w:sz w:val="28"/>
+          <w:szCs w:val="28"/>
+          <w:lang w:val="ru-RU"/>
+        </w:rPr>
+        <w:t xml:space="preserve"> https://docs.nestjs.com/</w:t>
       </w:r>
     </w:p>
     <w:p>
@@ -4403,23 +4921,39 @@
         <w:spacing w:after="0"/>
         <w:jc w:val="both"/>
         <w:rPr>
-          <w:sz w:val="24"/>
-          <w:szCs w:val="24"/>
-          <w:lang w:val="ru-RU"/>
-        </w:rPr>
-      </w:pPr>
-      <w:r>
-        <w:rPr>
-          <w:sz w:val="24"/>
-          <w:szCs w:val="24"/>
-          <w:lang w:val="ru-RU"/>
-        </w:rPr>
-        <w:t xml:space="preserve">Библиотека React - </w:t>
-      </w:r>
-      <w:r>
-        <w:rPr>
-          <w:sz w:val="24"/>
-          <w:szCs w:val="24"/>
+          <w:sz w:val="28"/>
+          <w:szCs w:val="28"/>
+          <w:lang w:val="ru-RU"/>
+        </w:rPr>
+      </w:pPr>
+      <w:r>
+        <w:rPr>
+          <w:sz w:val="28"/>
+          <w:szCs w:val="28"/>
+          <w:lang w:val="ru-RU"/>
+        </w:rPr>
+        <w:t xml:space="preserve">React </w:t>
+      </w:r>
+      <w:r>
+        <w:rPr>
+          <w:sz w:val="28"/>
+          <w:szCs w:val="28"/>
+          <w:lang w:val="en-US"/>
+        </w:rPr>
+        <w:t>Documentation. URL:</w:t>
+      </w:r>
+      <w:r>
+        <w:rPr>
+          <w:sz w:val="28"/>
+          <w:szCs w:val="28"/>
+          <w:lang w:val="ru-RU"/>
+        </w:rPr>
+        <w:t xml:space="preserve"> </w:t>
+      </w:r>
+      <w:r>
+        <w:rPr>
+          <w:sz w:val="28"/>
+          <w:szCs w:val="28"/>
           <w:lang w:val="ru-RU"/>
         </w:rPr>
         <w:t xml:space="preserve">https://react.dev </w:t>
@@ -4434,23 +4968,39 @@
         <w:spacing w:after="0"/>
         <w:jc w:val="both"/>
         <w:rPr>
-          <w:sz w:val="24"/>
-          <w:szCs w:val="24"/>
-          <w:lang w:val="ru-RU"/>
-        </w:rPr>
-      </w:pPr>
-      <w:r>
-        <w:rPr>
-          <w:sz w:val="24"/>
-          <w:szCs w:val="24"/>
-          <w:lang w:val="ru-RU"/>
-        </w:rPr>
-        <w:t xml:space="preserve">Документация TypeORM - </w:t>
-      </w:r>
-      <w:r>
-        <w:rPr>
-          <w:sz w:val="24"/>
-          <w:szCs w:val="24"/>
+          <w:sz w:val="28"/>
+          <w:szCs w:val="28"/>
+          <w:lang w:val="ru-RU"/>
+        </w:rPr>
+      </w:pPr>
+      <w:r>
+        <w:rPr>
+          <w:sz w:val="28"/>
+          <w:szCs w:val="28"/>
+          <w:lang w:val="ru-RU"/>
+        </w:rPr>
+        <w:t xml:space="preserve">TypeORM </w:t>
+      </w:r>
+      <w:r>
+        <w:rPr>
+          <w:sz w:val="28"/>
+          <w:szCs w:val="28"/>
+          <w:lang w:val="en-US"/>
+        </w:rPr>
+        <w:t>Docs. URL:</w:t>
+      </w:r>
+      <w:r>
+        <w:rPr>
+          <w:sz w:val="28"/>
+          <w:szCs w:val="28"/>
+          <w:lang w:val="ru-RU"/>
+        </w:rPr>
+        <w:t xml:space="preserve"> </w:t>
+      </w:r>
+      <w:r>
+        <w:rPr>
+          <w:sz w:val="28"/>
+          <w:szCs w:val="28"/>
           <w:lang w:val="ru-RU"/>
         </w:rPr>
         <w:t xml:space="preserve">https://typeorm.io </w:t>
@@ -4463,25 +5013,41 @@
           <w:numId w:val="21"/>
         </w:numPr>
         <w:spacing w:after="0"/>
-        <w:jc w:val="both"/>
-        <w:rPr>
-          <w:sz w:val="24"/>
-          <w:szCs w:val="24"/>
-          <w:lang w:val="ru-RU"/>
-        </w:rPr>
-      </w:pPr>
-      <w:r>
-        <w:rPr>
-          <w:sz w:val="24"/>
-          <w:szCs w:val="24"/>
-          <w:lang w:val="ru-RU"/>
-        </w:rPr>
-        <w:t xml:space="preserve">Microsoft SQL Server Documentation - </w:t>
-      </w:r>
-      <w:r>
-        <w:rPr>
-          <w:sz w:val="24"/>
-          <w:szCs w:val="24"/>
+        <w:jc w:val="left"/>
+        <w:rPr>
+          <w:sz w:val="28"/>
+          <w:szCs w:val="28"/>
+          <w:lang w:val="ru-RU"/>
+        </w:rPr>
+      </w:pPr>
+      <w:r>
+        <w:rPr>
+          <w:sz w:val="28"/>
+          <w:szCs w:val="28"/>
+          <w:lang w:val="ru-RU"/>
+        </w:rPr>
+        <w:t xml:space="preserve">Microsoft SQL Server Documentation. </w:t>
+      </w:r>
+      <w:r>
+        <w:rPr>
+          <w:sz w:val="28"/>
+          <w:szCs w:val="28"/>
+          <w:lang w:val="en-US"/>
+        </w:rPr>
+        <w:t>URL:</w:t>
+      </w:r>
+      <w:r>
+        <w:rPr>
+          <w:sz w:val="28"/>
+          <w:szCs w:val="28"/>
+          <w:lang w:val="ru-RU"/>
+        </w:rPr>
+        <w:t xml:space="preserve"> </w:t>
+      </w:r>
+      <w:r>
+        <w:rPr>
+          <w:sz w:val="28"/>
+          <w:szCs w:val="28"/>
           <w:lang w:val="ru-RU"/>
         </w:rPr>
         <w:t xml:space="preserve">https://learn.microsoft.com/en-us/sql/sql-server/ </w:t>
@@ -4492,21 +5058,27 @@
         <w:ind w:left="0" w:right="0" w:firstLine="0"/>
         <w:jc w:val="both"/>
         <w:rPr>
-          <w:sz w:val="24"/>
-          <w:szCs w:val="24"/>
+          <w:sz w:val="28"/>
+          <w:szCs w:val="28"/>
         </w:rPr>
       </w:pPr>
     </w:p>
     <w:sectPr>
-      <w:headerReference w:type="default" r:id="rId39"/>
-      <w:headerReference w:type="first" r:id="rId40"/>
-      <w:footerReference w:type="default" r:id="rId41"/>
-      <w:footerReference w:type="first" r:id="rId42"/>
+      <w:headerReference w:type="default" r:id="rId69"/>
+      <w:headerReference w:type="first" r:id="rId70"/>
+      <w:footerReference w:type="default" r:id="rId71"/>
+      <w:footerReference w:type="first" r:id="rId72"/>
       <w:footnotePr/>
       <w:type w:val="nextPage"/>
       <w:pgSz w:w="11906" w:h="16838" w:orient="portrait"/>
       <w:pgMar w:top="1134" w:right="850" w:bottom="1440" w:left="1701" w:header="708" w:footer="708" w:gutter="0"/>
       <w:paperSrc w:first="1" w:other="1"/>
+      <w:pgBorders w:display="firstPage" w:offsetFrom="page" w:zOrder="front">
+        <w:top w:val="single" w:color="000000" w:themeColor="dk1" w:sz="2" w:space="24"/>
+        <w:left w:val="single" w:color="000000" w:themeColor="dk1" w:sz="2" w:space="24"/>
+        <w:right w:val="single" w:color="000000" w:themeColor="dk1" w:sz="2" w:space="24"/>
+        <w:bottom w:val="single" w:color="000000" w:themeColor="dk1" w:sz="2" w:space="24"/>
+      </w:pgBorders>
       <w:pgNumType w:fmt="decimal"/>
       <w:cols w:equalWidth="1" w:space="720" w:num="1" w:sep="0"/>
       <w:titlePg/>
@@ -4520,7 +5092,7 @@
   <w:p>
     <w:pPr>
       <w:spacing w:after="0" w:line="240" w:lineRule="auto"/>
-      <w:jc w:val="right"/>
+      <w:jc w:val="center"/>
       <w:rPr/>
     </w:pPr>
     <w:r>
@@ -4582,14 +5154,6 @@
         <w:szCs w:val="22"/>
       </w:rPr>
     </w:pPr>
-    <w:r>
-      <w:rPr>
-        <w:sz w:val="22"/>
-        <w:szCs w:val="22"/>
-        <w:lang w:val="ru-RU"/>
-      </w:rPr>
-      <w:t>Недопекина А.С. - Разработка программного клиент-серверного приложения</w:t>
-    </w:r>
   </w:p>
 </w:hdr>
 </file>
